--- a/skills/dazzler-frontend/assets/templates/docx/school.docx
+++ b/skills/dazzler-frontend/assets/templates/docx/school.docx
@@ -9,7 +9,7 @@
           <w:color w:val="285576"/>
           <w:sz w:val="18"/>
         </w:rPr>
-        <w:t>LEARNING JOURNAL</w:t>
+        <w:t>STUDENT RESEARCH REPORT  /  1</w:t>
       </w:r>
     </w:p>
     <w:p>
@@ -17,7 +17,7 @@
         <w:pStyle w:val="Title"/>
       </w:pPr>
       <w:r>
-        <w:t>Student project report</w:t>
+        <w:t>How light affects seedling growth</w:t>
       </w:r>
     </w:p>
     <w:p>
@@ -25,12 +25,13 @@
         <w:pStyle w:val="Subtitle"/>
       </w:pPr>
       <w:r>
-        <w:t>A structured place for questions and discoveries</w:t>
+        <w:t>Science investigation • Year 8</w:t>
       </w:r>
     </w:p>
     <w:p>
+      <w:pPr/>
       <w:r>
-        <w:t>[Add your name, course, teacher, date, and the question your project explores.]</w:t>
+        <w:t>Student: [Name]    Class: [Class]    Teacher: [Name]    Date: [Date]</w:t>
       </w:r>
     </w:p>
     <w:p>
@@ -38,12 +39,13 @@
         <w:pStyle w:val="Heading1"/>
       </w:pPr>
       <w:r>
-        <w:t>Research question</w:t>
+        <w:t>Question and prediction</w:t>
       </w:r>
     </w:p>
     <w:p>
+      <w:pPr/>
       <w:r>
-        <w:t>[Explain what you want to find out and why you chose it.]</w:t>
+        <w:t>How does daily light exposure affect bean seedling height over two weeks? I predict that the group receiving more light will show healthier leaf growth. Height alone may not capture plant health.</w:t>
       </w:r>
     </w:p>
     <w:p>
@@ -51,25 +53,7 @@
         <w:pStyle w:val="Heading1"/>
       </w:pPr>
       <w:r>
-        <w:t>Method and findings</w:t>
-      </w:r>
-    </w:p>
-    <w:p>
-      <w:r>
-        <w:t>[Describe what you did, what you observed, and what the evidence shows.]</w:t>
-      </w:r>
-    </w:p>
-    <w:p>
-      <w:pPr>
-        <w:pStyle w:val="Heading1"/>
-      </w:pPr>
-      <w:r>
-        <w:t>Reflection and sources</w:t>
-      </w:r>
-    </w:p>
-    <w:p>
-      <w:r>
-        <w:t>[Explain what you learned, what you would change, and cite your sources.]</w:t>
+        <w:t>Variables</w:t>
       </w:r>
     </w:p>
     <w:tbl>
@@ -79,22 +63,23 @@
         <w:tblLook w:firstColumn="1" w:firstRow="1" w:lastColumn="0" w:lastRow="0" w:noHBand="0" w:noVBand="1" w:val="04A0"/>
       </w:tblPr>
       <w:tblGrid>
-        <w:gridCol w:w="4968"/>
-        <w:gridCol w:w="4968"/>
+        <w:gridCol w:w="2440"/>
+        <w:gridCol w:w="7726"/>
       </w:tblGrid>
       <w:tr>
         <w:trPr>
+          <w:cantSplit/>
           <w:tblHeader/>
         </w:trPr>
         <w:tc>
           <w:tcPr>
-            <w:tcW w:type="dxa" w:w="4968"/>
+            <w:tcW w:type="dxa" w:w="2440"/>
             <w:shd w:fill="EAF3FA"/>
             <w:tcMar>
-              <w:top w:w="110" w:type="dxa"/>
-              <w:left w:w="110" w:type="dxa"/>
-              <w:bottom w:w="110" w:type="dxa"/>
-              <w:right w:w="110" w:type="dxa"/>
+              <w:top w:w="80" w:type="dxa"/>
+              <w:left w:w="80" w:type="dxa"/>
+              <w:bottom w:w="80" w:type="dxa"/>
+              <w:right w:w="80" w:type="dxa"/>
             </w:tcMar>
           </w:tcPr>
           <w:p>
@@ -104,21 +89,21 @@
             <w:r>
               <w:rPr>
                 <w:b/>
-                <w:sz w:val="19"/>
+                <w:sz w:val="18"/>
               </w:rPr>
-              <w:t>Source</w:t>
+              <w:t>Type</w:t>
             </w:r>
           </w:p>
         </w:tc>
         <w:tc>
           <w:tcPr>
-            <w:tcW w:type="dxa" w:w="4968"/>
+            <w:tcW w:type="dxa" w:w="7726"/>
             <w:shd w:fill="EAF3FA"/>
             <w:tcMar>
-              <w:top w:w="110" w:type="dxa"/>
-              <w:left w:w="110" w:type="dxa"/>
-              <w:bottom w:w="110" w:type="dxa"/>
-              <w:right w:w="110" w:type="dxa"/>
+              <w:top w:w="80" w:type="dxa"/>
+              <w:left w:w="80" w:type="dxa"/>
+              <w:bottom w:w="80" w:type="dxa"/>
+              <w:right w:w="80" w:type="dxa"/>
             </w:tcMar>
           </w:tcPr>
           <w:p>
@@ -128,23 +113,26 @@
             <w:r>
               <w:rPr>
                 <w:b/>
-                <w:sz w:val="19"/>
+                <w:sz w:val="18"/>
               </w:rPr>
-              <w:t>Key information</w:t>
+              <w:t>What is measured or controlled</w:t>
             </w:r>
           </w:p>
         </w:tc>
       </w:tr>
       <w:tr>
+        <w:trPr>
+          <w:cantSplit/>
+        </w:trPr>
         <w:tc>
           <w:tcPr>
-            <w:tcW w:type="dxa" w:w="4968"/>
+            <w:tcW w:type="dxa" w:w="2440"/>
             <w:shd w:fill="FFFFFF"/>
             <w:tcMar>
-              <w:top w:w="110" w:type="dxa"/>
-              <w:left w:w="110" w:type="dxa"/>
-              <w:bottom w:w="110" w:type="dxa"/>
-              <w:right w:w="110" w:type="dxa"/>
+              <w:top w:w="80" w:type="dxa"/>
+              <w:left w:w="80" w:type="dxa"/>
+              <w:bottom w:w="80" w:type="dxa"/>
+              <w:right w:w="80" w:type="dxa"/>
             </w:tcMar>
           </w:tcPr>
           <w:p>
@@ -154,21 +142,21 @@
             <w:r>
               <w:rPr>
                 <w:b w:val="0"/>
-                <w:sz w:val="19"/>
+                <w:sz w:val="18"/>
               </w:rPr>
-              <w:t>[Author and title]</w:t>
+              <w:t>Independent</w:t>
             </w:r>
           </w:p>
         </w:tc>
         <w:tc>
           <w:tcPr>
-            <w:tcW w:type="dxa" w:w="4968"/>
+            <w:tcW w:type="dxa" w:w="7726"/>
             <w:shd w:fill="FFFFFF"/>
             <w:tcMar>
-              <w:top w:w="110" w:type="dxa"/>
-              <w:left w:w="110" w:type="dxa"/>
-              <w:bottom w:w="110" w:type="dxa"/>
-              <w:right w:w="110" w:type="dxa"/>
+              <w:top w:w="80" w:type="dxa"/>
+              <w:left w:w="80" w:type="dxa"/>
+              <w:bottom w:w="80" w:type="dxa"/>
+              <w:right w:w="80" w:type="dxa"/>
             </w:tcMar>
           </w:tcPr>
           <w:p>
@@ -178,23 +166,26 @@
             <w:r>
               <w:rPr>
                 <w:b w:val="0"/>
-                <w:sz w:val="19"/>
+                <w:sz w:val="18"/>
               </w:rPr>
-              <w:t>[Note or quotation with citation]</w:t>
+              <w:t>Daily light exposure: 4 hours or 8 hours</w:t>
             </w:r>
           </w:p>
         </w:tc>
       </w:tr>
       <w:tr>
+        <w:trPr>
+          <w:cantSplit/>
+        </w:trPr>
         <w:tc>
           <w:tcPr>
-            <w:tcW w:type="dxa" w:w="4968"/>
+            <w:tcW w:type="dxa" w:w="2440"/>
             <w:shd w:fill="EAF3FA"/>
             <w:tcMar>
-              <w:top w:w="110" w:type="dxa"/>
-              <w:left w:w="110" w:type="dxa"/>
-              <w:bottom w:w="110" w:type="dxa"/>
-              <w:right w:w="110" w:type="dxa"/>
+              <w:top w:w="80" w:type="dxa"/>
+              <w:left w:w="80" w:type="dxa"/>
+              <w:bottom w:w="80" w:type="dxa"/>
+              <w:right w:w="80" w:type="dxa"/>
             </w:tcMar>
           </w:tcPr>
           <w:p>
@@ -204,21 +195,21 @@
             <w:r>
               <w:rPr>
                 <w:b w:val="0"/>
-                <w:sz w:val="19"/>
+                <w:sz w:val="18"/>
               </w:rPr>
-              <w:t>[Author and title]</w:t>
+              <w:t>Dependent</w:t>
             </w:r>
           </w:p>
         </w:tc>
         <w:tc>
           <w:tcPr>
-            <w:tcW w:type="dxa" w:w="4968"/>
+            <w:tcW w:type="dxa" w:w="7726"/>
             <w:shd w:fill="EAF3FA"/>
             <w:tcMar>
-              <w:top w:w="110" w:type="dxa"/>
-              <w:left w:w="110" w:type="dxa"/>
-              <w:bottom w:w="110" w:type="dxa"/>
-              <w:right w:w="110" w:type="dxa"/>
+              <w:top w:w="80" w:type="dxa"/>
+              <w:left w:w="80" w:type="dxa"/>
+              <w:bottom w:w="80" w:type="dxa"/>
+              <w:right w:w="80" w:type="dxa"/>
             </w:tcMar>
           </w:tcPr>
           <w:p>
@@ -228,22 +219,596 @@
             <w:r>
               <w:rPr>
                 <w:b w:val="0"/>
-                <w:sz w:val="19"/>
+                <w:sz w:val="18"/>
               </w:rPr>
-              <w:t>[Note or quotation with citation]</w:t>
+              <w:t>Seedling height in centimeters; leaf appearance</w:t>
+            </w:r>
+          </w:p>
+        </w:tc>
+      </w:tr>
+      <w:tr>
+        <w:trPr>
+          <w:cantSplit/>
+        </w:trPr>
+        <w:tc>
+          <w:tcPr>
+            <w:tcW w:type="dxa" w:w="2440"/>
+            <w:shd w:fill="FFFFFF"/>
+            <w:tcMar>
+              <w:top w:w="80" w:type="dxa"/>
+              <w:left w:w="80" w:type="dxa"/>
+              <w:bottom w:w="80" w:type="dxa"/>
+              <w:right w:w="80" w:type="dxa"/>
+            </w:tcMar>
+          </w:tcPr>
+          <w:p>
+            <w:pPr>
+              <w:spacing w:after="20"/>
+            </w:pPr>
+            <w:r>
+              <w:rPr>
+                <w:b w:val="0"/>
+                <w:sz w:val="18"/>
+              </w:rPr>
+              <w:t>Controlled</w:t>
+            </w:r>
+          </w:p>
+        </w:tc>
+        <w:tc>
+          <w:tcPr>
+            <w:tcW w:type="dxa" w:w="7726"/>
+            <w:shd w:fill="FFFFFF"/>
+            <w:tcMar>
+              <w:top w:w="80" w:type="dxa"/>
+              <w:left w:w="80" w:type="dxa"/>
+              <w:bottom w:w="80" w:type="dxa"/>
+              <w:right w:w="80" w:type="dxa"/>
+            </w:tcMar>
+          </w:tcPr>
+          <w:p>
+            <w:pPr>
+              <w:spacing w:after="20"/>
+            </w:pPr>
+            <w:r>
+              <w:rPr>
+                <w:b w:val="0"/>
+                <w:sz w:val="18"/>
+              </w:rPr>
+              <w:t>Seed type, soil, container, water and measurement time</w:t>
             </w:r>
           </w:p>
         </w:tc>
       </w:tr>
     </w:tbl>
+    <w:p>
+      <w:pPr>
+        <w:spacing w:after="0"/>
+      </w:pPr>
+    </w:p>
+    <w:p>
+      <w:pPr>
+        <w:pStyle w:val="Heading1"/>
+      </w:pPr>
+      <w:r>
+        <w:t>Materials and method</w:t>
+      </w:r>
+    </w:p>
+    <w:p>
+      <w:pPr>
+        <w:pStyle w:val="ListBullet"/>
+      </w:pPr>
+      <w:r>
+        <w:t>Prepare six similar seedlings in identical containers; label three A and three B.</w:t>
+      </w:r>
+    </w:p>
+    <w:p>
+      <w:pPr>
+        <w:pStyle w:val="ListBullet"/>
+      </w:pPr>
+      <w:r>
+        <w:t>Place group A in 4 hours of light and group B in 8 hours. Keep other conditions consistent.</w:t>
+      </w:r>
+    </w:p>
+    <w:p>
+      <w:pPr>
+        <w:pStyle w:val="ListBullet"/>
+      </w:pPr>
+      <w:r>
+        <w:t>Water each container with the same measured amount daily.</w:t>
+      </w:r>
+    </w:p>
+    <w:p>
+      <w:pPr>
+        <w:pStyle w:val="ListBullet"/>
+      </w:pPr>
+      <w:r>
+        <w:t>Measure height from soil level at the same time on days 0, 7 and 14. Record observations.</w:t>
+      </w:r>
+    </w:p>
+    <w:p>
+      <w:pPr>
+        <w:pStyle w:val="Heading1"/>
+      </w:pPr>
+      <w:r>
+        <w:t>Care and safety</w:t>
+      </w:r>
+    </w:p>
+    <w:p>
+      <w:pPr/>
+      <w:r>
+        <w:t>Ask a teacher before using lamps. Keep water away from electrical equipment. Wash hands after handling soil.</w:t>
+      </w:r>
+    </w:p>
+    <w:p>
+      <w:pPr>
+        <w:spacing w:before="160" w:after="200"/>
+        <w:shd w:fill="EAF3FA"/>
+      </w:pPr>
+      <w:r>
+        <w:rPr>
+          <w:b/>
+        </w:rPr>
+        <w:t>RECORD HONESTLY</w:t>
+        <w:br/>
+      </w:r>
+      <w:r>
+        <w:t>The next page contains example data to demonstrate the layout. Replace it with your own measurements; do not present it as an experiment you performed.</w:t>
+      </w:r>
+    </w:p>
+    <w:p>
+      <w:r>
+        <w:br w:type="page"/>
+      </w:r>
+    </w:p>
+    <w:p>
+      <w:r>
+        <w:rPr>
+          <w:b/>
+          <w:color w:val="285576"/>
+          <w:sz w:val="18"/>
+        </w:rPr>
+        <w:t>STUDENT RESEARCH REPORT  /  2</w:t>
+      </w:r>
+    </w:p>
+    <w:p>
+      <w:pPr>
+        <w:pStyle w:val="Title"/>
+      </w:pPr>
+      <w:r>
+        <w:t>Results and reflection</w:t>
+      </w:r>
+    </w:p>
+    <w:tbl>
+      <w:tblPr>
+        <w:tblW w:type="auto" w:w="0"/>
+        <w:tblLayout w:type="fixed"/>
+        <w:tblLook w:firstColumn="1" w:firstRow="1" w:lastColumn="0" w:lastRow="0" w:noHBand="0" w:noVBand="1" w:val="04A0"/>
+      </w:tblPr>
+      <w:tblGrid>
+        <w:gridCol w:w="2541"/>
+        <w:gridCol w:w="2541"/>
+        <w:gridCol w:w="2541"/>
+        <w:gridCol w:w="2541"/>
+      </w:tblGrid>
+      <w:tr>
+        <w:trPr>
+          <w:cantSplit/>
+          <w:tblHeader/>
+        </w:trPr>
+        <w:tc>
+          <w:tcPr>
+            <w:tcW w:type="dxa" w:w="2541"/>
+            <w:shd w:fill="EAF3FA"/>
+            <w:tcMar>
+              <w:top w:w="80" w:type="dxa"/>
+              <w:left w:w="80" w:type="dxa"/>
+              <w:bottom w:w="80" w:type="dxa"/>
+              <w:right w:w="80" w:type="dxa"/>
+            </w:tcMar>
+          </w:tcPr>
+          <w:p>
+            <w:pPr>
+              <w:spacing w:after="20"/>
+            </w:pPr>
+            <w:r>
+              <w:rPr>
+                <w:b/>
+                <w:sz w:val="18"/>
+              </w:rPr>
+              <w:t>Group</w:t>
+            </w:r>
+          </w:p>
+        </w:tc>
+        <w:tc>
+          <w:tcPr>
+            <w:tcW w:type="dxa" w:w="2541"/>
+            <w:shd w:fill="EAF3FA"/>
+            <w:tcMar>
+              <w:top w:w="80" w:type="dxa"/>
+              <w:left w:w="80" w:type="dxa"/>
+              <w:bottom w:w="80" w:type="dxa"/>
+              <w:right w:w="80" w:type="dxa"/>
+            </w:tcMar>
+          </w:tcPr>
+          <w:p>
+            <w:pPr>
+              <w:spacing w:after="20"/>
+            </w:pPr>
+            <w:r>
+              <w:rPr>
+                <w:b/>
+                <w:sz w:val="18"/>
+              </w:rPr>
+              <w:t>Day 0 mean</w:t>
+            </w:r>
+          </w:p>
+        </w:tc>
+        <w:tc>
+          <w:tcPr>
+            <w:tcW w:type="dxa" w:w="2541"/>
+            <w:shd w:fill="EAF3FA"/>
+            <w:tcMar>
+              <w:top w:w="80" w:type="dxa"/>
+              <w:left w:w="80" w:type="dxa"/>
+              <w:bottom w:w="80" w:type="dxa"/>
+              <w:right w:w="80" w:type="dxa"/>
+            </w:tcMar>
+          </w:tcPr>
+          <w:p>
+            <w:pPr>
+              <w:spacing w:after="20"/>
+            </w:pPr>
+            <w:r>
+              <w:rPr>
+                <w:b/>
+                <w:sz w:val="18"/>
+              </w:rPr>
+              <w:t>Day 7 mean</w:t>
+            </w:r>
+          </w:p>
+        </w:tc>
+        <w:tc>
+          <w:tcPr>
+            <w:tcW w:type="dxa" w:w="2541"/>
+            <w:shd w:fill="EAF3FA"/>
+            <w:tcMar>
+              <w:top w:w="80" w:type="dxa"/>
+              <w:left w:w="80" w:type="dxa"/>
+              <w:bottom w:w="80" w:type="dxa"/>
+              <w:right w:w="80" w:type="dxa"/>
+            </w:tcMar>
+          </w:tcPr>
+          <w:p>
+            <w:pPr>
+              <w:spacing w:after="20"/>
+            </w:pPr>
+            <w:r>
+              <w:rPr>
+                <w:b/>
+                <w:sz w:val="18"/>
+              </w:rPr>
+              <w:t>Day 14 mean</w:t>
+            </w:r>
+          </w:p>
+        </w:tc>
+      </w:tr>
+      <w:tr>
+        <w:trPr>
+          <w:cantSplit/>
+        </w:trPr>
+        <w:tc>
+          <w:tcPr>
+            <w:tcW w:type="dxa" w:w="2541"/>
+            <w:shd w:fill="FFFFFF"/>
+            <w:tcMar>
+              <w:top w:w="80" w:type="dxa"/>
+              <w:left w:w="80" w:type="dxa"/>
+              <w:bottom w:w="80" w:type="dxa"/>
+              <w:right w:w="80" w:type="dxa"/>
+            </w:tcMar>
+          </w:tcPr>
+          <w:p>
+            <w:pPr>
+              <w:spacing w:after="20"/>
+            </w:pPr>
+            <w:r>
+              <w:rPr>
+                <w:b w:val="0"/>
+                <w:sz w:val="18"/>
+              </w:rPr>
+              <w:t>A • 4 hours</w:t>
+            </w:r>
+          </w:p>
+        </w:tc>
+        <w:tc>
+          <w:tcPr>
+            <w:tcW w:type="dxa" w:w="2541"/>
+            <w:shd w:fill="FFFFFF"/>
+            <w:tcMar>
+              <w:top w:w="80" w:type="dxa"/>
+              <w:left w:w="80" w:type="dxa"/>
+              <w:bottom w:w="80" w:type="dxa"/>
+              <w:right w:w="80" w:type="dxa"/>
+            </w:tcMar>
+          </w:tcPr>
+          <w:p>
+            <w:pPr>
+              <w:spacing w:after="20"/>
+            </w:pPr>
+            <w:r>
+              <w:rPr>
+                <w:b w:val="0"/>
+                <w:sz w:val="18"/>
+              </w:rPr>
+              <w:t>3.0 cm</w:t>
+            </w:r>
+          </w:p>
+        </w:tc>
+        <w:tc>
+          <w:tcPr>
+            <w:tcW w:type="dxa" w:w="2541"/>
+            <w:shd w:fill="FFFFFF"/>
+            <w:tcMar>
+              <w:top w:w="80" w:type="dxa"/>
+              <w:left w:w="80" w:type="dxa"/>
+              <w:bottom w:w="80" w:type="dxa"/>
+              <w:right w:w="80" w:type="dxa"/>
+            </w:tcMar>
+          </w:tcPr>
+          <w:p>
+            <w:pPr>
+              <w:spacing w:after="20"/>
+            </w:pPr>
+            <w:r>
+              <w:rPr>
+                <w:b w:val="0"/>
+                <w:sz w:val="18"/>
+              </w:rPr>
+              <w:t>5.4 cm</w:t>
+            </w:r>
+          </w:p>
+        </w:tc>
+        <w:tc>
+          <w:tcPr>
+            <w:tcW w:type="dxa" w:w="2541"/>
+            <w:shd w:fill="FFFFFF"/>
+            <w:tcMar>
+              <w:top w:w="80" w:type="dxa"/>
+              <w:left w:w="80" w:type="dxa"/>
+              <w:bottom w:w="80" w:type="dxa"/>
+              <w:right w:w="80" w:type="dxa"/>
+            </w:tcMar>
+          </w:tcPr>
+          <w:p>
+            <w:pPr>
+              <w:spacing w:after="20"/>
+            </w:pPr>
+            <w:r>
+              <w:rPr>
+                <w:b w:val="0"/>
+                <w:sz w:val="18"/>
+              </w:rPr>
+              <w:t>8.1 cm</w:t>
+            </w:r>
+          </w:p>
+        </w:tc>
+      </w:tr>
+      <w:tr>
+        <w:trPr>
+          <w:cantSplit/>
+        </w:trPr>
+        <w:tc>
+          <w:tcPr>
+            <w:tcW w:type="dxa" w:w="2541"/>
+            <w:shd w:fill="EAF3FA"/>
+            <w:tcMar>
+              <w:top w:w="80" w:type="dxa"/>
+              <w:left w:w="80" w:type="dxa"/>
+              <w:bottom w:w="80" w:type="dxa"/>
+              <w:right w:w="80" w:type="dxa"/>
+            </w:tcMar>
+          </w:tcPr>
+          <w:p>
+            <w:pPr>
+              <w:spacing w:after="20"/>
+            </w:pPr>
+            <w:r>
+              <w:rPr>
+                <w:b w:val="0"/>
+                <w:sz w:val="18"/>
+              </w:rPr>
+              <w:t>B • 8 hours</w:t>
+            </w:r>
+          </w:p>
+        </w:tc>
+        <w:tc>
+          <w:tcPr>
+            <w:tcW w:type="dxa" w:w="2541"/>
+            <w:shd w:fill="EAF3FA"/>
+            <w:tcMar>
+              <w:top w:w="80" w:type="dxa"/>
+              <w:left w:w="80" w:type="dxa"/>
+              <w:bottom w:w="80" w:type="dxa"/>
+              <w:right w:w="80" w:type="dxa"/>
+            </w:tcMar>
+          </w:tcPr>
+          <w:p>
+            <w:pPr>
+              <w:spacing w:after="20"/>
+            </w:pPr>
+            <w:r>
+              <w:rPr>
+                <w:b w:val="0"/>
+                <w:sz w:val="18"/>
+              </w:rPr>
+              <w:t>3.1 cm</w:t>
+            </w:r>
+          </w:p>
+        </w:tc>
+        <w:tc>
+          <w:tcPr>
+            <w:tcW w:type="dxa" w:w="2541"/>
+            <w:shd w:fill="EAF3FA"/>
+            <w:tcMar>
+              <w:top w:w="80" w:type="dxa"/>
+              <w:left w:w="80" w:type="dxa"/>
+              <w:bottom w:w="80" w:type="dxa"/>
+              <w:right w:w="80" w:type="dxa"/>
+            </w:tcMar>
+          </w:tcPr>
+          <w:p>
+            <w:pPr>
+              <w:spacing w:after="20"/>
+            </w:pPr>
+            <w:r>
+              <w:rPr>
+                <w:b w:val="0"/>
+                <w:sz w:val="18"/>
+              </w:rPr>
+              <w:t>5.8 cm</w:t>
+            </w:r>
+          </w:p>
+        </w:tc>
+        <w:tc>
+          <w:tcPr>
+            <w:tcW w:type="dxa" w:w="2541"/>
+            <w:shd w:fill="EAF3FA"/>
+            <w:tcMar>
+              <w:top w:w="80" w:type="dxa"/>
+              <w:left w:w="80" w:type="dxa"/>
+              <w:bottom w:w="80" w:type="dxa"/>
+              <w:right w:w="80" w:type="dxa"/>
+            </w:tcMar>
+          </w:tcPr>
+          <w:p>
+            <w:pPr>
+              <w:spacing w:after="20"/>
+            </w:pPr>
+            <w:r>
+              <w:rPr>
+                <w:b w:val="0"/>
+                <w:sz w:val="18"/>
+              </w:rPr>
+              <w:t>9.2 cm</w:t>
+            </w:r>
+          </w:p>
+        </w:tc>
+      </w:tr>
+    </w:tbl>
+    <w:p>
+      <w:pPr>
+        <w:spacing w:after="0"/>
+      </w:pPr>
+    </w:p>
+    <w:p>
+      <w:pPr/>
+      <w:r>
+        <w:t>Illustrative means for three plants per group. Retain individual measurements in your notebook so another reader can check the calculation.</w:t>
+      </w:r>
+    </w:p>
+    <w:p>
+      <w:pPr>
+        <w:pStyle w:val="Heading1"/>
+      </w:pPr>
+      <w:r>
+        <w:t>What the example suggests</w:t>
+      </w:r>
+    </w:p>
+    <w:p>
+      <w:pPr/>
+      <w:r>
+        <w:t>In this sample, group B grew 6.1 cm and group A grew 5.1 cm. The difference is 1.0 cm. With only three plants per group, this does not establish a general rule.</w:t>
+      </w:r>
+    </w:p>
+    <w:p>
+      <w:pPr>
+        <w:pStyle w:val="Heading1"/>
+      </w:pPr>
+      <w:r>
+        <w:t>Limitations and improvements</w:t>
+      </w:r>
+    </w:p>
+    <w:p>
+      <w:pPr>
+        <w:pStyle w:val="ListBullet"/>
+      </w:pPr>
+      <w:r>
+        <w:t>Record leaf color and leaf count as well as height.</w:t>
+      </w:r>
+    </w:p>
+    <w:p>
+      <w:pPr>
+        <w:pStyle w:val="ListBullet"/>
+      </w:pPr>
+      <w:r>
+        <w:t>Rotate container positions to reduce uneven light exposure.</w:t>
+      </w:r>
+    </w:p>
+    <w:p>
+      <w:pPr>
+        <w:pStyle w:val="ListBullet"/>
+      </w:pPr>
+      <w:r>
+        <w:t>Repeat with more seedlings and record individual variation.</w:t>
+      </w:r>
+    </w:p>
+    <w:p>
+      <w:pPr>
+        <w:pStyle w:val="Heading1"/>
+      </w:pPr>
+      <w:r>
+        <w:t>Sources and next question</w:t>
+      </w:r>
+    </w:p>
+    <w:p>
+      <w:pPr/>
+      <w:r>
+        <w:t>Sources consulted: [Author, title, publication date and page or URL]</w:t>
+        <w:br/>
+        <w:t>Next investigation: would the same pattern appear with another plant species?</w:t>
+      </w:r>
+    </w:p>
+    <w:p>
+      <w:pPr>
+        <w:pStyle w:val="Heading1"/>
+      </w:pPr>
+      <w:r>
+        <w:t>Teacher feedback</w:t>
+      </w:r>
+    </w:p>
+    <w:p>
+      <w:pPr/>
+      <w:r>
+        <w:t>[Strengths]</w:t>
+        <w:br/>
+        <w:t>[One specific improvement]</w:t>
+      </w:r>
+    </w:p>
     <w:sectPr>
+      <w:footerReference w:type="default" r:id="rId9"/>
       <w:pgSz w:w="12240" w:h="15840"/>
-      <w:pgMar w:top="1008" w:right="1152" w:bottom="1008" w:left="1152" w:header="720" w:footer="720" w:gutter="0"/>
+      <w:pgMar w:top="864" w:right="1037" w:bottom="864" w:left="1037" w:header="720" w:footer="720" w:gutter="0"/>
       <w:cols w:space="720"/>
       <w:docGrid w:linePitch="360"/>
     </w:sectPr>
   </w:body>
 </w:document>
+</file>
+
+<file path=word/footer1.xml><?xml version="1.0" encoding="utf-8"?>
+<w:ftr xmlns:m="http://schemas.openxmlformats.org/officeDocument/2006/math" xmlns:mc="http://schemas.openxmlformats.org/markup-compatibility/2006" xmlns:mo="http://schemas.microsoft.com/office/mac/office/2008/main" xmlns:mv="urn:schemas-microsoft-com:mac:vml" xmlns:o="urn:schemas-microsoft-com:office:office" xmlns:r="http://schemas.openxmlformats.org/officeDocument/2006/relationships" xmlns:v="urn:schemas-microsoft-com:vml" xmlns:w10="urn:schemas-microsoft-com:office:word" xmlns:w14="http://schemas.microsoft.com/office/word/2010/wordml" xmlns:w="http://schemas.openxmlformats.org/wordprocessingml/2006/main" xmlns:wne="http://schemas.microsoft.com/office/word/2006/wordml" xmlns:wp14="http://schemas.microsoft.com/office/word/2010/wordprocessingDrawing" xmlns:wp="http://schemas.openxmlformats.org/drawingml/2006/wordprocessingDrawing" xmlns:wpc="http://schemas.microsoft.com/office/word/2010/wordprocessingCanvas" xmlns:wpg="http://schemas.microsoft.com/office/word/2010/wordprocessingGroup" xmlns:wpi="http://schemas.microsoft.com/office/word/2010/wordprocessingInk" xmlns:wps="http://schemas.microsoft.com/office/word/2010/wordprocessingShape" mc:Ignorable="w14 wp14">
+  <w:p>
+    <w:pPr>
+      <w:pStyle w:val="Footer"/>
+    </w:pPr>
+    <w:r>
+      <w:rPr>
+        <w:sz w:val="16"/>
+      </w:rPr>
+      <w:t>Dazzler sample template • school • Replace fictional details before use</w:t>
+    </w:r>
+  </w:p>
+</w:ftr>
 </file>
 
 <file path=word/numbering.xml><?xml version="1.0" encoding="utf-8"?>
@@ -610,12 +1175,12 @@
     <w:qFormat/>
     <w:rsid w:val="00FC693F"/>
     <w:pPr>
-      <w:spacing w:after="140" w:line="276" w:lineRule="auto"/>
+      <w:spacing w:line="259" w:lineRule="auto" w:after="120"/>
     </w:pPr>
     <w:rPr>
-      <w:rFonts w:ascii="Arial" w:hAnsi="Arial" w:eastAsia="Arial" w:cs="Arial"/>
+      <w:rFonts w:ascii="Arial" w:hAnsi="Arial"/>
       <w:color w:val="000000"/>
-      <w:sz w:val="21"/>
+      <w:sz w:val="20"/>
     </w:rPr>
   </w:style>
   <w:style w:type="paragraph" w:styleId="Header">
@@ -673,15 +1238,15 @@
     <w:pPr>
       <w:keepNext/>
       <w:keepLines/>
-      <w:spacing w:before="320" w:after="140"/>
+      <w:spacing w:before="240" w:after="120" w:line="259" w:lineRule="auto"/>
       <w:outlineLvl w:val="0"/>
     </w:pPr>
     <w:rPr>
-      <w:rFonts w:cstheme="majorBidi" w:ascii="Arial" w:hAnsi="Arial" w:eastAsia="Arial" w:cs="Arial"/>
+      <w:rFonts w:cstheme="majorBidi" w:ascii="Arial" w:hAnsi="Arial"/>
       <w:b/>
       <w:bCs/>
       <w:color w:val="000000"/>
-      <w:sz w:val="28"/>
+      <w:sz w:val="26"/>
       <w:szCs w:val="28"/>
     </w:rPr>
   </w:style>
@@ -697,15 +1262,15 @@
     <w:pPr>
       <w:keepNext/>
       <w:keepLines/>
-      <w:spacing w:before="200" w:after="140"/>
+      <w:spacing w:before="200" w:after="120" w:line="259" w:lineRule="auto"/>
       <w:outlineLvl w:val="1"/>
     </w:pPr>
     <w:rPr>
-      <w:rFonts w:cstheme="majorBidi" w:ascii="Arial" w:hAnsi="Arial" w:eastAsia="Arial" w:cs="Arial"/>
+      <w:rFonts w:cstheme="majorBidi" w:ascii="Arial" w:hAnsi="Arial"/>
       <w:b/>
       <w:bCs/>
       <w:color w:val="000000"/>
-      <w:sz w:val="26"/>
+      <w:sz w:val="22"/>
       <w:szCs w:val="26"/>
     </w:rPr>
   </w:style>
@@ -959,15 +1524,15 @@
     <w:qFormat/>
     <w:rsid w:val="00FC693F"/>
     <w:pPr>
-      <w:spacing w:after="200" w:line="240" w:lineRule="auto"/>
+      <w:spacing w:after="120" w:line="259" w:lineRule="auto"/>
       <w:contextualSpacing/>
     </w:pPr>
     <w:rPr>
-      <w:rFonts w:cstheme="majorBidi" w:ascii="Arial" w:hAnsi="Arial" w:eastAsia="Arial" w:cs="Arial"/>
+      <w:rFonts w:cstheme="majorBidi" w:ascii="Arial" w:hAnsi="Arial"/>
       <w:color w:val="000000"/>
       <w:spacing w:val="5"/>
       <w:kern w:val="28"/>
-      <w:sz w:val="58"/>
+      <w:sz w:val="56"/>
       <w:szCs w:val="52"/>
     </w:rPr>
   </w:style>
@@ -998,10 +1563,10 @@
       <w:numPr>
         <w:ilvl w:val="1"/>
       </w:numPr>
-      <w:spacing w:after="140"/>
+      <w:spacing w:line="259" w:lineRule="auto" w:after="120"/>
     </w:pPr>
     <w:rPr>
-      <w:rFonts w:cstheme="majorBidi" w:ascii="Arial" w:hAnsi="Arial" w:eastAsia="Arial" w:cs="Arial"/>
+      <w:rFonts w:cstheme="majorBidi" w:ascii="Arial" w:hAnsi="Arial"/>
       <w:i/>
       <w:iCs/>
       <w:color w:val="000000"/>
@@ -1142,8 +1707,14 @@
       <w:numPr>
         <w:numId w:val="1"/>
       </w:numPr>
+      <w:spacing w:line="259" w:lineRule="auto" w:after="120"/>
       <w:contextualSpacing/>
     </w:pPr>
+    <w:rPr>
+      <w:rFonts w:ascii="Arial" w:hAnsi="Arial"/>
+      <w:color w:val="000000"/>
+      <w:sz w:val="20"/>
+    </w:rPr>
   </w:style>
   <w:style w:type="paragraph" w:styleId="ListBullet2">
     <w:name w:val="List Bullet 2"/>

--- a/skills/dazzler-frontend/assets/templates/docx/school.docx
+++ b/skills/dazzler-frontend/assets/templates/docx/school.docx
@@ -6,10 +6,10 @@
       <w:r>
         <w:rPr>
           <w:b/>
-          <w:color w:val="285576"/>
-          <w:sz w:val="18"/>
+          <w:color w:val="216348"/>
+          <w:sz w:val="16"/>
         </w:rPr>
-        <w:t>STUDENT RESEARCH REPORT  /  1</w:t>
+        <w:t>STUDENT RESEARCH REPORT   /   01</w:t>
       </w:r>
     </w:p>
     <w:p>
@@ -25,13 +25,19 @@
         <w:pStyle w:val="Subtitle"/>
       </w:pPr>
       <w:r>
+        <w:rPr>
+          <w:i/>
+        </w:rPr>
         <w:t>Science investigation • Year 8</w:t>
       </w:r>
     </w:p>
     <w:p>
       <w:pPr/>
       <w:r>
-        <w:t>Student: [Name]    Class: [Class]    Teacher: [Name]    Date: [Date]</w:t>
+        <w:rPr>
+          <w:b w:val="0"/>
+        </w:rPr>
+        <w:t>Student: Avery Kim    Class: Year 7 Science    Teacher: Jo Lee    Date: 21 June 2027</w:t>
       </w:r>
     </w:p>
     <w:p>
@@ -39,12 +45,18 @@
         <w:pStyle w:val="Heading1"/>
       </w:pPr>
       <w:r>
+        <w:rPr>
+          <w:b w:val="0"/>
+        </w:rPr>
         <w:t>Question and prediction</w:t>
       </w:r>
     </w:p>
     <w:p>
       <w:pPr/>
       <w:r>
+        <w:rPr>
+          <w:b w:val="0"/>
+        </w:rPr>
         <w:t>How does daily light exposure affect bean seedling height over two weeks? I predict that the group receiving more light will show healthier leaf growth. Height alone may not capture plant health.</w:t>
       </w:r>
     </w:p>
@@ -53,6 +65,9 @@
         <w:pStyle w:val="Heading1"/>
       </w:pPr>
       <w:r>
+        <w:rPr>
+          <w:b w:val="0"/>
+        </w:rPr>
         <w:t>Variables</w:t>
       </w:r>
     </w:p>
@@ -63,8 +78,8 @@
         <w:tblLook w:firstColumn="1" w:firstRow="1" w:lastColumn="0" w:lastRow="0" w:noHBand="0" w:noVBand="1" w:val="04A0"/>
       </w:tblPr>
       <w:tblGrid>
-        <w:gridCol w:w="2440"/>
-        <w:gridCol w:w="7726"/>
+        <w:gridCol w:w="2509"/>
+        <w:gridCol w:w="7945"/>
       </w:tblGrid>
       <w:tr>
         <w:trPr>
@@ -73,22 +88,24 @@
         </w:trPr>
         <w:tc>
           <w:tcPr>
-            <w:tcW w:type="dxa" w:w="2440"/>
-            <w:shd w:fill="EAF3FA"/>
+            <w:tcW w:type="dxa" w:w="2509"/>
+            <w:shd w:fill="216348"/>
             <w:tcMar>
-              <w:top w:w="80" w:type="dxa"/>
-              <w:left w:w="80" w:type="dxa"/>
-              <w:bottom w:w="80" w:type="dxa"/>
-              <w:right w:w="80" w:type="dxa"/>
+              <w:top w:w="85" w:type="dxa"/>
+              <w:left w:w="85" w:type="dxa"/>
+              <w:bottom w:w="85" w:type="dxa"/>
+              <w:right w:w="85" w:type="dxa"/>
             </w:tcMar>
           </w:tcPr>
           <w:p>
             <w:pPr>
-              <w:spacing w:after="20"/>
+              <w:spacing w:after="0"/>
             </w:pPr>
             <w:r>
               <w:rPr>
+                <w:rFonts w:ascii="Arial" w:hAnsi="Arial"/>
                 <w:b/>
+                <w:color w:val="FFFFFF"/>
                 <w:sz w:val="18"/>
               </w:rPr>
               <w:t>Type</w:t>
@@ -97,22 +114,24 @@
         </w:tc>
         <w:tc>
           <w:tcPr>
-            <w:tcW w:type="dxa" w:w="7726"/>
-            <w:shd w:fill="EAF3FA"/>
+            <w:tcW w:type="dxa" w:w="7945"/>
+            <w:shd w:fill="216348"/>
             <w:tcMar>
-              <w:top w:w="80" w:type="dxa"/>
-              <w:left w:w="80" w:type="dxa"/>
-              <w:bottom w:w="80" w:type="dxa"/>
-              <w:right w:w="80" w:type="dxa"/>
+              <w:top w:w="85" w:type="dxa"/>
+              <w:left w:w="85" w:type="dxa"/>
+              <w:bottom w:w="85" w:type="dxa"/>
+              <w:right w:w="85" w:type="dxa"/>
             </w:tcMar>
           </w:tcPr>
           <w:p>
             <w:pPr>
-              <w:spacing w:after="20"/>
+              <w:spacing w:after="0"/>
             </w:pPr>
             <w:r>
               <w:rPr>
+                <w:rFonts w:ascii="Arial" w:hAnsi="Arial"/>
                 <w:b/>
+                <w:color w:val="FFFFFF"/>
                 <w:sz w:val="18"/>
               </w:rPr>
               <w:t>What is measured or controlled</w:t>
@@ -126,22 +145,24 @@
         </w:trPr>
         <w:tc>
           <w:tcPr>
-            <w:tcW w:type="dxa" w:w="2440"/>
-            <w:shd w:fill="FFFFFF"/>
+            <w:tcW w:type="dxa" w:w="2509"/>
+            <w:shd w:fill="F0F2F6"/>
             <w:tcMar>
-              <w:top w:w="80" w:type="dxa"/>
-              <w:left w:w="80" w:type="dxa"/>
-              <w:bottom w:w="80" w:type="dxa"/>
-              <w:right w:w="80" w:type="dxa"/>
+              <w:top w:w="85" w:type="dxa"/>
+              <w:left w:w="85" w:type="dxa"/>
+              <w:bottom w:w="85" w:type="dxa"/>
+              <w:right w:w="85" w:type="dxa"/>
             </w:tcMar>
           </w:tcPr>
           <w:p>
             <w:pPr>
-              <w:spacing w:after="20"/>
+              <w:spacing w:after="0"/>
             </w:pPr>
             <w:r>
               <w:rPr>
+                <w:rFonts w:ascii="Arial" w:hAnsi="Arial"/>
                 <w:b w:val="0"/>
+                <w:color w:val="172033"/>
                 <w:sz w:val="18"/>
               </w:rPr>
               <w:t>Independent</w:t>
@@ -150,22 +171,24 @@
         </w:tc>
         <w:tc>
           <w:tcPr>
-            <w:tcW w:type="dxa" w:w="7726"/>
-            <w:shd w:fill="FFFFFF"/>
+            <w:tcW w:type="dxa" w:w="7945"/>
+            <w:shd w:fill="F0F2F6"/>
             <w:tcMar>
-              <w:top w:w="80" w:type="dxa"/>
-              <w:left w:w="80" w:type="dxa"/>
-              <w:bottom w:w="80" w:type="dxa"/>
-              <w:right w:w="80" w:type="dxa"/>
+              <w:top w:w="85" w:type="dxa"/>
+              <w:left w:w="85" w:type="dxa"/>
+              <w:bottom w:w="85" w:type="dxa"/>
+              <w:right w:w="85" w:type="dxa"/>
             </w:tcMar>
           </w:tcPr>
           <w:p>
             <w:pPr>
-              <w:spacing w:after="20"/>
+              <w:spacing w:after="0"/>
             </w:pPr>
             <w:r>
               <w:rPr>
+                <w:rFonts w:ascii="Arial" w:hAnsi="Arial"/>
                 <w:b w:val="0"/>
+                <w:color w:val="172033"/>
                 <w:sz w:val="18"/>
               </w:rPr>
               <w:t>Daily light exposure: 4 hours or 8 hours</w:t>
@@ -179,22 +202,24 @@
         </w:trPr>
         <w:tc>
           <w:tcPr>
-            <w:tcW w:type="dxa" w:w="2440"/>
-            <w:shd w:fill="EAF3FA"/>
+            <w:tcW w:type="dxa" w:w="2509"/>
+            <w:shd w:fill="FFFFFF"/>
             <w:tcMar>
-              <w:top w:w="80" w:type="dxa"/>
-              <w:left w:w="80" w:type="dxa"/>
-              <w:bottom w:w="80" w:type="dxa"/>
-              <w:right w:w="80" w:type="dxa"/>
+              <w:top w:w="85" w:type="dxa"/>
+              <w:left w:w="85" w:type="dxa"/>
+              <w:bottom w:w="85" w:type="dxa"/>
+              <w:right w:w="85" w:type="dxa"/>
             </w:tcMar>
           </w:tcPr>
           <w:p>
             <w:pPr>
-              <w:spacing w:after="20"/>
+              <w:spacing w:after="0"/>
             </w:pPr>
             <w:r>
               <w:rPr>
+                <w:rFonts w:ascii="Arial" w:hAnsi="Arial"/>
                 <w:b w:val="0"/>
+                <w:color w:val="172033"/>
                 <w:sz w:val="18"/>
               </w:rPr>
               <w:t>Dependent</w:t>
@@ -203,22 +228,24 @@
         </w:tc>
         <w:tc>
           <w:tcPr>
-            <w:tcW w:type="dxa" w:w="7726"/>
-            <w:shd w:fill="EAF3FA"/>
+            <w:tcW w:type="dxa" w:w="7945"/>
+            <w:shd w:fill="FFFFFF"/>
             <w:tcMar>
-              <w:top w:w="80" w:type="dxa"/>
-              <w:left w:w="80" w:type="dxa"/>
-              <w:bottom w:w="80" w:type="dxa"/>
-              <w:right w:w="80" w:type="dxa"/>
+              <w:top w:w="85" w:type="dxa"/>
+              <w:left w:w="85" w:type="dxa"/>
+              <w:bottom w:w="85" w:type="dxa"/>
+              <w:right w:w="85" w:type="dxa"/>
             </w:tcMar>
           </w:tcPr>
           <w:p>
             <w:pPr>
-              <w:spacing w:after="20"/>
+              <w:spacing w:after="0"/>
             </w:pPr>
             <w:r>
               <w:rPr>
+                <w:rFonts w:ascii="Arial" w:hAnsi="Arial"/>
                 <w:b w:val="0"/>
+                <w:color w:val="172033"/>
                 <w:sz w:val="18"/>
               </w:rPr>
               <w:t>Seedling height in centimeters; leaf appearance</w:t>
@@ -232,22 +259,24 @@
         </w:trPr>
         <w:tc>
           <w:tcPr>
-            <w:tcW w:type="dxa" w:w="2440"/>
-            <w:shd w:fill="FFFFFF"/>
+            <w:tcW w:type="dxa" w:w="2509"/>
+            <w:shd w:fill="F0F2F6"/>
             <w:tcMar>
-              <w:top w:w="80" w:type="dxa"/>
-              <w:left w:w="80" w:type="dxa"/>
-              <w:bottom w:w="80" w:type="dxa"/>
-              <w:right w:w="80" w:type="dxa"/>
+              <w:top w:w="85" w:type="dxa"/>
+              <w:left w:w="85" w:type="dxa"/>
+              <w:bottom w:w="85" w:type="dxa"/>
+              <w:right w:w="85" w:type="dxa"/>
             </w:tcMar>
           </w:tcPr>
           <w:p>
             <w:pPr>
-              <w:spacing w:after="20"/>
+              <w:spacing w:after="0"/>
             </w:pPr>
             <w:r>
               <w:rPr>
+                <w:rFonts w:ascii="Arial" w:hAnsi="Arial"/>
                 <w:b w:val="0"/>
+                <w:color w:val="172033"/>
                 <w:sz w:val="18"/>
               </w:rPr>
               <w:t>Controlled</w:t>
@@ -256,22 +285,24 @@
         </w:tc>
         <w:tc>
           <w:tcPr>
-            <w:tcW w:type="dxa" w:w="7726"/>
-            <w:shd w:fill="FFFFFF"/>
+            <w:tcW w:type="dxa" w:w="7945"/>
+            <w:shd w:fill="F0F2F6"/>
             <w:tcMar>
-              <w:top w:w="80" w:type="dxa"/>
-              <w:left w:w="80" w:type="dxa"/>
-              <w:bottom w:w="80" w:type="dxa"/>
-              <w:right w:w="80" w:type="dxa"/>
+              <w:top w:w="85" w:type="dxa"/>
+              <w:left w:w="85" w:type="dxa"/>
+              <w:bottom w:w="85" w:type="dxa"/>
+              <w:right w:w="85" w:type="dxa"/>
             </w:tcMar>
           </w:tcPr>
           <w:p>
             <w:pPr>
-              <w:spacing w:after="20"/>
+              <w:spacing w:after="0"/>
             </w:pPr>
             <w:r>
               <w:rPr>
+                <w:rFonts w:ascii="Arial" w:hAnsi="Arial"/>
                 <w:b w:val="0"/>
+                <w:color w:val="172033"/>
                 <w:sz w:val="18"/>
               </w:rPr>
               <w:t>Seed type, soil, container, water and measurement time</w:t>
@@ -282,14 +313,22 @@
     </w:tbl>
     <w:p>
       <w:pPr>
-        <w:spacing w:after="0"/>
+        <w:spacing w:after="0" w:before="0" w:line="60" w:lineRule="exact"/>
       </w:pPr>
+      <w:r>
+        <w:rPr>
+          <w:sz w:val="6"/>
+        </w:rPr>
+      </w:r>
     </w:p>
     <w:p>
       <w:pPr>
         <w:pStyle w:val="Heading1"/>
       </w:pPr>
       <w:r>
+        <w:rPr>
+          <w:b w:val="0"/>
+        </w:rPr>
         <w:t>Materials and method</w:t>
       </w:r>
     </w:p>
@@ -298,6 +337,9 @@
         <w:pStyle w:val="ListBullet"/>
       </w:pPr>
       <w:r>
+        <w:rPr>
+          <w:b w:val="0"/>
+        </w:rPr>
         <w:t>Prepare six similar seedlings in identical containers; label three A and three B.</w:t>
       </w:r>
     </w:p>
@@ -306,6 +348,9 @@
         <w:pStyle w:val="ListBullet"/>
       </w:pPr>
       <w:r>
+        <w:rPr>
+          <w:b w:val="0"/>
+        </w:rPr>
         <w:t>Place group A in 4 hours of light and group B in 8 hours. Keep other conditions consistent.</w:t>
       </w:r>
     </w:p>
@@ -314,6 +359,9 @@
         <w:pStyle w:val="ListBullet"/>
       </w:pPr>
       <w:r>
+        <w:rPr>
+          <w:b w:val="0"/>
+        </w:rPr>
         <w:t>Water each container with the same measured amount daily.</w:t>
       </w:r>
     </w:p>
@@ -322,6 +370,9 @@
         <w:pStyle w:val="ListBullet"/>
       </w:pPr>
       <w:r>
+        <w:rPr>
+          <w:b w:val="0"/>
+        </w:rPr>
         <w:t>Measure height from soil level at the same time on days 0, 7 and 14. Record observations.</w:t>
       </w:r>
     </w:p>
@@ -330,28 +381,39 @@
         <w:pStyle w:val="Heading1"/>
       </w:pPr>
       <w:r>
+        <w:rPr>
+          <w:b w:val="0"/>
+        </w:rPr>
         <w:t>Care and safety</w:t>
       </w:r>
     </w:p>
     <w:p>
       <w:pPr/>
       <w:r>
+        <w:rPr>
+          <w:b w:val="0"/>
+        </w:rPr>
         <w:t>Ask a teacher before using lamps. Keep water away from electrical equipment. Wash hands after handling soil.</w:t>
       </w:r>
     </w:p>
     <w:p>
       <w:pPr>
-        <w:spacing w:before="160" w:after="200"/>
-        <w:shd w:fill="EAF3FA"/>
+        <w:shd w:fill="EDF2F9"/>
+        <w:spacing w:before="120" w:after="160"/>
       </w:pPr>
       <w:r>
         <w:rPr>
           <w:b/>
+          <w:color w:val="216348"/>
+          <w:sz w:val="18"/>
         </w:rPr>
         <w:t>RECORD HONESTLY</w:t>
         <w:br/>
       </w:r>
       <w:r>
+        <w:rPr>
+          <w:b w:val="0"/>
+        </w:rPr>
         <w:t>The next page contains example data to demonstrate the layout. Replace it with your own measurements; do not present it as an experiment you performed.</w:t>
       </w:r>
     </w:p>
@@ -364,10 +426,10 @@
       <w:r>
         <w:rPr>
           <w:b/>
-          <w:color w:val="285576"/>
-          <w:sz w:val="18"/>
+          <w:color w:val="216348"/>
+          <w:sz w:val="16"/>
         </w:rPr>
-        <w:t>STUDENT RESEARCH REPORT  /  2</w:t>
+        <w:t>STUDENT RESEARCH REPORT   /   02</w:t>
       </w:r>
     </w:p>
     <w:p>
@@ -378,6 +440,51 @@
         <w:t>Results and reflection</w:t>
       </w:r>
     </w:p>
+    <w:p>
+      <w:pPr>
+        <w:pStyle w:val="Heading2"/>
+        <w:keepNext/>
+      </w:pPr>
+      <w:r>
+        <w:t>Mean height at day 14</w:t>
+      </w:r>
+    </w:p>
+    <w:p>
+      <w:r>
+        <w:drawing>
+          <wp:inline xmlns:a="http://schemas.openxmlformats.org/drawingml/2006/main" xmlns:pic="http://schemas.openxmlformats.org/drawingml/2006/picture">
+            <wp:extent cx="6080760" cy="1952538"/>
+            <wp:docPr id="1" name="Picture 1"/>
+            <wp:cNvGraphicFramePr>
+              <a:graphicFrameLocks noChangeAspect="1"/>
+            </wp:cNvGraphicFramePr>
+            <a:graphic>
+              <a:graphicData uri="http://schemas.openxmlformats.org/drawingml/2006/picture">
+                <pic:pic>
+                  <pic:nvPicPr>
+                    <pic:cNvPr id="0" name="school-1.png"/>
+                    <pic:cNvPicPr/>
+                  </pic:nvPicPr>
+                  <pic:blipFill>
+                    <a:blip r:embed="rId10"/>
+                    <a:stretch>
+                      <a:fillRect/>
+                    </a:stretch>
+                  </pic:blipFill>
+                  <pic:spPr>
+                    <a:xfrm>
+                      <a:off x="0" y="0"/>
+                      <a:ext cx="6080760" cy="1952538"/>
+                    </a:xfrm>
+                    <a:prstGeom prst="rect"/>
+                  </pic:spPr>
+                </pic:pic>
+              </a:graphicData>
+            </a:graphic>
+          </wp:inline>
+        </w:drawing>
+      </w:r>
+    </w:p>
     <w:tbl>
       <w:tblPr>
         <w:tblW w:type="auto" w:w="0"/>
@@ -385,10 +492,11 @@
         <w:tblLook w:firstColumn="1" w:firstRow="1" w:lastColumn="0" w:lastRow="0" w:noHBand="0" w:noVBand="1" w:val="04A0"/>
       </w:tblPr>
       <w:tblGrid>
-        <w:gridCol w:w="2541"/>
-        <w:gridCol w:w="2541"/>
-        <w:gridCol w:w="2541"/>
-        <w:gridCol w:w="2541"/>
+        <w:gridCol w:w="2091"/>
+        <w:gridCol w:w="2091"/>
+        <w:gridCol w:w="2091"/>
+        <w:gridCol w:w="2091"/>
+        <w:gridCol w:w="2091"/>
       </w:tblGrid>
       <w:tr>
         <w:trPr>
@@ -397,97 +505,131 @@
         </w:trPr>
         <w:tc>
           <w:tcPr>
-            <w:tcW w:type="dxa" w:w="2541"/>
-            <w:shd w:fill="EAF3FA"/>
+            <w:tcW w:type="dxa" w:w="2091"/>
+            <w:shd w:fill="216348"/>
             <w:tcMar>
-              <w:top w:w="80" w:type="dxa"/>
-              <w:left w:w="80" w:type="dxa"/>
-              <w:bottom w:w="80" w:type="dxa"/>
-              <w:right w:w="80" w:type="dxa"/>
+              <w:top w:w="85" w:type="dxa"/>
+              <w:left w:w="85" w:type="dxa"/>
+              <w:bottom w:w="85" w:type="dxa"/>
+              <w:right w:w="85" w:type="dxa"/>
             </w:tcMar>
           </w:tcPr>
           <w:p>
             <w:pPr>
-              <w:spacing w:after="20"/>
+              <w:spacing w:after="0"/>
             </w:pPr>
             <w:r>
               <w:rPr>
+                <w:rFonts w:ascii="Arial" w:hAnsi="Arial"/>
                 <w:b/>
+                <w:color w:val="FFFFFF"/>
                 <w:sz w:val="18"/>
               </w:rPr>
-              <w:t>Group</w:t>
+              <w:t>Plant</w:t>
             </w:r>
           </w:p>
         </w:tc>
         <w:tc>
           <w:tcPr>
-            <w:tcW w:type="dxa" w:w="2541"/>
-            <w:shd w:fill="EAF3FA"/>
+            <w:tcW w:type="dxa" w:w="2091"/>
+            <w:shd w:fill="216348"/>
             <w:tcMar>
-              <w:top w:w="80" w:type="dxa"/>
-              <w:left w:w="80" w:type="dxa"/>
-              <w:bottom w:w="80" w:type="dxa"/>
-              <w:right w:w="80" w:type="dxa"/>
+              <w:top w:w="85" w:type="dxa"/>
+              <w:left w:w="85" w:type="dxa"/>
+              <w:bottom w:w="85" w:type="dxa"/>
+              <w:right w:w="85" w:type="dxa"/>
             </w:tcMar>
           </w:tcPr>
           <w:p>
             <w:pPr>
-              <w:spacing w:after="20"/>
+              <w:spacing w:after="0"/>
             </w:pPr>
             <w:r>
               <w:rPr>
+                <w:rFonts w:ascii="Arial" w:hAnsi="Arial"/>
                 <w:b/>
+                <w:color w:val="FFFFFF"/>
                 <w:sz w:val="18"/>
               </w:rPr>
-              <w:t>Day 0 mean</w:t>
+              <w:t>Light hours</w:t>
             </w:r>
           </w:p>
         </w:tc>
         <w:tc>
           <w:tcPr>
-            <w:tcW w:type="dxa" w:w="2541"/>
-            <w:shd w:fill="EAF3FA"/>
+            <w:tcW w:type="dxa" w:w="2091"/>
+            <w:shd w:fill="216348"/>
             <w:tcMar>
-              <w:top w:w="80" w:type="dxa"/>
-              <w:left w:w="80" w:type="dxa"/>
-              <w:bottom w:w="80" w:type="dxa"/>
-              <w:right w:w="80" w:type="dxa"/>
+              <w:top w:w="85" w:type="dxa"/>
+              <w:left w:w="85" w:type="dxa"/>
+              <w:bottom w:w="85" w:type="dxa"/>
+              <w:right w:w="85" w:type="dxa"/>
             </w:tcMar>
           </w:tcPr>
           <w:p>
             <w:pPr>
-              <w:spacing w:after="20"/>
+              <w:spacing w:after="0"/>
             </w:pPr>
             <w:r>
               <w:rPr>
+                <w:rFonts w:ascii="Arial" w:hAnsi="Arial"/>
                 <w:b/>
+                <w:color w:val="FFFFFF"/>
                 <w:sz w:val="18"/>
               </w:rPr>
-              <w:t>Day 7 mean</w:t>
+              <w:t>Day 0 cm</w:t>
             </w:r>
           </w:p>
         </w:tc>
         <w:tc>
           <w:tcPr>
-            <w:tcW w:type="dxa" w:w="2541"/>
-            <w:shd w:fill="EAF3FA"/>
+            <w:tcW w:type="dxa" w:w="2091"/>
+            <w:shd w:fill="216348"/>
             <w:tcMar>
-              <w:top w:w="80" w:type="dxa"/>
-              <w:left w:w="80" w:type="dxa"/>
-              <w:bottom w:w="80" w:type="dxa"/>
-              <w:right w:w="80" w:type="dxa"/>
+              <w:top w:w="85" w:type="dxa"/>
+              <w:left w:w="85" w:type="dxa"/>
+              <w:bottom w:w="85" w:type="dxa"/>
+              <w:right w:w="85" w:type="dxa"/>
             </w:tcMar>
           </w:tcPr>
           <w:p>
             <w:pPr>
-              <w:spacing w:after="20"/>
+              <w:spacing w:after="0"/>
             </w:pPr>
             <w:r>
               <w:rPr>
+                <w:rFonts w:ascii="Arial" w:hAnsi="Arial"/>
                 <w:b/>
+                <w:color w:val="FFFFFF"/>
                 <w:sz w:val="18"/>
               </w:rPr>
-              <w:t>Day 14 mean</w:t>
+              <w:t>Day 7 cm</w:t>
+            </w:r>
+          </w:p>
+        </w:tc>
+        <w:tc>
+          <w:tcPr>
+            <w:tcW w:type="dxa" w:w="2091"/>
+            <w:shd w:fill="216348"/>
+            <w:tcMar>
+              <w:top w:w="85" w:type="dxa"/>
+              <w:left w:w="85" w:type="dxa"/>
+              <w:bottom w:w="85" w:type="dxa"/>
+              <w:right w:w="85" w:type="dxa"/>
+            </w:tcMar>
+          </w:tcPr>
+          <w:p>
+            <w:pPr>
+              <w:spacing w:after="0"/>
+            </w:pPr>
+            <w:r>
+              <w:rPr>
+                <w:rFonts w:ascii="Arial" w:hAnsi="Arial"/>
+                <w:b/>
+                <w:color w:val="FFFFFF"/>
+                <w:sz w:val="18"/>
+              </w:rPr>
+              <w:t>Day 14 cm</w:t>
             </w:r>
           </w:p>
         </w:tc>
@@ -498,97 +640,131 @@
         </w:trPr>
         <w:tc>
           <w:tcPr>
-            <w:tcW w:type="dxa" w:w="2541"/>
-            <w:shd w:fill="FFFFFF"/>
+            <w:tcW w:type="dxa" w:w="2091"/>
+            <w:shd w:fill="F0F2F6"/>
             <w:tcMar>
-              <w:top w:w="80" w:type="dxa"/>
-              <w:left w:w="80" w:type="dxa"/>
-              <w:bottom w:w="80" w:type="dxa"/>
-              <w:right w:w="80" w:type="dxa"/>
+              <w:top w:w="85" w:type="dxa"/>
+              <w:left w:w="85" w:type="dxa"/>
+              <w:bottom w:w="85" w:type="dxa"/>
+              <w:right w:w="85" w:type="dxa"/>
             </w:tcMar>
           </w:tcPr>
           <w:p>
             <w:pPr>
-              <w:spacing w:after="20"/>
+              <w:spacing w:after="0"/>
             </w:pPr>
             <w:r>
               <w:rPr>
+                <w:rFonts w:ascii="Arial" w:hAnsi="Arial"/>
                 <w:b w:val="0"/>
+                <w:color w:val="172033"/>
                 <w:sz w:val="18"/>
               </w:rPr>
-              <w:t>A • 4 hours</w:t>
+              <w:t>A1</w:t>
             </w:r>
           </w:p>
         </w:tc>
         <w:tc>
           <w:tcPr>
-            <w:tcW w:type="dxa" w:w="2541"/>
-            <w:shd w:fill="FFFFFF"/>
+            <w:tcW w:type="dxa" w:w="2091"/>
+            <w:shd w:fill="F0F2F6"/>
             <w:tcMar>
-              <w:top w:w="80" w:type="dxa"/>
-              <w:left w:w="80" w:type="dxa"/>
-              <w:bottom w:w="80" w:type="dxa"/>
-              <w:right w:w="80" w:type="dxa"/>
+              <w:top w:w="85" w:type="dxa"/>
+              <w:left w:w="85" w:type="dxa"/>
+              <w:bottom w:w="85" w:type="dxa"/>
+              <w:right w:w="85" w:type="dxa"/>
             </w:tcMar>
           </w:tcPr>
           <w:p>
             <w:pPr>
-              <w:spacing w:after="20"/>
+              <w:spacing w:after="0"/>
             </w:pPr>
             <w:r>
               <w:rPr>
+                <w:rFonts w:ascii="Arial" w:hAnsi="Arial"/>
                 <w:b w:val="0"/>
+                <w:color w:val="172033"/>
                 <w:sz w:val="18"/>
               </w:rPr>
-              <w:t>3.0 cm</w:t>
+              <w:t>4</w:t>
             </w:r>
           </w:p>
         </w:tc>
         <w:tc>
           <w:tcPr>
-            <w:tcW w:type="dxa" w:w="2541"/>
-            <w:shd w:fill="FFFFFF"/>
+            <w:tcW w:type="dxa" w:w="2091"/>
+            <w:shd w:fill="F0F2F6"/>
             <w:tcMar>
-              <w:top w:w="80" w:type="dxa"/>
-              <w:left w:w="80" w:type="dxa"/>
-              <w:bottom w:w="80" w:type="dxa"/>
-              <w:right w:w="80" w:type="dxa"/>
+              <w:top w:w="85" w:type="dxa"/>
+              <w:left w:w="85" w:type="dxa"/>
+              <w:bottom w:w="85" w:type="dxa"/>
+              <w:right w:w="85" w:type="dxa"/>
             </w:tcMar>
           </w:tcPr>
           <w:p>
             <w:pPr>
-              <w:spacing w:after="20"/>
+              <w:spacing w:after="0"/>
             </w:pPr>
             <w:r>
               <w:rPr>
+                <w:rFonts w:ascii="Arial" w:hAnsi="Arial"/>
                 <w:b w:val="0"/>
+                <w:color w:val="172033"/>
                 <w:sz w:val="18"/>
               </w:rPr>
-              <w:t>5.4 cm</w:t>
+              <w:t>2.0</w:t>
             </w:r>
           </w:p>
         </w:tc>
         <w:tc>
           <w:tcPr>
-            <w:tcW w:type="dxa" w:w="2541"/>
-            <w:shd w:fill="FFFFFF"/>
+            <w:tcW w:type="dxa" w:w="2091"/>
+            <w:shd w:fill="F0F2F6"/>
             <w:tcMar>
-              <w:top w:w="80" w:type="dxa"/>
-              <w:left w:w="80" w:type="dxa"/>
-              <w:bottom w:w="80" w:type="dxa"/>
-              <w:right w:w="80" w:type="dxa"/>
+              <w:top w:w="85" w:type="dxa"/>
+              <w:left w:w="85" w:type="dxa"/>
+              <w:bottom w:w="85" w:type="dxa"/>
+              <w:right w:w="85" w:type="dxa"/>
             </w:tcMar>
           </w:tcPr>
           <w:p>
             <w:pPr>
-              <w:spacing w:after="20"/>
+              <w:spacing w:after="0"/>
             </w:pPr>
             <w:r>
               <w:rPr>
+                <w:rFonts w:ascii="Arial" w:hAnsi="Arial"/>
                 <w:b w:val="0"/>
+                <w:color w:val="172033"/>
                 <w:sz w:val="18"/>
               </w:rPr>
-              <w:t>8.1 cm</w:t>
+              <w:t>4.3</w:t>
+            </w:r>
+          </w:p>
+        </w:tc>
+        <w:tc>
+          <w:tcPr>
+            <w:tcW w:type="dxa" w:w="2091"/>
+            <w:shd w:fill="F0F2F6"/>
+            <w:tcMar>
+              <w:top w:w="85" w:type="dxa"/>
+              <w:left w:w="85" w:type="dxa"/>
+              <w:bottom w:w="85" w:type="dxa"/>
+              <w:right w:w="85" w:type="dxa"/>
+            </w:tcMar>
+          </w:tcPr>
+          <w:p>
+            <w:pPr>
+              <w:spacing w:after="0"/>
+            </w:pPr>
+            <w:r>
+              <w:rPr>
+                <w:rFonts w:ascii="Arial" w:hAnsi="Arial"/>
+                <w:b w:val="0"/>
+                <w:color w:val="172033"/>
+                <w:sz w:val="18"/>
+              </w:rPr>
+              <w:t>7.1</w:t>
             </w:r>
           </w:p>
         </w:tc>
@@ -599,97 +775,671 @@
         </w:trPr>
         <w:tc>
           <w:tcPr>
-            <w:tcW w:type="dxa" w:w="2541"/>
-            <w:shd w:fill="EAF3FA"/>
+            <w:tcW w:type="dxa" w:w="2091"/>
+            <w:shd w:fill="FFFFFF"/>
             <w:tcMar>
-              <w:top w:w="80" w:type="dxa"/>
-              <w:left w:w="80" w:type="dxa"/>
-              <w:bottom w:w="80" w:type="dxa"/>
-              <w:right w:w="80" w:type="dxa"/>
+              <w:top w:w="85" w:type="dxa"/>
+              <w:left w:w="85" w:type="dxa"/>
+              <w:bottom w:w="85" w:type="dxa"/>
+              <w:right w:w="85" w:type="dxa"/>
             </w:tcMar>
           </w:tcPr>
           <w:p>
             <w:pPr>
-              <w:spacing w:after="20"/>
+              <w:spacing w:after="0"/>
             </w:pPr>
             <w:r>
               <w:rPr>
+                <w:rFonts w:ascii="Arial" w:hAnsi="Arial"/>
                 <w:b w:val="0"/>
+                <w:color w:val="172033"/>
                 <w:sz w:val="18"/>
               </w:rPr>
-              <w:t>B • 8 hours</w:t>
+              <w:t>A2</w:t>
             </w:r>
           </w:p>
         </w:tc>
         <w:tc>
           <w:tcPr>
-            <w:tcW w:type="dxa" w:w="2541"/>
-            <w:shd w:fill="EAF3FA"/>
+            <w:tcW w:type="dxa" w:w="2091"/>
+            <w:shd w:fill="FFFFFF"/>
             <w:tcMar>
-              <w:top w:w="80" w:type="dxa"/>
-              <w:left w:w="80" w:type="dxa"/>
-              <w:bottom w:w="80" w:type="dxa"/>
-              <w:right w:w="80" w:type="dxa"/>
+              <w:top w:w="85" w:type="dxa"/>
+              <w:left w:w="85" w:type="dxa"/>
+              <w:bottom w:w="85" w:type="dxa"/>
+              <w:right w:w="85" w:type="dxa"/>
             </w:tcMar>
           </w:tcPr>
           <w:p>
             <w:pPr>
-              <w:spacing w:after="20"/>
+              <w:spacing w:after="0"/>
             </w:pPr>
             <w:r>
               <w:rPr>
+                <w:rFonts w:ascii="Arial" w:hAnsi="Arial"/>
                 <w:b w:val="0"/>
+                <w:color w:val="172033"/>
                 <w:sz w:val="18"/>
               </w:rPr>
-              <w:t>3.1 cm</w:t>
+              <w:t>4</w:t>
             </w:r>
           </w:p>
         </w:tc>
         <w:tc>
           <w:tcPr>
-            <w:tcW w:type="dxa" w:w="2541"/>
-            <w:shd w:fill="EAF3FA"/>
+            <w:tcW w:type="dxa" w:w="2091"/>
+            <w:shd w:fill="FFFFFF"/>
             <w:tcMar>
-              <w:top w:w="80" w:type="dxa"/>
-              <w:left w:w="80" w:type="dxa"/>
-              <w:bottom w:w="80" w:type="dxa"/>
-              <w:right w:w="80" w:type="dxa"/>
+              <w:top w:w="85" w:type="dxa"/>
+              <w:left w:w="85" w:type="dxa"/>
+              <w:bottom w:w="85" w:type="dxa"/>
+              <w:right w:w="85" w:type="dxa"/>
             </w:tcMar>
           </w:tcPr>
           <w:p>
             <w:pPr>
-              <w:spacing w:after="20"/>
+              <w:spacing w:after="0"/>
             </w:pPr>
             <w:r>
               <w:rPr>
+                <w:rFonts w:ascii="Arial" w:hAnsi="Arial"/>
                 <w:b w:val="0"/>
+                <w:color w:val="172033"/>
                 <w:sz w:val="18"/>
               </w:rPr>
-              <w:t>5.8 cm</w:t>
+              <w:t>2.1</w:t>
             </w:r>
           </w:p>
         </w:tc>
         <w:tc>
           <w:tcPr>
-            <w:tcW w:type="dxa" w:w="2541"/>
-            <w:shd w:fill="EAF3FA"/>
+            <w:tcW w:type="dxa" w:w="2091"/>
+            <w:shd w:fill="FFFFFF"/>
             <w:tcMar>
-              <w:top w:w="80" w:type="dxa"/>
-              <w:left w:w="80" w:type="dxa"/>
-              <w:bottom w:w="80" w:type="dxa"/>
-              <w:right w:w="80" w:type="dxa"/>
+              <w:top w:w="85" w:type="dxa"/>
+              <w:left w:w="85" w:type="dxa"/>
+              <w:bottom w:w="85" w:type="dxa"/>
+              <w:right w:w="85" w:type="dxa"/>
             </w:tcMar>
           </w:tcPr>
           <w:p>
             <w:pPr>
-              <w:spacing w:after="20"/>
+              <w:spacing w:after="0"/>
             </w:pPr>
             <w:r>
               <w:rPr>
+                <w:rFonts w:ascii="Arial" w:hAnsi="Arial"/>
                 <w:b w:val="0"/>
+                <w:color w:val="172033"/>
                 <w:sz w:val="18"/>
               </w:rPr>
-              <w:t>9.2 cm</w:t>
+              <w:t>4.4</w:t>
+            </w:r>
+          </w:p>
+        </w:tc>
+        <w:tc>
+          <w:tcPr>
+            <w:tcW w:type="dxa" w:w="2091"/>
+            <w:shd w:fill="FFFFFF"/>
+            <w:tcMar>
+              <w:top w:w="85" w:type="dxa"/>
+              <w:left w:w="85" w:type="dxa"/>
+              <w:bottom w:w="85" w:type="dxa"/>
+              <w:right w:w="85" w:type="dxa"/>
+            </w:tcMar>
+          </w:tcPr>
+          <w:p>
+            <w:pPr>
+              <w:spacing w:after="0"/>
+            </w:pPr>
+            <w:r>
+              <w:rPr>
+                <w:rFonts w:ascii="Arial" w:hAnsi="Arial"/>
+                <w:b w:val="0"/>
+                <w:color w:val="172033"/>
+                <w:sz w:val="18"/>
+              </w:rPr>
+              <w:t>7.2</w:t>
+            </w:r>
+          </w:p>
+        </w:tc>
+      </w:tr>
+      <w:tr>
+        <w:trPr>
+          <w:cantSplit/>
+        </w:trPr>
+        <w:tc>
+          <w:tcPr>
+            <w:tcW w:type="dxa" w:w="2091"/>
+            <w:shd w:fill="F0F2F6"/>
+            <w:tcMar>
+              <w:top w:w="85" w:type="dxa"/>
+              <w:left w:w="85" w:type="dxa"/>
+              <w:bottom w:w="85" w:type="dxa"/>
+              <w:right w:w="85" w:type="dxa"/>
+            </w:tcMar>
+          </w:tcPr>
+          <w:p>
+            <w:pPr>
+              <w:spacing w:after="0"/>
+            </w:pPr>
+            <w:r>
+              <w:rPr>
+                <w:rFonts w:ascii="Arial" w:hAnsi="Arial"/>
+                <w:b w:val="0"/>
+                <w:color w:val="172033"/>
+                <w:sz w:val="18"/>
+              </w:rPr>
+              <w:t>A3</w:t>
+            </w:r>
+          </w:p>
+        </w:tc>
+        <w:tc>
+          <w:tcPr>
+            <w:tcW w:type="dxa" w:w="2091"/>
+            <w:shd w:fill="F0F2F6"/>
+            <w:tcMar>
+              <w:top w:w="85" w:type="dxa"/>
+              <w:left w:w="85" w:type="dxa"/>
+              <w:bottom w:w="85" w:type="dxa"/>
+              <w:right w:w="85" w:type="dxa"/>
+            </w:tcMar>
+          </w:tcPr>
+          <w:p>
+            <w:pPr>
+              <w:spacing w:after="0"/>
+            </w:pPr>
+            <w:r>
+              <w:rPr>
+                <w:rFonts w:ascii="Arial" w:hAnsi="Arial"/>
+                <w:b w:val="0"/>
+                <w:color w:val="172033"/>
+                <w:sz w:val="18"/>
+              </w:rPr>
+              <w:t>4</w:t>
+            </w:r>
+          </w:p>
+        </w:tc>
+        <w:tc>
+          <w:tcPr>
+            <w:tcW w:type="dxa" w:w="2091"/>
+            <w:shd w:fill="F0F2F6"/>
+            <w:tcMar>
+              <w:top w:w="85" w:type="dxa"/>
+              <w:left w:w="85" w:type="dxa"/>
+              <w:bottom w:w="85" w:type="dxa"/>
+              <w:right w:w="85" w:type="dxa"/>
+            </w:tcMar>
+          </w:tcPr>
+          <w:p>
+            <w:pPr>
+              <w:spacing w:after="0"/>
+            </w:pPr>
+            <w:r>
+              <w:rPr>
+                <w:rFonts w:ascii="Arial" w:hAnsi="Arial"/>
+                <w:b w:val="0"/>
+                <w:color w:val="172033"/>
+                <w:sz w:val="18"/>
+              </w:rPr>
+              <w:t>2.2</w:t>
+            </w:r>
+          </w:p>
+        </w:tc>
+        <w:tc>
+          <w:tcPr>
+            <w:tcW w:type="dxa" w:w="2091"/>
+            <w:shd w:fill="F0F2F6"/>
+            <w:tcMar>
+              <w:top w:w="85" w:type="dxa"/>
+              <w:left w:w="85" w:type="dxa"/>
+              <w:bottom w:w="85" w:type="dxa"/>
+              <w:right w:w="85" w:type="dxa"/>
+            </w:tcMar>
+          </w:tcPr>
+          <w:p>
+            <w:pPr>
+              <w:spacing w:after="0"/>
+            </w:pPr>
+            <w:r>
+              <w:rPr>
+                <w:rFonts w:ascii="Arial" w:hAnsi="Arial"/>
+                <w:b w:val="0"/>
+                <w:color w:val="172033"/>
+                <w:sz w:val="18"/>
+              </w:rPr>
+              <w:t>4.5</w:t>
+            </w:r>
+          </w:p>
+        </w:tc>
+        <w:tc>
+          <w:tcPr>
+            <w:tcW w:type="dxa" w:w="2091"/>
+            <w:shd w:fill="F0F2F6"/>
+            <w:tcMar>
+              <w:top w:w="85" w:type="dxa"/>
+              <w:left w:w="85" w:type="dxa"/>
+              <w:bottom w:w="85" w:type="dxa"/>
+              <w:right w:w="85" w:type="dxa"/>
+            </w:tcMar>
+          </w:tcPr>
+          <w:p>
+            <w:pPr>
+              <w:spacing w:after="0"/>
+            </w:pPr>
+            <w:r>
+              <w:rPr>
+                <w:rFonts w:ascii="Arial" w:hAnsi="Arial"/>
+                <w:b w:val="0"/>
+                <w:color w:val="172033"/>
+                <w:sz w:val="18"/>
+              </w:rPr>
+              <w:t>7.3</w:t>
+            </w:r>
+          </w:p>
+        </w:tc>
+      </w:tr>
+      <w:tr>
+        <w:trPr>
+          <w:cantSplit/>
+        </w:trPr>
+        <w:tc>
+          <w:tcPr>
+            <w:tcW w:type="dxa" w:w="2091"/>
+            <w:shd w:fill="FFFFFF"/>
+            <w:tcMar>
+              <w:top w:w="85" w:type="dxa"/>
+              <w:left w:w="85" w:type="dxa"/>
+              <w:bottom w:w="85" w:type="dxa"/>
+              <w:right w:w="85" w:type="dxa"/>
+            </w:tcMar>
+          </w:tcPr>
+          <w:p>
+            <w:pPr>
+              <w:spacing w:after="0"/>
+            </w:pPr>
+            <w:r>
+              <w:rPr>
+                <w:rFonts w:ascii="Arial" w:hAnsi="Arial"/>
+                <w:b w:val="0"/>
+                <w:color w:val="172033"/>
+                <w:sz w:val="18"/>
+              </w:rPr>
+              <w:t>B1</w:t>
+            </w:r>
+          </w:p>
+        </w:tc>
+        <w:tc>
+          <w:tcPr>
+            <w:tcW w:type="dxa" w:w="2091"/>
+            <w:shd w:fill="FFFFFF"/>
+            <w:tcMar>
+              <w:top w:w="85" w:type="dxa"/>
+              <w:left w:w="85" w:type="dxa"/>
+              <w:bottom w:w="85" w:type="dxa"/>
+              <w:right w:w="85" w:type="dxa"/>
+            </w:tcMar>
+          </w:tcPr>
+          <w:p>
+            <w:pPr>
+              <w:spacing w:after="0"/>
+            </w:pPr>
+            <w:r>
+              <w:rPr>
+                <w:rFonts w:ascii="Arial" w:hAnsi="Arial"/>
+                <w:b w:val="0"/>
+                <w:color w:val="172033"/>
+                <w:sz w:val="18"/>
+              </w:rPr>
+              <w:t>8</w:t>
+            </w:r>
+          </w:p>
+        </w:tc>
+        <w:tc>
+          <w:tcPr>
+            <w:tcW w:type="dxa" w:w="2091"/>
+            <w:shd w:fill="FFFFFF"/>
+            <w:tcMar>
+              <w:top w:w="85" w:type="dxa"/>
+              <w:left w:w="85" w:type="dxa"/>
+              <w:bottom w:w="85" w:type="dxa"/>
+              <w:right w:w="85" w:type="dxa"/>
+            </w:tcMar>
+          </w:tcPr>
+          <w:p>
+            <w:pPr>
+              <w:spacing w:after="0"/>
+            </w:pPr>
+            <w:r>
+              <w:rPr>
+                <w:rFonts w:ascii="Arial" w:hAnsi="Arial"/>
+                <w:b w:val="0"/>
+                <w:color w:val="172033"/>
+                <w:sz w:val="18"/>
+              </w:rPr>
+              <w:t>2.0</w:t>
+            </w:r>
+          </w:p>
+        </w:tc>
+        <w:tc>
+          <w:tcPr>
+            <w:tcW w:type="dxa" w:w="2091"/>
+            <w:shd w:fill="FFFFFF"/>
+            <w:tcMar>
+              <w:top w:w="85" w:type="dxa"/>
+              <w:left w:w="85" w:type="dxa"/>
+              <w:bottom w:w="85" w:type="dxa"/>
+              <w:right w:w="85" w:type="dxa"/>
+            </w:tcMar>
+          </w:tcPr>
+          <w:p>
+            <w:pPr>
+              <w:spacing w:after="0"/>
+            </w:pPr>
+            <w:r>
+              <w:rPr>
+                <w:rFonts w:ascii="Arial" w:hAnsi="Arial"/>
+                <w:b w:val="0"/>
+                <w:color w:val="172033"/>
+                <w:sz w:val="18"/>
+              </w:rPr>
+              <w:t>4.9</w:t>
+            </w:r>
+          </w:p>
+        </w:tc>
+        <w:tc>
+          <w:tcPr>
+            <w:tcW w:type="dxa" w:w="2091"/>
+            <w:shd w:fill="FFFFFF"/>
+            <w:tcMar>
+              <w:top w:w="85" w:type="dxa"/>
+              <w:left w:w="85" w:type="dxa"/>
+              <w:bottom w:w="85" w:type="dxa"/>
+              <w:right w:w="85" w:type="dxa"/>
+            </w:tcMar>
+          </w:tcPr>
+          <w:p>
+            <w:pPr>
+              <w:spacing w:after="0"/>
+            </w:pPr>
+            <w:r>
+              <w:rPr>
+                <w:rFonts w:ascii="Arial" w:hAnsi="Arial"/>
+                <w:b w:val="0"/>
+                <w:color w:val="172033"/>
+                <w:sz w:val="18"/>
+              </w:rPr>
+              <w:t>8.1</w:t>
+            </w:r>
+          </w:p>
+        </w:tc>
+      </w:tr>
+      <w:tr>
+        <w:trPr>
+          <w:cantSplit/>
+        </w:trPr>
+        <w:tc>
+          <w:tcPr>
+            <w:tcW w:type="dxa" w:w="2091"/>
+            <w:shd w:fill="F0F2F6"/>
+            <w:tcMar>
+              <w:top w:w="85" w:type="dxa"/>
+              <w:left w:w="85" w:type="dxa"/>
+              <w:bottom w:w="85" w:type="dxa"/>
+              <w:right w:w="85" w:type="dxa"/>
+            </w:tcMar>
+          </w:tcPr>
+          <w:p>
+            <w:pPr>
+              <w:spacing w:after="0"/>
+            </w:pPr>
+            <w:r>
+              <w:rPr>
+                <w:rFonts w:ascii="Arial" w:hAnsi="Arial"/>
+                <w:b w:val="0"/>
+                <w:color w:val="172033"/>
+                <w:sz w:val="18"/>
+              </w:rPr>
+              <w:t>B2</w:t>
+            </w:r>
+          </w:p>
+        </w:tc>
+        <w:tc>
+          <w:tcPr>
+            <w:tcW w:type="dxa" w:w="2091"/>
+            <w:shd w:fill="F0F2F6"/>
+            <w:tcMar>
+              <w:top w:w="85" w:type="dxa"/>
+              <w:left w:w="85" w:type="dxa"/>
+              <w:bottom w:w="85" w:type="dxa"/>
+              <w:right w:w="85" w:type="dxa"/>
+            </w:tcMar>
+          </w:tcPr>
+          <w:p>
+            <w:pPr>
+              <w:spacing w:after="0"/>
+            </w:pPr>
+            <w:r>
+              <w:rPr>
+                <w:rFonts w:ascii="Arial" w:hAnsi="Arial"/>
+                <w:b w:val="0"/>
+                <w:color w:val="172033"/>
+                <w:sz w:val="18"/>
+              </w:rPr>
+              <w:t>8</w:t>
+            </w:r>
+          </w:p>
+        </w:tc>
+        <w:tc>
+          <w:tcPr>
+            <w:tcW w:type="dxa" w:w="2091"/>
+            <w:shd w:fill="F0F2F6"/>
+            <w:tcMar>
+              <w:top w:w="85" w:type="dxa"/>
+              <w:left w:w="85" w:type="dxa"/>
+              <w:bottom w:w="85" w:type="dxa"/>
+              <w:right w:w="85" w:type="dxa"/>
+            </w:tcMar>
+          </w:tcPr>
+          <w:p>
+            <w:pPr>
+              <w:spacing w:after="0"/>
+            </w:pPr>
+            <w:r>
+              <w:rPr>
+                <w:rFonts w:ascii="Arial" w:hAnsi="Arial"/>
+                <w:b w:val="0"/>
+                <w:color w:val="172033"/>
+                <w:sz w:val="18"/>
+              </w:rPr>
+              <w:t>2.1</w:t>
+            </w:r>
+          </w:p>
+        </w:tc>
+        <w:tc>
+          <w:tcPr>
+            <w:tcW w:type="dxa" w:w="2091"/>
+            <w:shd w:fill="F0F2F6"/>
+            <w:tcMar>
+              <w:top w:w="85" w:type="dxa"/>
+              <w:left w:w="85" w:type="dxa"/>
+              <w:bottom w:w="85" w:type="dxa"/>
+              <w:right w:w="85" w:type="dxa"/>
+            </w:tcMar>
+          </w:tcPr>
+          <w:p>
+            <w:pPr>
+              <w:spacing w:after="0"/>
+            </w:pPr>
+            <w:r>
+              <w:rPr>
+                <w:rFonts w:ascii="Arial" w:hAnsi="Arial"/>
+                <w:b w:val="0"/>
+                <w:color w:val="172033"/>
+                <w:sz w:val="18"/>
+              </w:rPr>
+              <w:t>5.0</w:t>
+            </w:r>
+          </w:p>
+        </w:tc>
+        <w:tc>
+          <w:tcPr>
+            <w:tcW w:type="dxa" w:w="2091"/>
+            <w:shd w:fill="F0F2F6"/>
+            <w:tcMar>
+              <w:top w:w="85" w:type="dxa"/>
+              <w:left w:w="85" w:type="dxa"/>
+              <w:bottom w:w="85" w:type="dxa"/>
+              <w:right w:w="85" w:type="dxa"/>
+            </w:tcMar>
+          </w:tcPr>
+          <w:p>
+            <w:pPr>
+              <w:spacing w:after="0"/>
+            </w:pPr>
+            <w:r>
+              <w:rPr>
+                <w:rFonts w:ascii="Arial" w:hAnsi="Arial"/>
+                <w:b w:val="0"/>
+                <w:color w:val="172033"/>
+                <w:sz w:val="18"/>
+              </w:rPr>
+              <w:t>8.2</w:t>
+            </w:r>
+          </w:p>
+        </w:tc>
+      </w:tr>
+      <w:tr>
+        <w:trPr>
+          <w:cantSplit/>
+        </w:trPr>
+        <w:tc>
+          <w:tcPr>
+            <w:tcW w:type="dxa" w:w="2091"/>
+            <w:shd w:fill="FFFFFF"/>
+            <w:tcMar>
+              <w:top w:w="85" w:type="dxa"/>
+              <w:left w:w="85" w:type="dxa"/>
+              <w:bottom w:w="85" w:type="dxa"/>
+              <w:right w:w="85" w:type="dxa"/>
+            </w:tcMar>
+          </w:tcPr>
+          <w:p>
+            <w:pPr>
+              <w:spacing w:after="0"/>
+            </w:pPr>
+            <w:r>
+              <w:rPr>
+                <w:rFonts w:ascii="Arial" w:hAnsi="Arial"/>
+                <w:b w:val="0"/>
+                <w:color w:val="172033"/>
+                <w:sz w:val="18"/>
+              </w:rPr>
+              <w:t>B3</w:t>
+            </w:r>
+          </w:p>
+        </w:tc>
+        <w:tc>
+          <w:tcPr>
+            <w:tcW w:type="dxa" w:w="2091"/>
+            <w:shd w:fill="FFFFFF"/>
+            <w:tcMar>
+              <w:top w:w="85" w:type="dxa"/>
+              <w:left w:w="85" w:type="dxa"/>
+              <w:bottom w:w="85" w:type="dxa"/>
+              <w:right w:w="85" w:type="dxa"/>
+            </w:tcMar>
+          </w:tcPr>
+          <w:p>
+            <w:pPr>
+              <w:spacing w:after="0"/>
+            </w:pPr>
+            <w:r>
+              <w:rPr>
+                <w:rFonts w:ascii="Arial" w:hAnsi="Arial"/>
+                <w:b w:val="0"/>
+                <w:color w:val="172033"/>
+                <w:sz w:val="18"/>
+              </w:rPr>
+              <w:t>8</w:t>
+            </w:r>
+          </w:p>
+        </w:tc>
+        <w:tc>
+          <w:tcPr>
+            <w:tcW w:type="dxa" w:w="2091"/>
+            <w:shd w:fill="FFFFFF"/>
+            <w:tcMar>
+              <w:top w:w="85" w:type="dxa"/>
+              <w:left w:w="85" w:type="dxa"/>
+              <w:bottom w:w="85" w:type="dxa"/>
+              <w:right w:w="85" w:type="dxa"/>
+            </w:tcMar>
+          </w:tcPr>
+          <w:p>
+            <w:pPr>
+              <w:spacing w:after="0"/>
+            </w:pPr>
+            <w:r>
+              <w:rPr>
+                <w:rFonts w:ascii="Arial" w:hAnsi="Arial"/>
+                <w:b w:val="0"/>
+                <w:color w:val="172033"/>
+                <w:sz w:val="18"/>
+              </w:rPr>
+              <w:t>2.2</w:t>
+            </w:r>
+          </w:p>
+        </w:tc>
+        <w:tc>
+          <w:tcPr>
+            <w:tcW w:type="dxa" w:w="2091"/>
+            <w:shd w:fill="FFFFFF"/>
+            <w:tcMar>
+              <w:top w:w="85" w:type="dxa"/>
+              <w:left w:w="85" w:type="dxa"/>
+              <w:bottom w:w="85" w:type="dxa"/>
+              <w:right w:w="85" w:type="dxa"/>
+            </w:tcMar>
+          </w:tcPr>
+          <w:p>
+            <w:pPr>
+              <w:spacing w:after="0"/>
+            </w:pPr>
+            <w:r>
+              <w:rPr>
+                <w:rFonts w:ascii="Arial" w:hAnsi="Arial"/>
+                <w:b w:val="0"/>
+                <w:color w:val="172033"/>
+                <w:sz w:val="18"/>
+              </w:rPr>
+              <w:t>5.1</w:t>
+            </w:r>
+          </w:p>
+        </w:tc>
+        <w:tc>
+          <w:tcPr>
+            <w:tcW w:type="dxa" w:w="2091"/>
+            <w:shd w:fill="FFFFFF"/>
+            <w:tcMar>
+              <w:top w:w="85" w:type="dxa"/>
+              <w:left w:w="85" w:type="dxa"/>
+              <w:bottom w:w="85" w:type="dxa"/>
+              <w:right w:w="85" w:type="dxa"/>
+            </w:tcMar>
+          </w:tcPr>
+          <w:p>
+            <w:pPr>
+              <w:spacing w:after="0"/>
+            </w:pPr>
+            <w:r>
+              <w:rPr>
+                <w:rFonts w:ascii="Arial" w:hAnsi="Arial"/>
+                <w:b w:val="0"/>
+                <w:color w:val="172033"/>
+                <w:sz w:val="18"/>
+              </w:rPr>
+              <w:t>8.3</w:t>
             </w:r>
           </w:p>
         </w:tc>
@@ -697,13 +1447,12 @@
     </w:tbl>
     <w:p>
       <w:pPr>
-        <w:spacing w:after="0"/>
+        <w:spacing w:after="0" w:before="0" w:line="60" w:lineRule="exact"/>
       </w:pPr>
-    </w:p>
-    <w:p>
-      <w:pPr/>
       <w:r>
-        <w:t>Illustrative means for three plants per group. Retain individual measurements in your notebook so another reader can check the calculation.</w:t>
+        <w:rPr>
+          <w:sz w:val="6"/>
+        </w:rPr>
       </w:r>
     </w:p>
     <w:p>
@@ -711,83 +1460,72 @@
         <w:pStyle w:val="Heading1"/>
       </w:pPr>
       <w:r>
+        <w:rPr>
+          <w:b w:val="0"/>
+        </w:rPr>
         <w:t>What the example suggests</w:t>
       </w:r>
     </w:p>
     <w:p>
       <w:pPr/>
       <w:r>
-        <w:t>In this sample, group B grew 6.1 cm and group A grew 5.1 cm. The difference is 1.0 cm. With only three plants per group, this does not establish a general rule.</w:t>
+        <w:rPr>
+          <w:b w:val="0"/>
+        </w:rPr>
+        <w:t>Group A grew from 2.1 to 7.2 cm on average. Group B grew from 2.1 to 8.2 cm. The difference in growth is 1.0 cm. With only three plants per group, this does not establish a general rule.</w:t>
       </w:r>
     </w:p>
     <w:p>
       <w:pPr>
-        <w:pStyle w:val="Heading1"/>
+        <w:shd w:fill="EDF2F9"/>
+        <w:spacing w:before="120" w:after="160"/>
       </w:pPr>
       <w:r>
-        <w:t>Limitations and improvements</w:t>
+        <w:rPr>
+          <w:b/>
+          <w:color w:val="216348"/>
+          <w:sz w:val="18"/>
+        </w:rPr>
+        <w:t>BETTER EVIDENCE</w:t>
+        <w:br/>
+      </w:r>
+      <w:r>
+        <w:rPr>
+          <w:b w:val="0"/>
+        </w:rPr>
+        <w:t xml:space="preserve">Height can increase when a seedling stretches for light. Add leaf count, color observations and more plants before interpreting health. These measurements are </w:t>
+      </w:r>
+      <w:r>
+        <w:rPr>
+          <w:b/>
+          <w:color w:val="216348"/>
+        </w:rPr>
+        <w:t>synthetic</w:t>
+      </w:r>
+      <w:r>
+        <w:rPr>
+          <w:b w:val="0"/>
+        </w:rPr>
+        <w:t>, not an experiment performed by a student.</w:t>
       </w:r>
     </w:p>
     <w:p>
       <w:pPr>
-        <w:pStyle w:val="ListBullet"/>
+        <w:spacing w:before="140"/>
       </w:pPr>
       <w:r>
-        <w:t>Record leaf color and leaf count as well as height.</w:t>
-      </w:r>
-    </w:p>
-    <w:p>
-      <w:pPr>
-        <w:pStyle w:val="ListBullet"/>
-      </w:pPr>
-      <w:r>
-        <w:t>Rotate container positions to reduce uneven light exposure.</w:t>
-      </w:r>
-    </w:p>
-    <w:p>
-      <w:pPr>
-        <w:pStyle w:val="ListBullet"/>
-      </w:pPr>
-      <w:r>
-        <w:t>Repeat with more seedlings and record individual variation.</w:t>
-      </w:r>
-    </w:p>
-    <w:p>
-      <w:pPr>
-        <w:pStyle w:val="Heading1"/>
-      </w:pPr>
-      <w:r>
-        <w:t>Sources and next question</w:t>
-      </w:r>
-    </w:p>
-    <w:p>
-      <w:pPr/>
-      <w:r>
-        <w:t>Sources consulted: [Author, title, publication date and page or URL]</w:t>
-        <w:br/>
-        <w:t>Next investigation: would the same pattern appear with another plant species?</w:t>
-      </w:r>
-    </w:p>
-    <w:p>
-      <w:pPr>
-        <w:pStyle w:val="Heading1"/>
-      </w:pPr>
-      <w:r>
-        <w:t>Teacher feedback</w:t>
-      </w:r>
-    </w:p>
-    <w:p>
-      <w:pPr/>
-      <w:r>
-        <w:t>[Strengths]</w:t>
-        <w:br/>
-        <w:t>[One specific improvement]</w:t>
+        <w:rPr>
+          <w:i/>
+          <w:color w:val="505968"/>
+          <w:sz w:val="16"/>
+        </w:rPr>
+        <w:t>Design notes: Traceable synthetic observations, chart and uncertainty. Original Dazzler template, Apache-2.0. All sample facts are fictional.</w:t>
       </w:r>
     </w:p>
     <w:sectPr>
       <w:footerReference w:type="default" r:id="rId9"/>
       <w:pgSz w:w="12240" w:h="15840"/>
-      <w:pgMar w:top="864" w:right="1037" w:bottom="864" w:left="1037" w:header="720" w:footer="720" w:gutter="0"/>
+      <w:pgMar w:top="749" w:right="893" w:bottom="749" w:left="893" w:header="720" w:footer="720" w:gutter="0"/>
       <w:cols w:space="720"/>
       <w:docGrid w:linePitch="360"/>
     </w:sectPr>
@@ -803,10 +1541,26 @@
     </w:pPr>
     <w:r>
       <w:rPr>
+        <w:b w:val="0"/>
         <w:sz w:val="16"/>
       </w:rPr>
-      <w:t>Dazzler sample template • school • Replace fictional details before use</w:t>
     </w:r>
+    <w:r>
+      <w:rPr>
+        <w:b/>
+        <w:color w:val="216348"/>
+        <w:sz w:val="16"/>
+      </w:rPr>
+      <w:t>FICTIONAL</w:t>
+    </w:r>
+    <w:r>
+      <w:rPr>
+        <w:b w:val="0"/>
+        <w:sz w:val="16"/>
+      </w:rPr>
+      <w:t xml:space="preserve"> EXAMPLE  /  SCHOOL   •   Dazzler   /   </w:t>
+    </w:r>
+    <w:fldSimple w:instr="PAGE"/>
   </w:p>
 </w:ftr>
 </file>
@@ -1175,12 +1929,12 @@
     <w:qFormat/>
     <w:rsid w:val="00FC693F"/>
     <w:pPr>
-      <w:spacing w:line="259" w:lineRule="auto" w:after="120"/>
+      <w:spacing w:after="140" w:line="264" w:lineRule="auto"/>
     </w:pPr>
     <w:rPr>
       <w:rFonts w:ascii="Arial" w:hAnsi="Arial"/>
-      <w:color w:val="000000"/>
-      <w:sz w:val="20"/>
+      <w:color w:val="172033"/>
+      <w:sz w:val="21"/>
     </w:rPr>
   </w:style>
   <w:style w:type="paragraph" w:styleId="Header">
@@ -1238,15 +1992,15 @@
     <w:pPr>
       <w:keepNext/>
       <w:keepLines/>
-      <w:spacing w:before="240" w:after="120" w:line="259" w:lineRule="auto"/>
+      <w:spacing w:before="180" w:after="140" w:line="264" w:lineRule="auto"/>
       <w:outlineLvl w:val="0"/>
     </w:pPr>
     <w:rPr>
-      <w:rFonts w:cstheme="majorBidi" w:ascii="Arial" w:hAnsi="Arial"/>
-      <w:b/>
+      <w:rFonts w:cstheme="majorBidi" w:ascii="Georgia" w:hAnsi="Georgia"/>
+      <w:b w:val="0"/>
       <w:bCs/>
-      <w:color w:val="000000"/>
-      <w:sz w:val="26"/>
+      <w:color w:val="216348"/>
+      <w:sz w:val="30"/>
       <w:szCs w:val="28"/>
     </w:rPr>
   </w:style>
@@ -1262,15 +2016,15 @@
     <w:pPr>
       <w:keepNext/>
       <w:keepLines/>
-      <w:spacing w:before="200" w:after="120" w:line="259" w:lineRule="auto"/>
+      <w:spacing w:before="200" w:after="140" w:line="264" w:lineRule="auto"/>
       <w:outlineLvl w:val="1"/>
     </w:pPr>
     <w:rPr>
       <w:rFonts w:cstheme="majorBidi" w:ascii="Arial" w:hAnsi="Arial"/>
       <w:b/>
       <w:bCs/>
-      <w:color w:val="000000"/>
-      <w:sz w:val="22"/>
+      <w:color w:val="172033"/>
+      <w:sz w:val="24"/>
       <w:szCs w:val="26"/>
     </w:rPr>
   </w:style>
@@ -1290,7 +2044,7 @@
       <w:outlineLvl w:val="2"/>
     </w:pPr>
     <w:rPr>
-      <w:rFonts w:asciiTheme="majorHAnsi" w:eastAsiaTheme="majorEastAsia" w:hAnsiTheme="majorHAnsi" w:cstheme="majorBidi"/>
+      <w:rFonts w:cstheme="majorBidi"/>
       <w:b/>
       <w:bCs/>
       <w:color w:val="4F81BD" w:themeColor="accent1"/>
@@ -1313,7 +2067,7 @@
       <w:outlineLvl w:val="3"/>
     </w:pPr>
     <w:rPr>
-      <w:rFonts w:asciiTheme="majorHAnsi" w:eastAsiaTheme="majorEastAsia" w:hAnsiTheme="majorHAnsi" w:cstheme="majorBidi"/>
+      <w:rFonts w:cstheme="majorBidi"/>
       <w:b/>
       <w:bCs/>
       <w:i/>
@@ -1338,7 +2092,7 @@
       <w:outlineLvl w:val="4"/>
     </w:pPr>
     <w:rPr>
-      <w:rFonts w:asciiTheme="majorHAnsi" w:eastAsiaTheme="majorEastAsia" w:hAnsiTheme="majorHAnsi" w:cstheme="majorBidi"/>
+      <w:rFonts w:cstheme="majorBidi"/>
       <w:color w:val="243F60" w:themeColor="accent1" w:themeShade="7F"/>
     </w:rPr>
   </w:style>
@@ -1359,7 +2113,7 @@
       <w:outlineLvl w:val="5"/>
     </w:pPr>
     <w:rPr>
-      <w:rFonts w:asciiTheme="majorHAnsi" w:eastAsiaTheme="majorEastAsia" w:hAnsiTheme="majorHAnsi" w:cstheme="majorBidi"/>
+      <w:rFonts w:cstheme="majorBidi"/>
       <w:i/>
       <w:iCs/>
       <w:color w:val="243F60" w:themeColor="accent1" w:themeShade="7F"/>
@@ -1382,7 +2136,7 @@
       <w:outlineLvl w:val="6"/>
     </w:pPr>
     <w:rPr>
-      <w:rFonts w:asciiTheme="majorHAnsi" w:eastAsiaTheme="majorEastAsia" w:hAnsiTheme="majorHAnsi" w:cstheme="majorBidi"/>
+      <w:rFonts w:cstheme="majorBidi"/>
       <w:i/>
       <w:iCs/>
       <w:color w:val="404040" w:themeColor="text1" w:themeTint="BF"/>
@@ -1405,7 +2159,7 @@
       <w:outlineLvl w:val="7"/>
     </w:pPr>
     <w:rPr>
-      <w:rFonts w:asciiTheme="majorHAnsi" w:eastAsiaTheme="majorEastAsia" w:hAnsiTheme="majorHAnsi" w:cstheme="majorBidi"/>
+      <w:rFonts w:cstheme="majorBidi"/>
       <w:color w:val="4F81BD" w:themeColor="accent1"/>
       <w:sz w:val="20"/>
       <w:szCs w:val="20"/>
@@ -1428,7 +2182,7 @@
       <w:outlineLvl w:val="8"/>
     </w:pPr>
     <w:rPr>
-      <w:rFonts w:asciiTheme="majorHAnsi" w:eastAsiaTheme="majorEastAsia" w:hAnsiTheme="majorHAnsi" w:cstheme="majorBidi"/>
+      <w:rFonts w:cstheme="majorBidi"/>
       <w:i/>
       <w:iCs/>
       <w:color w:val="404040" w:themeColor="text1" w:themeTint="BF"/>
@@ -1479,7 +2233,7 @@
     <w:uiPriority w:val="9"/>
     <w:rsid w:val="00FC693F"/>
     <w:rPr>
-      <w:rFonts w:asciiTheme="majorHAnsi" w:eastAsiaTheme="majorEastAsia" w:hAnsiTheme="majorHAnsi" w:cstheme="majorBidi"/>
+      <w:rFonts w:cstheme="majorBidi"/>
       <w:b/>
       <w:bCs/>
       <w:color w:val="365F91" w:themeColor="accent1" w:themeShade="BF"/>
@@ -1494,7 +2248,7 @@
     <w:uiPriority w:val="9"/>
     <w:rsid w:val="00FC693F"/>
     <w:rPr>
-      <w:rFonts w:asciiTheme="majorHAnsi" w:eastAsiaTheme="majorEastAsia" w:hAnsiTheme="majorHAnsi" w:cstheme="majorBidi"/>
+      <w:rFonts w:cstheme="majorBidi"/>
       <w:b/>
       <w:bCs/>
       <w:color w:val="4F81BD" w:themeColor="accent1"/>
@@ -1509,7 +2263,7 @@
     <w:uiPriority w:val="9"/>
     <w:rsid w:val="00FC693F"/>
     <w:rPr>
-      <w:rFonts w:asciiTheme="majorHAnsi" w:eastAsiaTheme="majorEastAsia" w:hAnsiTheme="majorHAnsi" w:cstheme="majorBidi"/>
+      <w:rFonts w:cstheme="majorBidi"/>
       <w:b/>
       <w:bCs/>
       <w:color w:val="4F81BD" w:themeColor="accent1"/>
@@ -1524,15 +2278,17 @@
     <w:qFormat/>
     <w:rsid w:val="00FC693F"/>
     <w:pPr>
-      <w:spacing w:after="120" w:line="259" w:lineRule="auto"/>
+      <w:keepNext/>
+      <w:spacing w:after="140" w:line="264" w:lineRule="auto"/>
       <w:contextualSpacing/>
     </w:pPr>
     <w:rPr>
-      <w:rFonts w:cstheme="majorBidi" w:ascii="Arial" w:hAnsi="Arial"/>
-      <w:color w:val="000000"/>
+      <w:rFonts w:cstheme="majorBidi" w:ascii="Georgia" w:hAnsi="Georgia"/>
+      <w:b w:val="0"/>
+      <w:color w:val="216348"/>
       <w:spacing w:val="5"/>
       <w:kern w:val="28"/>
-      <w:sz w:val="56"/>
+      <w:sz w:val="70"/>
       <w:szCs w:val="52"/>
     </w:rPr>
   </w:style>
@@ -1543,7 +2299,7 @@
     <w:uiPriority w:val="10"/>
     <w:rsid w:val="00FC693F"/>
     <w:rPr>
-      <w:rFonts w:asciiTheme="majorHAnsi" w:eastAsiaTheme="majorEastAsia" w:hAnsiTheme="majorHAnsi" w:cstheme="majorBidi"/>
+      <w:rFonts w:cstheme="majorBidi"/>
       <w:color w:val="17365D" w:themeColor="text2" w:themeShade="BF"/>
       <w:spacing w:val="5"/>
       <w:kern w:val="28"/>
@@ -1563,13 +2319,13 @@
       <w:numPr>
         <w:ilvl w:val="1"/>
       </w:numPr>
-      <w:spacing w:line="259" w:lineRule="auto" w:after="120"/>
+      <w:spacing w:after="140" w:line="264" w:lineRule="auto"/>
     </w:pPr>
     <w:rPr>
       <w:rFonts w:cstheme="majorBidi" w:ascii="Arial" w:hAnsi="Arial"/>
       <w:i/>
       <w:iCs/>
-      <w:color w:val="000000"/>
+      <w:color w:val="172033"/>
       <w:spacing w:val="15"/>
       <w:sz w:val="24"/>
       <w:szCs w:val="24"/>
@@ -1582,7 +2338,7 @@
     <w:uiPriority w:val="11"/>
     <w:rsid w:val="00FC693F"/>
     <w:rPr>
-      <w:rFonts w:asciiTheme="majorHAnsi" w:eastAsiaTheme="majorEastAsia" w:hAnsiTheme="majorHAnsi" w:cstheme="majorBidi"/>
+      <w:rFonts w:cstheme="majorBidi"/>
       <w:i/>
       <w:iCs/>
       <w:color w:val="4F81BD" w:themeColor="accent1"/>
@@ -1707,13 +2463,13 @@
       <w:numPr>
         <w:numId w:val="1"/>
       </w:numPr>
-      <w:spacing w:line="259" w:lineRule="auto" w:after="120"/>
+      <w:spacing w:after="140" w:line="264" w:lineRule="auto"/>
       <w:contextualSpacing/>
     </w:pPr>
     <w:rPr>
       <w:rFonts w:ascii="Arial" w:hAnsi="Arial"/>
-      <w:color w:val="000000"/>
-      <w:sz w:val="20"/>
+      <w:color w:val="172033"/>
+      <w:sz w:val="21"/>
     </w:rPr>
   </w:style>
   <w:style w:type="paragraph" w:styleId="ListBullet2">
@@ -1886,7 +2642,7 @@
     <w:semiHidden/>
     <w:rsid w:val="00FC693F"/>
     <w:rPr>
-      <w:rFonts w:asciiTheme="majorHAnsi" w:eastAsiaTheme="majorEastAsia" w:hAnsiTheme="majorHAnsi" w:cstheme="majorBidi"/>
+      <w:rFonts w:cstheme="majorBidi"/>
       <w:b/>
       <w:bCs/>
       <w:i/>
@@ -1902,7 +2658,7 @@
     <w:semiHidden/>
     <w:rsid w:val="00FC693F"/>
     <w:rPr>
-      <w:rFonts w:asciiTheme="majorHAnsi" w:eastAsiaTheme="majorEastAsia" w:hAnsiTheme="majorHAnsi" w:cstheme="majorBidi"/>
+      <w:rFonts w:cstheme="majorBidi"/>
       <w:color w:val="243F60" w:themeColor="accent1" w:themeShade="7F"/>
     </w:rPr>
   </w:style>
@@ -1914,7 +2670,7 @@
     <w:semiHidden/>
     <w:rsid w:val="00FC693F"/>
     <w:rPr>
-      <w:rFonts w:asciiTheme="majorHAnsi" w:eastAsiaTheme="majorEastAsia" w:hAnsiTheme="majorHAnsi" w:cstheme="majorBidi"/>
+      <w:rFonts w:cstheme="majorBidi"/>
       <w:i/>
       <w:iCs/>
       <w:color w:val="243F60" w:themeColor="accent1" w:themeShade="7F"/>
@@ -1928,7 +2684,7 @@
     <w:semiHidden/>
     <w:rsid w:val="00FC693F"/>
     <w:rPr>
-      <w:rFonts w:asciiTheme="majorHAnsi" w:eastAsiaTheme="majorEastAsia" w:hAnsiTheme="majorHAnsi" w:cstheme="majorBidi"/>
+      <w:rFonts w:cstheme="majorBidi"/>
       <w:i/>
       <w:iCs/>
       <w:color w:val="404040" w:themeColor="text1" w:themeTint="BF"/>
@@ -1942,7 +2698,7 @@
     <w:semiHidden/>
     <w:rsid w:val="00FC693F"/>
     <w:rPr>
-      <w:rFonts w:asciiTheme="majorHAnsi" w:eastAsiaTheme="majorEastAsia" w:hAnsiTheme="majorHAnsi" w:cstheme="majorBidi"/>
+      <w:rFonts w:cstheme="majorBidi"/>
       <w:color w:val="4F81BD" w:themeColor="accent1"/>
       <w:sz w:val="20"/>
       <w:szCs w:val="20"/>
@@ -1956,7 +2712,7 @@
     <w:semiHidden/>
     <w:rsid w:val="00FC693F"/>
     <w:rPr>
-      <w:rFonts w:asciiTheme="majorHAnsi" w:eastAsiaTheme="majorEastAsia" w:hAnsiTheme="majorHAnsi" w:cstheme="majorBidi"/>
+      <w:rFonts w:cstheme="majorBidi"/>
       <w:i/>
       <w:iCs/>
       <w:color w:val="404040" w:themeColor="text1" w:themeTint="BF"/>
@@ -3542,7 +4298,7 @@
         <w:spacing w:before="0" w:after="0" w:line="240" w:lineRule="auto"/>
       </w:pPr>
       <w:rPr>
-        <w:rFonts w:asciiTheme="majorHAnsi" w:eastAsiaTheme="majorEastAsia" w:hAnsiTheme="majorHAnsi" w:cstheme="majorBidi"/>
+        <w:rFonts w:cstheme="majorBidi"/>
         <w:b/>
         <w:bCs/>
       </w:rPr>
@@ -3563,7 +4319,7 @@
         <w:spacing w:before="0" w:after="0" w:line="240" w:lineRule="auto"/>
       </w:pPr>
       <w:rPr>
-        <w:rFonts w:asciiTheme="majorHAnsi" w:eastAsiaTheme="majorEastAsia" w:hAnsiTheme="majorHAnsi" w:cstheme="majorBidi"/>
+        <w:rFonts w:cstheme="majorBidi"/>
         <w:b/>
         <w:bCs/>
       </w:rPr>
@@ -3581,14 +4337,14 @@
     </w:tblStylePr>
     <w:tblStylePr w:type="firstCol">
       <w:rPr>
-        <w:rFonts w:asciiTheme="majorHAnsi" w:eastAsiaTheme="majorEastAsia" w:hAnsiTheme="majorHAnsi" w:cstheme="majorBidi"/>
+        <w:rFonts w:cstheme="majorBidi"/>
         <w:b/>
         <w:bCs/>
       </w:rPr>
     </w:tblStylePr>
     <w:tblStylePr w:type="lastCol">
       <w:rPr>
-        <w:rFonts w:asciiTheme="majorHAnsi" w:eastAsiaTheme="majorEastAsia" w:hAnsiTheme="majorHAnsi" w:cstheme="majorBidi"/>
+        <w:rFonts w:cstheme="majorBidi"/>
         <w:b/>
         <w:bCs/>
       </w:rPr>
@@ -3672,7 +4428,7 @@
         <w:spacing w:before="0" w:after="0" w:line="240" w:lineRule="auto"/>
       </w:pPr>
       <w:rPr>
-        <w:rFonts w:asciiTheme="majorHAnsi" w:eastAsiaTheme="majorEastAsia" w:hAnsiTheme="majorHAnsi" w:cstheme="majorBidi"/>
+        <w:rFonts w:cstheme="majorBidi"/>
         <w:b/>
         <w:bCs/>
       </w:rPr>
@@ -3693,7 +4449,7 @@
         <w:spacing w:before="0" w:after="0" w:line="240" w:lineRule="auto"/>
       </w:pPr>
       <w:rPr>
-        <w:rFonts w:asciiTheme="majorHAnsi" w:eastAsiaTheme="majorEastAsia" w:hAnsiTheme="majorHAnsi" w:cstheme="majorBidi"/>
+        <w:rFonts w:cstheme="majorBidi"/>
         <w:b/>
         <w:bCs/>
       </w:rPr>
@@ -3711,14 +4467,14 @@
     </w:tblStylePr>
     <w:tblStylePr w:type="firstCol">
       <w:rPr>
-        <w:rFonts w:asciiTheme="majorHAnsi" w:eastAsiaTheme="majorEastAsia" w:hAnsiTheme="majorHAnsi" w:cstheme="majorBidi"/>
+        <w:rFonts w:cstheme="majorBidi"/>
         <w:b/>
         <w:bCs/>
       </w:rPr>
     </w:tblStylePr>
     <w:tblStylePr w:type="lastCol">
       <w:rPr>
-        <w:rFonts w:asciiTheme="majorHAnsi" w:eastAsiaTheme="majorEastAsia" w:hAnsiTheme="majorHAnsi" w:cstheme="majorBidi"/>
+        <w:rFonts w:cstheme="majorBidi"/>
         <w:b/>
         <w:bCs/>
       </w:rPr>
@@ -3802,7 +4558,7 @@
         <w:spacing w:before="0" w:after="0" w:line="240" w:lineRule="auto"/>
       </w:pPr>
       <w:rPr>
-        <w:rFonts w:asciiTheme="majorHAnsi" w:eastAsiaTheme="majorEastAsia" w:hAnsiTheme="majorHAnsi" w:cstheme="majorBidi"/>
+        <w:rFonts w:cstheme="majorBidi"/>
         <w:b/>
         <w:bCs/>
       </w:rPr>
@@ -3823,7 +4579,7 @@
         <w:spacing w:before="0" w:after="0" w:line="240" w:lineRule="auto"/>
       </w:pPr>
       <w:rPr>
-        <w:rFonts w:asciiTheme="majorHAnsi" w:eastAsiaTheme="majorEastAsia" w:hAnsiTheme="majorHAnsi" w:cstheme="majorBidi"/>
+        <w:rFonts w:cstheme="majorBidi"/>
         <w:b/>
         <w:bCs/>
       </w:rPr>
@@ -3841,14 +4597,14 @@
     </w:tblStylePr>
     <w:tblStylePr w:type="firstCol">
       <w:rPr>
-        <w:rFonts w:asciiTheme="majorHAnsi" w:eastAsiaTheme="majorEastAsia" w:hAnsiTheme="majorHAnsi" w:cstheme="majorBidi"/>
+        <w:rFonts w:cstheme="majorBidi"/>
         <w:b/>
         <w:bCs/>
       </w:rPr>
     </w:tblStylePr>
     <w:tblStylePr w:type="lastCol">
       <w:rPr>
-        <w:rFonts w:asciiTheme="majorHAnsi" w:eastAsiaTheme="majorEastAsia" w:hAnsiTheme="majorHAnsi" w:cstheme="majorBidi"/>
+        <w:rFonts w:cstheme="majorBidi"/>
         <w:b/>
         <w:bCs/>
       </w:rPr>
@@ -3932,7 +4688,7 @@
         <w:spacing w:before="0" w:after="0" w:line="240" w:lineRule="auto"/>
       </w:pPr>
       <w:rPr>
-        <w:rFonts w:asciiTheme="majorHAnsi" w:eastAsiaTheme="majorEastAsia" w:hAnsiTheme="majorHAnsi" w:cstheme="majorBidi"/>
+        <w:rFonts w:cstheme="majorBidi"/>
         <w:b/>
         <w:bCs/>
       </w:rPr>
@@ -3953,7 +4709,7 @@
         <w:spacing w:before="0" w:after="0" w:line="240" w:lineRule="auto"/>
       </w:pPr>
       <w:rPr>
-        <w:rFonts w:asciiTheme="majorHAnsi" w:eastAsiaTheme="majorEastAsia" w:hAnsiTheme="majorHAnsi" w:cstheme="majorBidi"/>
+        <w:rFonts w:cstheme="majorBidi"/>
         <w:b/>
         <w:bCs/>
       </w:rPr>
@@ -3971,14 +4727,14 @@
     </w:tblStylePr>
     <w:tblStylePr w:type="firstCol">
       <w:rPr>
-        <w:rFonts w:asciiTheme="majorHAnsi" w:eastAsiaTheme="majorEastAsia" w:hAnsiTheme="majorHAnsi" w:cstheme="majorBidi"/>
+        <w:rFonts w:cstheme="majorBidi"/>
         <w:b/>
         <w:bCs/>
       </w:rPr>
     </w:tblStylePr>
     <w:tblStylePr w:type="lastCol">
       <w:rPr>
-        <w:rFonts w:asciiTheme="majorHAnsi" w:eastAsiaTheme="majorEastAsia" w:hAnsiTheme="majorHAnsi" w:cstheme="majorBidi"/>
+        <w:rFonts w:cstheme="majorBidi"/>
         <w:b/>
         <w:bCs/>
       </w:rPr>
@@ -4062,7 +4818,7 @@
         <w:spacing w:before="0" w:after="0" w:line="240" w:lineRule="auto"/>
       </w:pPr>
       <w:rPr>
-        <w:rFonts w:asciiTheme="majorHAnsi" w:eastAsiaTheme="majorEastAsia" w:hAnsiTheme="majorHAnsi" w:cstheme="majorBidi"/>
+        <w:rFonts w:cstheme="majorBidi"/>
         <w:b/>
         <w:bCs/>
       </w:rPr>
@@ -4083,7 +4839,7 @@
         <w:spacing w:before="0" w:after="0" w:line="240" w:lineRule="auto"/>
       </w:pPr>
       <w:rPr>
-        <w:rFonts w:asciiTheme="majorHAnsi" w:eastAsiaTheme="majorEastAsia" w:hAnsiTheme="majorHAnsi" w:cstheme="majorBidi"/>
+        <w:rFonts w:cstheme="majorBidi"/>
         <w:b/>
         <w:bCs/>
       </w:rPr>
@@ -4101,14 +4857,14 @@
     </w:tblStylePr>
     <w:tblStylePr w:type="firstCol">
       <w:rPr>
-        <w:rFonts w:asciiTheme="majorHAnsi" w:eastAsiaTheme="majorEastAsia" w:hAnsiTheme="majorHAnsi" w:cstheme="majorBidi"/>
+        <w:rFonts w:cstheme="majorBidi"/>
         <w:b/>
         <w:bCs/>
       </w:rPr>
     </w:tblStylePr>
     <w:tblStylePr w:type="lastCol">
       <w:rPr>
-        <w:rFonts w:asciiTheme="majorHAnsi" w:eastAsiaTheme="majorEastAsia" w:hAnsiTheme="majorHAnsi" w:cstheme="majorBidi"/>
+        <w:rFonts w:cstheme="majorBidi"/>
         <w:b/>
         <w:bCs/>
       </w:rPr>
@@ -4192,7 +4948,7 @@
         <w:spacing w:before="0" w:after="0" w:line="240" w:lineRule="auto"/>
       </w:pPr>
       <w:rPr>
-        <w:rFonts w:asciiTheme="majorHAnsi" w:eastAsiaTheme="majorEastAsia" w:hAnsiTheme="majorHAnsi" w:cstheme="majorBidi"/>
+        <w:rFonts w:cstheme="majorBidi"/>
         <w:b/>
         <w:bCs/>
       </w:rPr>
@@ -4213,7 +4969,7 @@
         <w:spacing w:before="0" w:after="0" w:line="240" w:lineRule="auto"/>
       </w:pPr>
       <w:rPr>
-        <w:rFonts w:asciiTheme="majorHAnsi" w:eastAsiaTheme="majorEastAsia" w:hAnsiTheme="majorHAnsi" w:cstheme="majorBidi"/>
+        <w:rFonts w:cstheme="majorBidi"/>
         <w:b/>
         <w:bCs/>
       </w:rPr>
@@ -4231,14 +4987,14 @@
     </w:tblStylePr>
     <w:tblStylePr w:type="firstCol">
       <w:rPr>
-        <w:rFonts w:asciiTheme="majorHAnsi" w:eastAsiaTheme="majorEastAsia" w:hAnsiTheme="majorHAnsi" w:cstheme="majorBidi"/>
+        <w:rFonts w:cstheme="majorBidi"/>
         <w:b/>
         <w:bCs/>
       </w:rPr>
     </w:tblStylePr>
     <w:tblStylePr w:type="lastCol">
       <w:rPr>
-        <w:rFonts w:asciiTheme="majorHAnsi" w:eastAsiaTheme="majorEastAsia" w:hAnsiTheme="majorHAnsi" w:cstheme="majorBidi"/>
+        <w:rFonts w:cstheme="majorBidi"/>
         <w:b/>
         <w:bCs/>
       </w:rPr>
@@ -4322,7 +5078,7 @@
         <w:spacing w:before="0" w:after="0" w:line="240" w:lineRule="auto"/>
       </w:pPr>
       <w:rPr>
-        <w:rFonts w:asciiTheme="majorHAnsi" w:eastAsiaTheme="majorEastAsia" w:hAnsiTheme="majorHAnsi" w:cstheme="majorBidi"/>
+        <w:rFonts w:cstheme="majorBidi"/>
         <w:b/>
         <w:bCs/>
       </w:rPr>
@@ -4343,7 +5099,7 @@
         <w:spacing w:before="0" w:after="0" w:line="240" w:lineRule="auto"/>
       </w:pPr>
       <w:rPr>
-        <w:rFonts w:asciiTheme="majorHAnsi" w:eastAsiaTheme="majorEastAsia" w:hAnsiTheme="majorHAnsi" w:cstheme="majorBidi"/>
+        <w:rFonts w:cstheme="majorBidi"/>
         <w:b/>
         <w:bCs/>
       </w:rPr>
@@ -4361,14 +5117,14 @@
     </w:tblStylePr>
     <w:tblStylePr w:type="firstCol">
       <w:rPr>
-        <w:rFonts w:asciiTheme="majorHAnsi" w:eastAsiaTheme="majorEastAsia" w:hAnsiTheme="majorHAnsi" w:cstheme="majorBidi"/>
+        <w:rFonts w:cstheme="majorBidi"/>
         <w:b/>
         <w:bCs/>
       </w:rPr>
     </w:tblStylePr>
     <w:tblStylePr w:type="lastCol">
       <w:rPr>
-        <w:rFonts w:asciiTheme="majorHAnsi" w:eastAsiaTheme="majorEastAsia" w:hAnsiTheme="majorHAnsi" w:cstheme="majorBidi"/>
+        <w:rFonts w:cstheme="majorBidi"/>
         <w:b/>
         <w:bCs/>
       </w:rPr>
@@ -6233,7 +6989,7 @@
     </w:tblPr>
     <w:tblStylePr w:type="firstRow">
       <w:rPr>
-        <w:rFonts w:asciiTheme="majorHAnsi" w:eastAsiaTheme="majorEastAsia" w:hAnsiTheme="majorHAnsi" w:cstheme="majorBidi"/>
+        <w:rFonts w:cstheme="majorBidi"/>
       </w:rPr>
       <w:tblPr/>
       <w:tcPr>
@@ -6317,7 +7073,7 @@
     </w:tblPr>
     <w:tblStylePr w:type="firstRow">
       <w:rPr>
-        <w:rFonts w:asciiTheme="majorHAnsi" w:eastAsiaTheme="majorEastAsia" w:hAnsiTheme="majorHAnsi" w:cstheme="majorBidi"/>
+        <w:rFonts w:cstheme="majorBidi"/>
       </w:rPr>
       <w:tblPr/>
       <w:tcPr>
@@ -6401,7 +7157,7 @@
     </w:tblPr>
     <w:tblStylePr w:type="firstRow">
       <w:rPr>
-        <w:rFonts w:asciiTheme="majorHAnsi" w:eastAsiaTheme="majorEastAsia" w:hAnsiTheme="majorHAnsi" w:cstheme="majorBidi"/>
+        <w:rFonts w:cstheme="majorBidi"/>
       </w:rPr>
       <w:tblPr/>
       <w:tcPr>
@@ -6485,7 +7241,7 @@
     </w:tblPr>
     <w:tblStylePr w:type="firstRow">
       <w:rPr>
-        <w:rFonts w:asciiTheme="majorHAnsi" w:eastAsiaTheme="majorEastAsia" w:hAnsiTheme="majorHAnsi" w:cstheme="majorBidi"/>
+        <w:rFonts w:cstheme="majorBidi"/>
       </w:rPr>
       <w:tblPr/>
       <w:tcPr>
@@ -6569,7 +7325,7 @@
     </w:tblPr>
     <w:tblStylePr w:type="firstRow">
       <w:rPr>
-        <w:rFonts w:asciiTheme="majorHAnsi" w:eastAsiaTheme="majorEastAsia" w:hAnsiTheme="majorHAnsi" w:cstheme="majorBidi"/>
+        <w:rFonts w:cstheme="majorBidi"/>
       </w:rPr>
       <w:tblPr/>
       <w:tcPr>
@@ -6653,7 +7409,7 @@
     </w:tblPr>
     <w:tblStylePr w:type="firstRow">
       <w:rPr>
-        <w:rFonts w:asciiTheme="majorHAnsi" w:eastAsiaTheme="majorEastAsia" w:hAnsiTheme="majorHAnsi" w:cstheme="majorBidi"/>
+        <w:rFonts w:cstheme="majorBidi"/>
       </w:rPr>
       <w:tblPr/>
       <w:tcPr>
@@ -6737,7 +7493,7 @@
     </w:tblPr>
     <w:tblStylePr w:type="firstRow">
       <w:rPr>
-        <w:rFonts w:asciiTheme="majorHAnsi" w:eastAsiaTheme="majorEastAsia" w:hAnsiTheme="majorHAnsi" w:cstheme="majorBidi"/>
+        <w:rFonts w:cstheme="majorBidi"/>
       </w:rPr>
       <w:tblPr/>
       <w:tcPr>
@@ -6802,7 +7558,7 @@
       <w:spacing w:after="0" w:line="240" w:lineRule="auto"/>
     </w:pPr>
     <w:rPr>
-      <w:rFonts w:asciiTheme="majorHAnsi" w:eastAsiaTheme="majorEastAsia" w:hAnsiTheme="majorHAnsi" w:cstheme="majorBidi"/>
+      <w:rFonts w:cstheme="majorBidi"/>
       <w:color w:val="000000" w:themeColor="text1"/>
     </w:rPr>
     <w:tblPr>
@@ -6930,7 +7686,7 @@
       <w:spacing w:after="0" w:line="240" w:lineRule="auto"/>
     </w:pPr>
     <w:rPr>
-      <w:rFonts w:asciiTheme="majorHAnsi" w:eastAsiaTheme="majorEastAsia" w:hAnsiTheme="majorHAnsi" w:cstheme="majorBidi"/>
+      <w:rFonts w:cstheme="majorBidi"/>
       <w:color w:val="000000" w:themeColor="text1"/>
     </w:rPr>
     <w:tblPr>
@@ -7058,7 +7814,7 @@
       <w:spacing w:after="0" w:line="240" w:lineRule="auto"/>
     </w:pPr>
     <w:rPr>
-      <w:rFonts w:asciiTheme="majorHAnsi" w:eastAsiaTheme="majorEastAsia" w:hAnsiTheme="majorHAnsi" w:cstheme="majorBidi"/>
+      <w:rFonts w:cstheme="majorBidi"/>
       <w:color w:val="000000" w:themeColor="text1"/>
     </w:rPr>
     <w:tblPr>
@@ -7186,7 +7942,7 @@
       <w:spacing w:after="0" w:line="240" w:lineRule="auto"/>
     </w:pPr>
     <w:rPr>
-      <w:rFonts w:asciiTheme="majorHAnsi" w:eastAsiaTheme="majorEastAsia" w:hAnsiTheme="majorHAnsi" w:cstheme="majorBidi"/>
+      <w:rFonts w:cstheme="majorBidi"/>
       <w:color w:val="000000" w:themeColor="text1"/>
     </w:rPr>
     <w:tblPr>
@@ -7314,7 +8070,7 @@
       <w:spacing w:after="0" w:line="240" w:lineRule="auto"/>
     </w:pPr>
     <w:rPr>
-      <w:rFonts w:asciiTheme="majorHAnsi" w:eastAsiaTheme="majorEastAsia" w:hAnsiTheme="majorHAnsi" w:cstheme="majorBidi"/>
+      <w:rFonts w:cstheme="majorBidi"/>
       <w:color w:val="000000" w:themeColor="text1"/>
     </w:rPr>
     <w:tblPr>
@@ -7442,7 +8198,7 @@
       <w:spacing w:after="0" w:line="240" w:lineRule="auto"/>
     </w:pPr>
     <w:rPr>
-      <w:rFonts w:asciiTheme="majorHAnsi" w:eastAsiaTheme="majorEastAsia" w:hAnsiTheme="majorHAnsi" w:cstheme="majorBidi"/>
+      <w:rFonts w:cstheme="majorBidi"/>
       <w:color w:val="000000" w:themeColor="text1"/>
     </w:rPr>
     <w:tblPr>
@@ -7570,7 +8326,7 @@
       <w:spacing w:after="0" w:line="240" w:lineRule="auto"/>
     </w:pPr>
     <w:rPr>
-      <w:rFonts w:asciiTheme="majorHAnsi" w:eastAsiaTheme="majorEastAsia" w:hAnsiTheme="majorHAnsi" w:cstheme="majorBidi"/>
+      <w:rFonts w:cstheme="majorBidi"/>
       <w:color w:val="000000" w:themeColor="text1"/>
     </w:rPr>
     <w:tblPr>
@@ -8209,7 +8965,7 @@
       <w:spacing w:after="0" w:line="240" w:lineRule="auto"/>
     </w:pPr>
     <w:rPr>
-      <w:rFonts w:asciiTheme="majorHAnsi" w:eastAsiaTheme="majorEastAsia" w:hAnsiTheme="majorHAnsi" w:cstheme="majorBidi"/>
+      <w:rFonts w:cstheme="majorBidi"/>
       <w:color w:val="000000" w:themeColor="text1"/>
     </w:rPr>
     <w:tblPr>
@@ -8334,7 +9090,7 @@
       <w:spacing w:after="0" w:line="240" w:lineRule="auto"/>
     </w:pPr>
     <w:rPr>
-      <w:rFonts w:asciiTheme="majorHAnsi" w:eastAsiaTheme="majorEastAsia" w:hAnsiTheme="majorHAnsi" w:cstheme="majorBidi"/>
+      <w:rFonts w:cstheme="majorBidi"/>
       <w:color w:val="000000" w:themeColor="text1"/>
     </w:rPr>
     <w:tblPr>
@@ -8459,7 +9215,7 @@
       <w:spacing w:after="0" w:line="240" w:lineRule="auto"/>
     </w:pPr>
     <w:rPr>
-      <w:rFonts w:asciiTheme="majorHAnsi" w:eastAsiaTheme="majorEastAsia" w:hAnsiTheme="majorHAnsi" w:cstheme="majorBidi"/>
+      <w:rFonts w:cstheme="majorBidi"/>
       <w:color w:val="000000" w:themeColor="text1"/>
     </w:rPr>
     <w:tblPr>
@@ -8584,7 +9340,7 @@
       <w:spacing w:after="0" w:line="240" w:lineRule="auto"/>
     </w:pPr>
     <w:rPr>
-      <w:rFonts w:asciiTheme="majorHAnsi" w:eastAsiaTheme="majorEastAsia" w:hAnsiTheme="majorHAnsi" w:cstheme="majorBidi"/>
+      <w:rFonts w:cstheme="majorBidi"/>
       <w:color w:val="000000" w:themeColor="text1"/>
     </w:rPr>
     <w:tblPr>
@@ -8709,7 +9465,7 @@
       <w:spacing w:after="0" w:line="240" w:lineRule="auto"/>
     </w:pPr>
     <w:rPr>
-      <w:rFonts w:asciiTheme="majorHAnsi" w:eastAsiaTheme="majorEastAsia" w:hAnsiTheme="majorHAnsi" w:cstheme="majorBidi"/>
+      <w:rFonts w:cstheme="majorBidi"/>
       <w:color w:val="000000" w:themeColor="text1"/>
     </w:rPr>
     <w:tblPr>
@@ -8834,7 +9590,7 @@
       <w:spacing w:after="0" w:line="240" w:lineRule="auto"/>
     </w:pPr>
     <w:rPr>
-      <w:rFonts w:asciiTheme="majorHAnsi" w:eastAsiaTheme="majorEastAsia" w:hAnsiTheme="majorHAnsi" w:cstheme="majorBidi"/>
+      <w:rFonts w:cstheme="majorBidi"/>
       <w:color w:val="000000" w:themeColor="text1"/>
     </w:rPr>
     <w:tblPr>
@@ -8959,7 +9715,7 @@
       <w:spacing w:after="0" w:line="240" w:lineRule="auto"/>
     </w:pPr>
     <w:rPr>
-      <w:rFonts w:asciiTheme="majorHAnsi" w:eastAsiaTheme="majorEastAsia" w:hAnsiTheme="majorHAnsi" w:cstheme="majorBidi"/>
+      <w:rFonts w:cstheme="majorBidi"/>
       <w:color w:val="000000" w:themeColor="text1"/>
     </w:rPr>
     <w:tblPr>

--- a/skills/dazzler-frontend/assets/templates/docx/school.docx
+++ b/skills/dazzler-frontend/assets/templates/docx/school.docx
@@ -17,7 +17,7 @@
         <w:pStyle w:val="Title"/>
       </w:pPr>
       <w:r>
-        <w:t>How light affects seedling growth</w:t>
+        <w:t>How Light Affects Seedling Growth</w:t>
       </w:r>
     </w:p>
     <w:p>
@@ -32,7 +32,9 @@
       </w:r>
     </w:p>
     <w:p>
-      <w:pPr/>
+      <w:pPr>
+        <w:ind w:right="4154"/>
+      </w:pPr>
       <w:r>
         <w:rPr>
           <w:b w:val="0"/>
@@ -48,11 +50,13 @@
         <w:rPr>
           <w:b w:val="0"/>
         </w:rPr>
-        <w:t>Question and prediction</w:t>
+        <w:t>Question and Prediction</w:t>
       </w:r>
     </w:p>
     <w:p>
-      <w:pPr/>
+      <w:pPr>
+        <w:ind w:right="4154"/>
+      </w:pPr>
       <w:r>
         <w:rPr>
           <w:b w:val="0"/>
@@ -329,7 +333,7 @@
         <w:rPr>
           <w:b w:val="0"/>
         </w:rPr>
-        <w:t>Materials and method</w:t>
+        <w:t>Materials and Method</w:t>
       </w:r>
     </w:p>
     <w:p>
@@ -384,11 +388,13 @@
         <w:rPr>
           <w:b w:val="0"/>
         </w:rPr>
-        <w:t>Care and safety</w:t>
+        <w:t>Care and Safety</w:t>
       </w:r>
     </w:p>
     <w:p>
-      <w:pPr/>
+      <w:pPr>
+        <w:ind w:right="4154"/>
+      </w:pPr>
       <w:r>
         <w:rPr>
           <w:b w:val="0"/>
@@ -400,6 +406,7 @@
       <w:pPr>
         <w:shd w:fill="EDF2F9"/>
         <w:spacing w:before="120" w:after="160"/>
+        <w:ind w:right="4154"/>
       </w:pPr>
       <w:r>
         <w:rPr>
@@ -437,7 +444,7 @@
         <w:pStyle w:val="Title"/>
       </w:pPr>
       <w:r>
-        <w:t>Results and reflection</w:t>
+        <w:t>Results and Reflection</w:t>
       </w:r>
     </w:p>
     <w:p>
@@ -1463,11 +1470,13 @@
         <w:rPr>
           <w:b w:val="0"/>
         </w:rPr>
-        <w:t>What the example suggests</w:t>
+        <w:t>What the Example Suggests</w:t>
       </w:r>
     </w:p>
     <w:p>
-      <w:pPr/>
+      <w:pPr>
+        <w:ind w:right="4154"/>
+      </w:pPr>
       <w:r>
         <w:rPr>
           <w:b w:val="0"/>
@@ -1479,6 +1488,7 @@
       <w:pPr>
         <w:shd w:fill="EDF2F9"/>
         <w:spacing w:before="120" w:after="160"/>
+        <w:ind w:right="4154"/>
       </w:pPr>
       <w:r>
         <w:rPr>
@@ -1512,6 +1522,7 @@
     <w:p>
       <w:pPr>
         <w:spacing w:before="140"/>
+        <w:ind w:right="4154"/>
       </w:pPr>
       <w:r>
         <w:rPr>

--- a/skills/dazzler-frontend/assets/templates/docx/school.docx
+++ b/skills/dazzler-frontend/assets/templates/docx/school.docx
@@ -15,6 +15,7 @@
     <w:p>
       <w:pPr>
         <w:pStyle w:val="Title"/>
+        <w:shd w:fill="F3D553"/>
       </w:pPr>
       <w:r>
         <w:t>How Light Affects Seedling Growth</w:t>
@@ -28,7 +29,7 @@
         <w:rPr>
           <w:i/>
         </w:rPr>
-        <w:t>Science investigation • Year 8</w:t>
+        <w:t>Science investigation • Year 7</w:t>
       </w:r>
     </w:p>
     <w:p>
@@ -150,7 +151,7 @@
         <w:tc>
           <w:tcPr>
             <w:tcW w:type="dxa" w:w="2509"/>
-            <w:shd w:fill="F0F2F6"/>
+            <w:shd w:fill="FFF6DA"/>
             <w:tcMar>
               <w:top w:w="85" w:type="dxa"/>
               <w:left w:w="85" w:type="dxa"/>
@@ -176,7 +177,7 @@
         <w:tc>
           <w:tcPr>
             <w:tcW w:type="dxa" w:w="7945"/>
-            <w:shd w:fill="F0F2F6"/>
+            <w:shd w:fill="FFF6DA"/>
             <w:tcMar>
               <w:top w:w="85" w:type="dxa"/>
               <w:left w:w="85" w:type="dxa"/>
@@ -264,7 +265,7 @@
         <w:tc>
           <w:tcPr>
             <w:tcW w:type="dxa" w:w="2509"/>
-            <w:shd w:fill="F0F2F6"/>
+            <w:shd w:fill="FFF6DA"/>
             <w:tcMar>
               <w:top w:w="85" w:type="dxa"/>
               <w:left w:w="85" w:type="dxa"/>
@@ -290,7 +291,7 @@
         <w:tc>
           <w:tcPr>
             <w:tcW w:type="dxa" w:w="7945"/>
-            <w:shd w:fill="F0F2F6"/>
+            <w:shd w:fill="FFF6DA"/>
             <w:tcMar>
               <w:top w:w="85" w:type="dxa"/>
               <w:left w:w="85" w:type="dxa"/>
@@ -404,7 +405,7 @@
     </w:p>
     <w:p>
       <w:pPr>
-        <w:shd w:fill="EDF2F9"/>
+        <w:shd w:fill="FFF6DA"/>
         <w:spacing w:before="120" w:after="160"/>
         <w:ind w:right="4154"/>
       </w:pPr>
@@ -442,6 +443,7 @@
     <w:p>
       <w:pPr>
         <w:pStyle w:val="Title"/>
+        <w:shd w:fill="F3D553"/>
       </w:pPr>
       <w:r>
         <w:t>Results and Reflection</w:t>
@@ -453,7 +455,7 @@
         <w:keepNext/>
       </w:pPr>
       <w:r>
-        <w:t>Mean height at day 14</w:t>
+        <w:t>Mean Height at Day 14</w:t>
       </w:r>
     </w:p>
     <w:p>
@@ -648,7 +650,7 @@
         <w:tc>
           <w:tcPr>
             <w:tcW w:type="dxa" w:w="2091"/>
-            <w:shd w:fill="F0F2F6"/>
+            <w:shd w:fill="FFF6DA"/>
             <w:tcMar>
               <w:top w:w="85" w:type="dxa"/>
               <w:left w:w="85" w:type="dxa"/>
@@ -674,7 +676,7 @@
         <w:tc>
           <w:tcPr>
             <w:tcW w:type="dxa" w:w="2091"/>
-            <w:shd w:fill="F0F2F6"/>
+            <w:shd w:fill="FFF6DA"/>
             <w:tcMar>
               <w:top w:w="85" w:type="dxa"/>
               <w:left w:w="85" w:type="dxa"/>
@@ -700,7 +702,7 @@
         <w:tc>
           <w:tcPr>
             <w:tcW w:type="dxa" w:w="2091"/>
-            <w:shd w:fill="F0F2F6"/>
+            <w:shd w:fill="FFF6DA"/>
             <w:tcMar>
               <w:top w:w="85" w:type="dxa"/>
               <w:left w:w="85" w:type="dxa"/>
@@ -726,7 +728,7 @@
         <w:tc>
           <w:tcPr>
             <w:tcW w:type="dxa" w:w="2091"/>
-            <w:shd w:fill="F0F2F6"/>
+            <w:shd w:fill="FFF6DA"/>
             <w:tcMar>
               <w:top w:w="85" w:type="dxa"/>
               <w:left w:w="85" w:type="dxa"/>
@@ -752,7 +754,7 @@
         <w:tc>
           <w:tcPr>
             <w:tcW w:type="dxa" w:w="2091"/>
-            <w:shd w:fill="F0F2F6"/>
+            <w:shd w:fill="FFF6DA"/>
             <w:tcMar>
               <w:top w:w="85" w:type="dxa"/>
               <w:left w:w="85" w:type="dxa"/>
@@ -918,7 +920,7 @@
         <w:tc>
           <w:tcPr>
             <w:tcW w:type="dxa" w:w="2091"/>
-            <w:shd w:fill="F0F2F6"/>
+            <w:shd w:fill="FFF6DA"/>
             <w:tcMar>
               <w:top w:w="85" w:type="dxa"/>
               <w:left w:w="85" w:type="dxa"/>
@@ -944,7 +946,7 @@
         <w:tc>
           <w:tcPr>
             <w:tcW w:type="dxa" w:w="2091"/>
-            <w:shd w:fill="F0F2F6"/>
+            <w:shd w:fill="FFF6DA"/>
             <w:tcMar>
               <w:top w:w="85" w:type="dxa"/>
               <w:left w:w="85" w:type="dxa"/>
@@ -970,7 +972,7 @@
         <w:tc>
           <w:tcPr>
             <w:tcW w:type="dxa" w:w="2091"/>
-            <w:shd w:fill="F0F2F6"/>
+            <w:shd w:fill="FFF6DA"/>
             <w:tcMar>
               <w:top w:w="85" w:type="dxa"/>
               <w:left w:w="85" w:type="dxa"/>
@@ -996,7 +998,7 @@
         <w:tc>
           <w:tcPr>
             <w:tcW w:type="dxa" w:w="2091"/>
-            <w:shd w:fill="F0F2F6"/>
+            <w:shd w:fill="FFF6DA"/>
             <w:tcMar>
               <w:top w:w="85" w:type="dxa"/>
               <w:left w:w="85" w:type="dxa"/>
@@ -1022,7 +1024,7 @@
         <w:tc>
           <w:tcPr>
             <w:tcW w:type="dxa" w:w="2091"/>
-            <w:shd w:fill="F0F2F6"/>
+            <w:shd w:fill="FFF6DA"/>
             <w:tcMar>
               <w:top w:w="85" w:type="dxa"/>
               <w:left w:w="85" w:type="dxa"/>
@@ -1188,7 +1190,7 @@
         <w:tc>
           <w:tcPr>
             <w:tcW w:type="dxa" w:w="2091"/>
-            <w:shd w:fill="F0F2F6"/>
+            <w:shd w:fill="FFF6DA"/>
             <w:tcMar>
               <w:top w:w="85" w:type="dxa"/>
               <w:left w:w="85" w:type="dxa"/>
@@ -1214,7 +1216,7 @@
         <w:tc>
           <w:tcPr>
             <w:tcW w:type="dxa" w:w="2091"/>
-            <w:shd w:fill="F0F2F6"/>
+            <w:shd w:fill="FFF6DA"/>
             <w:tcMar>
               <w:top w:w="85" w:type="dxa"/>
               <w:left w:w="85" w:type="dxa"/>
@@ -1240,7 +1242,7 @@
         <w:tc>
           <w:tcPr>
             <w:tcW w:type="dxa" w:w="2091"/>
-            <w:shd w:fill="F0F2F6"/>
+            <w:shd w:fill="FFF6DA"/>
             <w:tcMar>
               <w:top w:w="85" w:type="dxa"/>
               <w:left w:w="85" w:type="dxa"/>
@@ -1266,7 +1268,7 @@
         <w:tc>
           <w:tcPr>
             <w:tcW w:type="dxa" w:w="2091"/>
-            <w:shd w:fill="F0F2F6"/>
+            <w:shd w:fill="FFF6DA"/>
             <w:tcMar>
               <w:top w:w="85" w:type="dxa"/>
               <w:left w:w="85" w:type="dxa"/>
@@ -1292,7 +1294,7 @@
         <w:tc>
           <w:tcPr>
             <w:tcW w:type="dxa" w:w="2091"/>
-            <w:shd w:fill="F0F2F6"/>
+            <w:shd w:fill="FFF6DA"/>
             <w:tcMar>
               <w:top w:w="85" w:type="dxa"/>
               <w:left w:w="85" w:type="dxa"/>
@@ -1486,7 +1488,7 @@
     </w:p>
     <w:p>
       <w:pPr>
-        <w:shd w:fill="EDF2F9"/>
+        <w:shd w:fill="FFF6DA"/>
         <w:spacing w:before="120" w:after="160"/>
         <w:ind w:right="4154"/>
       </w:pPr>
@@ -1503,20 +1505,33 @@
         <w:rPr>
           <w:b w:val="0"/>
         </w:rPr>
-        <w:t xml:space="preserve">Height can increase when a seedling stretches for light. Add leaf count, color observations and more plants before interpreting health. These measurements are </w:t>
+        <w:t xml:space="preserve">Height can increase when a seedling stretches for light. Add </w:t>
       </w:r>
       <w:r>
         <w:rPr>
           <w:b/>
           <w:color w:val="216348"/>
         </w:rPr>
-        <w:t>synthetic</w:t>
+        <w:t>leaf count</w:t>
       </w:r>
       <w:r>
         <w:rPr>
           <w:b w:val="0"/>
         </w:rPr>
-        <w:t>, not an experiment performed by a student.</w:t>
+        <w:t xml:space="preserve">, color observations and </w:t>
+      </w:r>
+      <w:r>
+        <w:rPr>
+          <w:b/>
+          <w:color w:val="216348"/>
+        </w:rPr>
+        <w:t>more plants</w:t>
+      </w:r>
+      <w:r>
+        <w:rPr>
+          <w:b w:val="0"/>
+        </w:rPr>
+        <w:t xml:space="preserve"> before interpreting health. These measurements are synthetic, not an experiment performed by a student.</w:t>
       </w:r>
     </w:p>
     <w:p>
@@ -1555,21 +1570,7 @@
         <w:b w:val="0"/>
         <w:sz w:val="16"/>
       </w:rPr>
-    </w:r>
-    <w:r>
-      <w:rPr>
-        <w:b/>
-        <w:color w:val="216348"/>
-        <w:sz w:val="16"/>
-      </w:rPr>
-      <w:t>FICTIONAL</w:t>
-    </w:r>
-    <w:r>
-      <w:rPr>
-        <w:b w:val="0"/>
-        <w:sz w:val="16"/>
-      </w:rPr>
-      <w:t xml:space="preserve"> EXAMPLE  /  SCHOOL   •   Dazzler   /   </w:t>
+      <w:t xml:space="preserve">FICTIONAL EXAMPLE  /  SCHOOL   •   Dazzler   /   </w:t>
     </w:r>
     <w:fldSimple w:instr="PAGE"/>
   </w:p>

--- a/skills/dazzler-frontend/assets/templates/docx/school.docx
+++ b/skills/dazzler-frontend/assets/templates/docx/school.docx
@@ -3,77 +3,64 @@
 <w:document xmlns:wpc="http://schemas.microsoft.com/office/word/2010/wordprocessingCanvas" xmlns:mo="http://schemas.microsoft.com/office/mac/office/2008/main" xmlns:mc="http://schemas.openxmlformats.org/markup-compatibility/2006" xmlns:mv="urn:schemas-microsoft-com:mac:vml" xmlns:o="urn:schemas-microsoft-com:office:office" xmlns:r="http://schemas.openxmlformats.org/officeDocument/2006/relationships" xmlns:m="http://schemas.openxmlformats.org/officeDocument/2006/math" xmlns:v="urn:schemas-microsoft-com:vml" xmlns:wp14="http://schemas.microsoft.com/office/word/2010/wordprocessingDrawing" xmlns:wp="http://schemas.openxmlformats.org/drawingml/2006/wordprocessingDrawing" xmlns:w10="urn:schemas-microsoft-com:office:word" xmlns:w="http://schemas.openxmlformats.org/wordprocessingml/2006/main" xmlns:w14="http://schemas.microsoft.com/office/word/2010/wordml" xmlns:wpg="http://schemas.microsoft.com/office/word/2010/wordprocessingGroup" xmlns:wpi="http://schemas.microsoft.com/office/word/2010/wordprocessingInk" xmlns:wne="http://schemas.microsoft.com/office/word/2006/wordml" xmlns:wps="http://schemas.microsoft.com/office/word/2010/wordprocessingShape" mc:Ignorable="w14 wp14">
   <w:body>
     <w:p>
+      <w:pPr>
+        <w:spacing w:after="280" w:line="269" w:lineRule="auto"/>
+      </w:pPr>
       <w:r>
         <w:rPr>
+          <w:rFonts w:ascii="Arial" w:hAnsi="Arial"/>
           <w:b/>
-          <w:color w:val="216348"/>
-          <w:sz w:val="16"/>
+          <w:i w:val="0"/>
+          <w:color w:val="28592E"/>
+          <w:sz w:val="18"/>
         </w:rPr>
-        <w:t>STUDENT RESEARCH REPORT   /   01</w:t>
+        <w:t>FIELD SCIENCE / YEAR 8</w:t>
       </w:r>
     </w:p>
     <w:p>
       <w:pPr>
         <w:pStyle w:val="Title"/>
-        <w:shd w:fill="F3D553"/>
+        <w:spacing w:after="160" w:line="269" w:lineRule="auto"/>
       </w:pPr>
       <w:r>
-        <w:t>How Light Affects Seedling Growth</w:t>
+        <w:rPr>
+          <w:rFonts w:ascii="Georgia" w:hAnsi="Georgia"/>
+          <w:b/>
+          <w:i w:val="0"/>
+          <w:color w:val="28592E"/>
+          <w:sz w:val="64"/>
+        </w:rPr>
+        <w:t>Rain Garden Observation Notebook</w:t>
       </w:r>
     </w:p>
     <w:p>
       <w:pPr>
-        <w:pStyle w:val="Subtitle"/>
+        <w:spacing w:after="280" w:line="269" w:lineRule="auto"/>
       </w:pPr>
       <w:r>
         <w:rPr>
-          <w:i/>
+          <w:rFonts w:ascii="Georgia" w:hAnsi="Georgia"/>
+          <w:b w:val="0"/>
+          <w:i w:val="0"/>
+          <w:color w:val="17252B"/>
+          <w:sz w:val="26"/>
         </w:rPr>
-        <w:t>Science investigation • Year 7</w:t>
+        <w:t>Compare drainage time in three soil samples. Record what happened before deciding why.</w:t>
       </w:r>
     </w:p>
     <w:p>
       <w:pPr>
-        <w:ind w:right="4154"/>
+        <w:spacing w:after="240" w:line="269" w:lineRule="auto"/>
       </w:pPr>
       <w:r>
         <w:rPr>
+          <w:rFonts w:ascii="Georgia" w:hAnsi="Georgia"/>
           <w:b w:val="0"/>
+          <w:i w:val="0"/>
+          <w:color w:val="17252B"/>
+          <w:sz w:val="22"/>
         </w:rPr>
-        <w:t>Student: Avery Kim    Class: Year 7 Science    Teacher: Jo Lee    Date: 21 June 2027</w:t>
-      </w:r>
-    </w:p>
-    <w:p>
-      <w:pPr>
-        <w:pStyle w:val="Heading1"/>
-      </w:pPr>
-      <w:r>
-        <w:rPr>
-          <w:b w:val="0"/>
-        </w:rPr>
-        <w:t>Question and Prediction</w:t>
-      </w:r>
-    </w:p>
-    <w:p>
-      <w:pPr>
-        <w:ind w:right="4154"/>
-      </w:pPr>
-      <w:r>
-        <w:rPr>
-          <w:b w:val="0"/>
-        </w:rPr>
-        <w:t>How does daily light exposure affect bean seedling height over two weeks? I predict that the group receiving more light will show healthier leaf growth. Height alone may not capture plant health.</w:t>
-      </w:r>
-    </w:p>
-    <w:p>
-      <w:pPr>
-        <w:pStyle w:val="Heading1"/>
-      </w:pPr>
-      <w:r>
-        <w:rPr>
-          <w:b w:val="0"/>
-        </w:rPr>
-        <w:t>Variables</w:t>
+        <w:t>In this fictional classroom investigation, three equal containers hold sand, garden soil and clay-rich soil. Each receives the same water volume; students time the first 100 mL collected.</w:t>
       </w:r>
     </w:p>
     <w:tbl>
@@ -81,10 +68,17 @@
         <w:tblW w:type="auto" w:w="0"/>
         <w:tblLayout w:type="fixed"/>
         <w:tblLook w:firstColumn="1" w:firstRow="1" w:lastColumn="0" w:lastRow="0" w:noHBand="0" w:noVBand="1" w:val="04A0"/>
+        <w:tblCellMar>
+          <w:top w:w="90" w:type="dxa"/>
+          <w:left w:w="90" w:type="dxa"/>
+          <w:bottom w:w="90" w:type="dxa"/>
+          <w:right w:w="90" w:type="dxa"/>
+        </w:tblCellMar>
       </w:tblPr>
       <w:tblGrid>
-        <w:gridCol w:w="2509"/>
-        <w:gridCol w:w="7945"/>
+        <w:gridCol w:w="2592"/>
+        <w:gridCol w:w="4147"/>
+        <w:gridCol w:w="3629"/>
       </w:tblGrid>
       <w:tr>
         <w:trPr>
@@ -93,53 +87,61 @@
         </w:trPr>
         <w:tc>
           <w:tcPr>
-            <w:tcW w:type="dxa" w:w="2509"/>
-            <w:shd w:fill="216348"/>
-            <w:tcMar>
-              <w:top w:w="85" w:type="dxa"/>
-              <w:left w:w="85" w:type="dxa"/>
-              <w:bottom w:w="85" w:type="dxa"/>
-              <w:right w:w="85" w:type="dxa"/>
-            </w:tcMar>
+            <w:tcW w:type="dxa" w:w="3456"/>
+            <w:shd w:fill="28592E"/>
           </w:tcPr>
           <w:p>
             <w:pPr>
-              <w:spacing w:after="0"/>
+              <w:spacing w:after="160" w:line="269" w:lineRule="auto"/>
             </w:pPr>
             <w:r>
               <w:rPr>
                 <w:rFonts w:ascii="Arial" w:hAnsi="Arial"/>
                 <w:b/>
                 <w:color w:val="FFFFFF"/>
-                <w:sz w:val="18"/>
+                <w:sz w:val="20"/>
               </w:rPr>
-              <w:t>Type</w:t>
+              <w:t>Sample</w:t>
             </w:r>
           </w:p>
         </w:tc>
         <w:tc>
           <w:tcPr>
-            <w:tcW w:type="dxa" w:w="7945"/>
-            <w:shd w:fill="216348"/>
-            <w:tcMar>
-              <w:top w:w="85" w:type="dxa"/>
-              <w:left w:w="85" w:type="dxa"/>
-              <w:bottom w:w="85" w:type="dxa"/>
-              <w:right w:w="85" w:type="dxa"/>
-            </w:tcMar>
+            <w:tcW w:type="dxa" w:w="3456"/>
+            <w:shd w:fill="28592E"/>
           </w:tcPr>
           <w:p>
             <w:pPr>
-              <w:spacing w:after="0"/>
+              <w:spacing w:after="160" w:line="269" w:lineRule="auto"/>
             </w:pPr>
             <w:r>
               <w:rPr>
                 <w:rFonts w:ascii="Arial" w:hAnsi="Arial"/>
                 <w:b/>
                 <w:color w:val="FFFFFF"/>
-                <w:sz w:val="18"/>
+                <w:sz w:val="20"/>
               </w:rPr>
-              <w:t>What is measured or controlled</w:t>
+              <w:t>Trial Times</w:t>
+            </w:r>
+          </w:p>
+        </w:tc>
+        <w:tc>
+          <w:tcPr>
+            <w:tcW w:type="dxa" w:w="3456"/>
+            <w:shd w:fill="28592E"/>
+          </w:tcPr>
+          <w:p>
+            <w:pPr>
+              <w:spacing w:after="160" w:line="269" w:lineRule="auto"/>
+            </w:pPr>
+            <w:r>
+              <w:rPr>
+                <w:rFonts w:ascii="Arial" w:hAnsi="Arial"/>
+                <w:b/>
+                <w:color w:val="FFFFFF"/>
+                <w:sz w:val="20"/>
+              </w:rPr>
+              <w:t>Median</w:t>
             </w:r>
           </w:p>
         </w:tc>
@@ -150,53 +152,61 @@
         </w:trPr>
         <w:tc>
           <w:tcPr>
-            <w:tcW w:type="dxa" w:w="2509"/>
-            <w:shd w:fill="FFF6DA"/>
-            <w:tcMar>
-              <w:top w:w="85" w:type="dxa"/>
-              <w:left w:w="85" w:type="dxa"/>
-              <w:bottom w:w="85" w:type="dxa"/>
-              <w:right w:w="85" w:type="dxa"/>
-            </w:tcMar>
+            <w:tcW w:type="dxa" w:w="2592"/>
+            <w:shd w:fill="F3F1D9"/>
           </w:tcPr>
           <w:p>
             <w:pPr>
-              <w:spacing w:after="0"/>
+              <w:spacing w:after="160" w:line="269" w:lineRule="auto"/>
+            </w:pPr>
+            <w:r>
+              <w:rPr>
+                <w:rFonts w:ascii="Arial" w:hAnsi="Arial"/>
+                <w:b/>
+                <w:color w:val="17252B"/>
+                <w:sz w:val="20"/>
+              </w:rPr>
+              <w:t>Sand</w:t>
+            </w:r>
+          </w:p>
+        </w:tc>
+        <w:tc>
+          <w:tcPr>
+            <w:tcW w:type="dxa" w:w="4147"/>
+            <w:shd w:fill="F3F1D9"/>
+          </w:tcPr>
+          <w:p>
+            <w:pPr>
+              <w:spacing w:after="160" w:line="269" w:lineRule="auto"/>
             </w:pPr>
             <w:r>
               <w:rPr>
                 <w:rFonts w:ascii="Arial" w:hAnsi="Arial"/>
                 <w:b w:val="0"/>
-                <w:color w:val="172033"/>
-                <w:sz w:val="18"/>
+                <w:color w:val="17252B"/>
+                <w:sz w:val="20"/>
               </w:rPr>
-              <w:t>Independent</w:t>
+              <w:t>38 / 41 / 40 sec</w:t>
             </w:r>
           </w:p>
         </w:tc>
         <w:tc>
           <w:tcPr>
-            <w:tcW w:type="dxa" w:w="7945"/>
-            <w:shd w:fill="FFF6DA"/>
-            <w:tcMar>
-              <w:top w:w="85" w:type="dxa"/>
-              <w:left w:w="85" w:type="dxa"/>
-              <w:bottom w:w="85" w:type="dxa"/>
-              <w:right w:w="85" w:type="dxa"/>
-            </w:tcMar>
+            <w:tcW w:type="dxa" w:w="3629"/>
+            <w:shd w:fill="F3F1D9"/>
           </w:tcPr>
           <w:p>
             <w:pPr>
-              <w:spacing w:after="0"/>
+              <w:spacing w:after="160" w:line="269" w:lineRule="auto"/>
             </w:pPr>
             <w:r>
               <w:rPr>
                 <w:rFonts w:ascii="Arial" w:hAnsi="Arial"/>
                 <w:b w:val="0"/>
-                <w:color w:val="172033"/>
-                <w:sz w:val="18"/>
+                <w:color w:val="17252B"/>
+                <w:sz w:val="20"/>
               </w:rPr>
-              <w:t>Daily light exposure: 4 hours or 8 hours</w:t>
+              <w:t>40 sec</w:t>
             </w:r>
           </w:p>
         </w:tc>
@@ -207,53 +217,61 @@
         </w:trPr>
         <w:tc>
           <w:tcPr>
-            <w:tcW w:type="dxa" w:w="2509"/>
+            <w:tcW w:type="dxa" w:w="2592"/>
             <w:shd w:fill="FFFFFF"/>
-            <w:tcMar>
-              <w:top w:w="85" w:type="dxa"/>
-              <w:left w:w="85" w:type="dxa"/>
-              <w:bottom w:w="85" w:type="dxa"/>
-              <w:right w:w="85" w:type="dxa"/>
-            </w:tcMar>
           </w:tcPr>
           <w:p>
             <w:pPr>
-              <w:spacing w:after="0"/>
+              <w:spacing w:after="160" w:line="269" w:lineRule="auto"/>
+            </w:pPr>
+            <w:r>
+              <w:rPr>
+                <w:rFonts w:ascii="Arial" w:hAnsi="Arial"/>
+                <w:b/>
+                <w:color w:val="17252B"/>
+                <w:sz w:val="20"/>
+              </w:rPr>
+              <w:t>Garden soil</w:t>
+            </w:r>
+          </w:p>
+        </w:tc>
+        <w:tc>
+          <w:tcPr>
+            <w:tcW w:type="dxa" w:w="4147"/>
+            <w:shd w:fill="FFFFFF"/>
+          </w:tcPr>
+          <w:p>
+            <w:pPr>
+              <w:spacing w:after="160" w:line="269" w:lineRule="auto"/>
             </w:pPr>
             <w:r>
               <w:rPr>
                 <w:rFonts w:ascii="Arial" w:hAnsi="Arial"/>
                 <w:b w:val="0"/>
-                <w:color w:val="172033"/>
-                <w:sz w:val="18"/>
+                <w:color w:val="17252B"/>
+                <w:sz w:val="20"/>
               </w:rPr>
-              <w:t>Dependent</w:t>
+              <w:t>84 / 90 / 87 sec</w:t>
             </w:r>
           </w:p>
         </w:tc>
         <w:tc>
           <w:tcPr>
-            <w:tcW w:type="dxa" w:w="7945"/>
+            <w:tcW w:type="dxa" w:w="3629"/>
             <w:shd w:fill="FFFFFF"/>
-            <w:tcMar>
-              <w:top w:w="85" w:type="dxa"/>
-              <w:left w:w="85" w:type="dxa"/>
-              <w:bottom w:w="85" w:type="dxa"/>
-              <w:right w:w="85" w:type="dxa"/>
-            </w:tcMar>
           </w:tcPr>
           <w:p>
             <w:pPr>
-              <w:spacing w:after="0"/>
+              <w:spacing w:after="160" w:line="269" w:lineRule="auto"/>
             </w:pPr>
             <w:r>
               <w:rPr>
                 <w:rFonts w:ascii="Arial" w:hAnsi="Arial"/>
                 <w:b w:val="0"/>
-                <w:color w:val="172033"/>
-                <w:sz w:val="18"/>
+                <w:color w:val="17252B"/>
+                <w:sz w:val="20"/>
               </w:rPr>
-              <w:t>Seedling height in centimeters; leaf appearance</w:t>
+              <w:t>87 sec</w:t>
             </w:r>
           </w:p>
         </w:tc>
@@ -264,53 +282,61 @@
         </w:trPr>
         <w:tc>
           <w:tcPr>
-            <w:tcW w:type="dxa" w:w="2509"/>
-            <w:shd w:fill="FFF6DA"/>
-            <w:tcMar>
-              <w:top w:w="85" w:type="dxa"/>
-              <w:left w:w="85" w:type="dxa"/>
-              <w:bottom w:w="85" w:type="dxa"/>
-              <w:right w:w="85" w:type="dxa"/>
-            </w:tcMar>
+            <w:tcW w:type="dxa" w:w="2592"/>
+            <w:shd w:fill="F3F1D9"/>
           </w:tcPr>
           <w:p>
             <w:pPr>
-              <w:spacing w:after="0"/>
+              <w:spacing w:after="160" w:line="269" w:lineRule="auto"/>
+            </w:pPr>
+            <w:r>
+              <w:rPr>
+                <w:rFonts w:ascii="Arial" w:hAnsi="Arial"/>
+                <w:b/>
+                <w:color w:val="17252B"/>
+                <w:sz w:val="20"/>
+              </w:rPr>
+              <w:t>Clay-rich soil</w:t>
+            </w:r>
+          </w:p>
+        </w:tc>
+        <w:tc>
+          <w:tcPr>
+            <w:tcW w:type="dxa" w:w="4147"/>
+            <w:shd w:fill="F3F1D9"/>
+          </w:tcPr>
+          <w:p>
+            <w:pPr>
+              <w:spacing w:after="160" w:line="269" w:lineRule="auto"/>
             </w:pPr>
             <w:r>
               <w:rPr>
                 <w:rFonts w:ascii="Arial" w:hAnsi="Arial"/>
                 <w:b w:val="0"/>
-                <w:color w:val="172033"/>
-                <w:sz w:val="18"/>
+                <w:color w:val="17252B"/>
+                <w:sz w:val="20"/>
               </w:rPr>
-              <w:t>Controlled</w:t>
+              <w:t>165 / 172 / 168 sec</w:t>
             </w:r>
           </w:p>
         </w:tc>
         <w:tc>
           <w:tcPr>
-            <w:tcW w:type="dxa" w:w="7945"/>
-            <w:shd w:fill="FFF6DA"/>
-            <w:tcMar>
-              <w:top w:w="85" w:type="dxa"/>
-              <w:left w:w="85" w:type="dxa"/>
-              <w:bottom w:w="85" w:type="dxa"/>
-              <w:right w:w="85" w:type="dxa"/>
-            </w:tcMar>
+            <w:tcW w:type="dxa" w:w="3629"/>
+            <w:shd w:fill="F3F1D9"/>
           </w:tcPr>
           <w:p>
             <w:pPr>
-              <w:spacing w:after="0"/>
+              <w:spacing w:after="160" w:line="269" w:lineRule="auto"/>
             </w:pPr>
             <w:r>
               <w:rPr>
                 <w:rFonts w:ascii="Arial" w:hAnsi="Arial"/>
                 <w:b w:val="0"/>
-                <w:color w:val="172033"/>
-                <w:sz w:val="18"/>
+                <w:color w:val="17252B"/>
+                <w:sz w:val="20"/>
               </w:rPr>
-              <w:t>Seed type, soil, container, water and measurement time</w:t>
+              <w:t>168 sec</w:t>
             </w:r>
           </w:p>
         </w:tc>
@@ -318,1240 +344,132 @@
     </w:tbl>
     <w:p>
       <w:pPr>
-        <w:spacing w:after="0" w:before="0" w:line="60" w:lineRule="exact"/>
+        <w:pStyle w:val="Heading1"/>
+        <w:spacing w:after="160" w:line="269" w:lineRule="auto"/>
       </w:pPr>
       <w:r>
         <w:rPr>
-          <w:sz w:val="6"/>
+          <w:rFonts w:ascii="Georgia" w:hAnsi="Georgia"/>
+          <w:b w:val="0"/>
+          <w:i w:val="0"/>
+          <w:color w:val="28592E"/>
+          <w:sz w:val="30"/>
         </w:rPr>
+        <w:t>Keep the Test Fair</w:t>
+      </w:r>
+    </w:p>
+    <w:p>
+      <w:pPr>
+        <w:spacing w:after="160" w:line="269" w:lineRule="auto"/>
+      </w:pPr>
+      <w:r>
+        <w:rPr>
+          <w:rFonts w:ascii="Georgia" w:hAnsi="Georgia"/>
+          <w:b w:val="0"/>
+          <w:i w:val="0"/>
+          <w:color w:val="17252B"/>
+          <w:sz w:val="22"/>
+        </w:rPr>
+        <w:t>Use the same container size, water volume and timing method. Repeat each sample three times. Describe any spills or delayed starts.</w:t>
       </w:r>
     </w:p>
     <w:p>
       <w:pPr>
         <w:pStyle w:val="Heading1"/>
+        <w:spacing w:after="160" w:line="269" w:lineRule="auto"/>
       </w:pPr>
       <w:r>
         <w:rPr>
+          <w:rFonts w:ascii="Georgia" w:hAnsi="Georgia"/>
           <w:b w:val="0"/>
+          <w:i w:val="0"/>
+          <w:color w:val="28592E"/>
+          <w:sz w:val="30"/>
         </w:rPr>
-        <w:t>Materials and Method</w:t>
+        <w:t>Read the Pattern</w:t>
       </w:r>
     </w:p>
     <w:p>
       <w:pPr>
-        <w:pStyle w:val="ListBullet"/>
+        <w:spacing w:after="160" w:line="269" w:lineRule="auto"/>
       </w:pPr>
       <w:r>
         <w:rPr>
+          <w:rFonts w:ascii="Georgia" w:hAnsi="Georgia"/>
           <w:b w:val="0"/>
+          <w:i w:val="0"/>
+          <w:color w:val="17252B"/>
+          <w:sz w:val="22"/>
         </w:rPr>
-        <w:t>Prepare six similar seedlings in identical containers; label three A and three B.</w:t>
-      </w:r>
-    </w:p>
-    <w:p>
-      <w:pPr>
-        <w:pStyle w:val="ListBullet"/>
-      </w:pPr>
-      <w:r>
-        <w:rPr>
-          <w:b w:val="0"/>
-        </w:rPr>
-        <w:t>Place group A in 4 hours of light and group B in 8 hours. Keep other conditions consistent.</w:t>
-      </w:r>
-    </w:p>
-    <w:p>
-      <w:pPr>
-        <w:pStyle w:val="ListBullet"/>
-      </w:pPr>
-      <w:r>
-        <w:rPr>
-          <w:b w:val="0"/>
-        </w:rPr>
-        <w:t>Water each container with the same measured amount daily.</w:t>
-      </w:r>
-    </w:p>
-    <w:p>
-      <w:pPr>
-        <w:pStyle w:val="ListBullet"/>
-      </w:pPr>
-      <w:r>
-        <w:rPr>
-          <w:b w:val="0"/>
-        </w:rPr>
-        <w:t>Measure height from soil level at the same time on days 0, 7 and 14. Record observations.</w:t>
+        <w:t>Sand drained fastest in the sample results. The test measures this setup only; it does not establish how an entire garden will behave.</w:t>
       </w:r>
     </w:p>
     <w:p>
       <w:pPr>
         <w:pStyle w:val="Heading1"/>
+        <w:spacing w:after="160" w:line="269" w:lineRule="auto"/>
       </w:pPr>
       <w:r>
         <w:rPr>
+          <w:rFonts w:ascii="Georgia" w:hAnsi="Georgia"/>
           <w:b w:val="0"/>
+          <w:i w:val="0"/>
+          <w:color w:val="28592E"/>
+          <w:sz w:val="30"/>
         </w:rPr>
-        <w:t>Care and Safety</w:t>
+        <w:t>Ask a Better Question</w:t>
       </w:r>
     </w:p>
     <w:p>
       <w:pPr>
-        <w:ind w:right="4154"/>
+        <w:spacing w:after="160" w:line="269" w:lineRule="auto"/>
       </w:pPr>
       <w:r>
         <w:rPr>
+          <w:rFonts w:ascii="Georgia" w:hAnsi="Georgia"/>
           <w:b w:val="0"/>
+          <w:i w:val="0"/>
+          <w:color w:val="17252B"/>
+          <w:sz w:val="22"/>
         </w:rPr>
-        <w:t>Ask a teacher before using lamps. Keep water away from electrical equipment. Wash hands after handling soil.</w:t>
+        <w:t>How would compaction change the result? Plan one change at a time and state which measurement would answer your question.</w:t>
       </w:r>
     </w:p>
     <w:p>
       <w:pPr>
-        <w:shd w:fill="FFF6DA"/>
-        <w:spacing w:before="120" w:after="160"/>
-        <w:ind w:right="4154"/>
+        <w:spacing w:after="160" w:line="269" w:lineRule="auto"/>
       </w:pPr>
       <w:r>
         <w:rPr>
-          <w:b/>
-          <w:color w:val="216348"/>
-          <w:sz w:val="18"/>
+          <w:rFonts w:ascii="Arial" w:hAnsi="Arial"/>
+          <w:b w:val="0"/>
+          <w:i w:val="0"/>
+          <w:color w:val="28592E"/>
+          <w:sz w:val="22"/>
         </w:rPr>
-        <w:t>RECORD HONESTLY</w:t>
-        <w:br/>
-      </w:r>
-      <w:r>
-        <w:rPr>
-          <w:b w:val="0"/>
-        </w:rPr>
-        <w:t>The next page contains example data to demonstrate the layout. Replace it with your own measurements; do not present it as an experiment you performed.</w:t>
-      </w:r>
-    </w:p>
-    <w:p>
-      <w:r>
-        <w:br w:type="page"/>
-      </w:r>
-    </w:p>
-    <w:p>
-      <w:r>
-        <w:rPr>
-          <w:b/>
-          <w:color w:val="216348"/>
-          <w:sz w:val="16"/>
-        </w:rPr>
-        <w:t>STUDENT RESEARCH REPORT   /   02</w:t>
+        <w:t>Next Observation  ____________________________________</w:t>
       </w:r>
     </w:p>
     <w:p>
       <w:pPr>
-        <w:pStyle w:val="Title"/>
-        <w:shd w:fill="F3D553"/>
-      </w:pPr>
-      <w:r>
-        <w:t>Results and Reflection</w:t>
-      </w:r>
-    </w:p>
-    <w:p>
-      <w:pPr>
-        <w:pStyle w:val="Heading2"/>
-        <w:keepNext/>
-      </w:pPr>
-      <w:r>
-        <w:t>Mean Height at Day 14</w:t>
-      </w:r>
-    </w:p>
-    <w:p>
-      <w:r>
-        <w:drawing>
-          <wp:inline xmlns:a="http://schemas.openxmlformats.org/drawingml/2006/main" xmlns:pic="http://schemas.openxmlformats.org/drawingml/2006/picture">
-            <wp:extent cx="6080760" cy="1952538"/>
-            <wp:docPr id="1" name="Picture 1"/>
-            <wp:cNvGraphicFramePr>
-              <a:graphicFrameLocks noChangeAspect="1"/>
-            </wp:cNvGraphicFramePr>
-            <a:graphic>
-              <a:graphicData uri="http://schemas.openxmlformats.org/drawingml/2006/picture">
-                <pic:pic>
-                  <pic:nvPicPr>
-                    <pic:cNvPr id="0" name="school-1.png"/>
-                    <pic:cNvPicPr/>
-                  </pic:nvPicPr>
-                  <pic:blipFill>
-                    <a:blip r:embed="rId10"/>
-                    <a:stretch>
-                      <a:fillRect/>
-                    </a:stretch>
-                  </pic:blipFill>
-                  <pic:spPr>
-                    <a:xfrm>
-                      <a:off x="0" y="0"/>
-                      <a:ext cx="6080760" cy="1952538"/>
-                    </a:xfrm>
-                    <a:prstGeom prst="rect"/>
-                  </pic:spPr>
-                </pic:pic>
-              </a:graphicData>
-            </a:graphic>
-          </wp:inline>
-        </w:drawing>
-      </w:r>
-    </w:p>
-    <w:tbl>
-      <w:tblPr>
-        <w:tblW w:type="auto" w:w="0"/>
-        <w:tblLayout w:type="fixed"/>
-        <w:tblLook w:firstColumn="1" w:firstRow="1" w:lastColumn="0" w:lastRow="0" w:noHBand="0" w:noVBand="1" w:val="04A0"/>
-      </w:tblPr>
-      <w:tblGrid>
-        <w:gridCol w:w="2091"/>
-        <w:gridCol w:w="2091"/>
-        <w:gridCol w:w="2091"/>
-        <w:gridCol w:w="2091"/>
-        <w:gridCol w:w="2091"/>
-      </w:tblGrid>
-      <w:tr>
-        <w:trPr>
-          <w:cantSplit/>
-          <w:tblHeader/>
-        </w:trPr>
-        <w:tc>
-          <w:tcPr>
-            <w:tcW w:type="dxa" w:w="2091"/>
-            <w:shd w:fill="216348"/>
-            <w:tcMar>
-              <w:top w:w="85" w:type="dxa"/>
-              <w:left w:w="85" w:type="dxa"/>
-              <w:bottom w:w="85" w:type="dxa"/>
-              <w:right w:w="85" w:type="dxa"/>
-            </w:tcMar>
-          </w:tcPr>
-          <w:p>
-            <w:pPr>
-              <w:spacing w:after="0"/>
-            </w:pPr>
-            <w:r>
-              <w:rPr>
-                <w:rFonts w:ascii="Arial" w:hAnsi="Arial"/>
-                <w:b/>
-                <w:color w:val="FFFFFF"/>
-                <w:sz w:val="18"/>
-              </w:rPr>
-              <w:t>Plant</w:t>
-            </w:r>
-          </w:p>
-        </w:tc>
-        <w:tc>
-          <w:tcPr>
-            <w:tcW w:type="dxa" w:w="2091"/>
-            <w:shd w:fill="216348"/>
-            <w:tcMar>
-              <w:top w:w="85" w:type="dxa"/>
-              <w:left w:w="85" w:type="dxa"/>
-              <w:bottom w:w="85" w:type="dxa"/>
-              <w:right w:w="85" w:type="dxa"/>
-            </w:tcMar>
-          </w:tcPr>
-          <w:p>
-            <w:pPr>
-              <w:spacing w:after="0"/>
-            </w:pPr>
-            <w:r>
-              <w:rPr>
-                <w:rFonts w:ascii="Arial" w:hAnsi="Arial"/>
-                <w:b/>
-                <w:color w:val="FFFFFF"/>
-                <w:sz w:val="18"/>
-              </w:rPr>
-              <w:t>Light hours</w:t>
-            </w:r>
-          </w:p>
-        </w:tc>
-        <w:tc>
-          <w:tcPr>
-            <w:tcW w:type="dxa" w:w="2091"/>
-            <w:shd w:fill="216348"/>
-            <w:tcMar>
-              <w:top w:w="85" w:type="dxa"/>
-              <w:left w:w="85" w:type="dxa"/>
-              <w:bottom w:w="85" w:type="dxa"/>
-              <w:right w:w="85" w:type="dxa"/>
-            </w:tcMar>
-          </w:tcPr>
-          <w:p>
-            <w:pPr>
-              <w:spacing w:after="0"/>
-            </w:pPr>
-            <w:r>
-              <w:rPr>
-                <w:rFonts w:ascii="Arial" w:hAnsi="Arial"/>
-                <w:b/>
-                <w:color w:val="FFFFFF"/>
-                <w:sz w:val="18"/>
-              </w:rPr>
-              <w:t>Day 0 cm</w:t>
-            </w:r>
-          </w:p>
-        </w:tc>
-        <w:tc>
-          <w:tcPr>
-            <w:tcW w:type="dxa" w:w="2091"/>
-            <w:shd w:fill="216348"/>
-            <w:tcMar>
-              <w:top w:w="85" w:type="dxa"/>
-              <w:left w:w="85" w:type="dxa"/>
-              <w:bottom w:w="85" w:type="dxa"/>
-              <w:right w:w="85" w:type="dxa"/>
-            </w:tcMar>
-          </w:tcPr>
-          <w:p>
-            <w:pPr>
-              <w:spacing w:after="0"/>
-            </w:pPr>
-            <w:r>
-              <w:rPr>
-                <w:rFonts w:ascii="Arial" w:hAnsi="Arial"/>
-                <w:b/>
-                <w:color w:val="FFFFFF"/>
-                <w:sz w:val="18"/>
-              </w:rPr>
-              <w:t>Day 7 cm</w:t>
-            </w:r>
-          </w:p>
-        </w:tc>
-        <w:tc>
-          <w:tcPr>
-            <w:tcW w:type="dxa" w:w="2091"/>
-            <w:shd w:fill="216348"/>
-            <w:tcMar>
-              <w:top w:w="85" w:type="dxa"/>
-              <w:left w:w="85" w:type="dxa"/>
-              <w:bottom w:w="85" w:type="dxa"/>
-              <w:right w:w="85" w:type="dxa"/>
-            </w:tcMar>
-          </w:tcPr>
-          <w:p>
-            <w:pPr>
-              <w:spacing w:after="0"/>
-            </w:pPr>
-            <w:r>
-              <w:rPr>
-                <w:rFonts w:ascii="Arial" w:hAnsi="Arial"/>
-                <w:b/>
-                <w:color w:val="FFFFFF"/>
-                <w:sz w:val="18"/>
-              </w:rPr>
-              <w:t>Day 14 cm</w:t>
-            </w:r>
-          </w:p>
-        </w:tc>
-      </w:tr>
-      <w:tr>
-        <w:trPr>
-          <w:cantSplit/>
-        </w:trPr>
-        <w:tc>
-          <w:tcPr>
-            <w:tcW w:type="dxa" w:w="2091"/>
-            <w:shd w:fill="FFF6DA"/>
-            <w:tcMar>
-              <w:top w:w="85" w:type="dxa"/>
-              <w:left w:w="85" w:type="dxa"/>
-              <w:bottom w:w="85" w:type="dxa"/>
-              <w:right w:w="85" w:type="dxa"/>
-            </w:tcMar>
-          </w:tcPr>
-          <w:p>
-            <w:pPr>
-              <w:spacing w:after="0"/>
-            </w:pPr>
-            <w:r>
-              <w:rPr>
-                <w:rFonts w:ascii="Arial" w:hAnsi="Arial"/>
-                <w:b w:val="0"/>
-                <w:color w:val="172033"/>
-                <w:sz w:val="18"/>
-              </w:rPr>
-              <w:t>A1</w:t>
-            </w:r>
-          </w:p>
-        </w:tc>
-        <w:tc>
-          <w:tcPr>
-            <w:tcW w:type="dxa" w:w="2091"/>
-            <w:shd w:fill="FFF6DA"/>
-            <w:tcMar>
-              <w:top w:w="85" w:type="dxa"/>
-              <w:left w:w="85" w:type="dxa"/>
-              <w:bottom w:w="85" w:type="dxa"/>
-              <w:right w:w="85" w:type="dxa"/>
-            </w:tcMar>
-          </w:tcPr>
-          <w:p>
-            <w:pPr>
-              <w:spacing w:after="0"/>
-            </w:pPr>
-            <w:r>
-              <w:rPr>
-                <w:rFonts w:ascii="Arial" w:hAnsi="Arial"/>
-                <w:b w:val="0"/>
-                <w:color w:val="172033"/>
-                <w:sz w:val="18"/>
-              </w:rPr>
-              <w:t>4</w:t>
-            </w:r>
-          </w:p>
-        </w:tc>
-        <w:tc>
-          <w:tcPr>
-            <w:tcW w:type="dxa" w:w="2091"/>
-            <w:shd w:fill="FFF6DA"/>
-            <w:tcMar>
-              <w:top w:w="85" w:type="dxa"/>
-              <w:left w:w="85" w:type="dxa"/>
-              <w:bottom w:w="85" w:type="dxa"/>
-              <w:right w:w="85" w:type="dxa"/>
-            </w:tcMar>
-          </w:tcPr>
-          <w:p>
-            <w:pPr>
-              <w:spacing w:after="0"/>
-            </w:pPr>
-            <w:r>
-              <w:rPr>
-                <w:rFonts w:ascii="Arial" w:hAnsi="Arial"/>
-                <w:b w:val="0"/>
-                <w:color w:val="172033"/>
-                <w:sz w:val="18"/>
-              </w:rPr>
-              <w:t>2.0</w:t>
-            </w:r>
-          </w:p>
-        </w:tc>
-        <w:tc>
-          <w:tcPr>
-            <w:tcW w:type="dxa" w:w="2091"/>
-            <w:shd w:fill="FFF6DA"/>
-            <w:tcMar>
-              <w:top w:w="85" w:type="dxa"/>
-              <w:left w:w="85" w:type="dxa"/>
-              <w:bottom w:w="85" w:type="dxa"/>
-              <w:right w:w="85" w:type="dxa"/>
-            </w:tcMar>
-          </w:tcPr>
-          <w:p>
-            <w:pPr>
-              <w:spacing w:after="0"/>
-            </w:pPr>
-            <w:r>
-              <w:rPr>
-                <w:rFonts w:ascii="Arial" w:hAnsi="Arial"/>
-                <w:b w:val="0"/>
-                <w:color w:val="172033"/>
-                <w:sz w:val="18"/>
-              </w:rPr>
-              <w:t>4.3</w:t>
-            </w:r>
-          </w:p>
-        </w:tc>
-        <w:tc>
-          <w:tcPr>
-            <w:tcW w:type="dxa" w:w="2091"/>
-            <w:shd w:fill="FFF6DA"/>
-            <w:tcMar>
-              <w:top w:w="85" w:type="dxa"/>
-              <w:left w:w="85" w:type="dxa"/>
-              <w:bottom w:w="85" w:type="dxa"/>
-              <w:right w:w="85" w:type="dxa"/>
-            </w:tcMar>
-          </w:tcPr>
-          <w:p>
-            <w:pPr>
-              <w:spacing w:after="0"/>
-            </w:pPr>
-            <w:r>
-              <w:rPr>
-                <w:rFonts w:ascii="Arial" w:hAnsi="Arial"/>
-                <w:b w:val="0"/>
-                <w:color w:val="172033"/>
-                <w:sz w:val="18"/>
-              </w:rPr>
-              <w:t>7.1</w:t>
-            </w:r>
-          </w:p>
-        </w:tc>
-      </w:tr>
-      <w:tr>
-        <w:trPr>
-          <w:cantSplit/>
-        </w:trPr>
-        <w:tc>
-          <w:tcPr>
-            <w:tcW w:type="dxa" w:w="2091"/>
-            <w:shd w:fill="FFFFFF"/>
-            <w:tcMar>
-              <w:top w:w="85" w:type="dxa"/>
-              <w:left w:w="85" w:type="dxa"/>
-              <w:bottom w:w="85" w:type="dxa"/>
-              <w:right w:w="85" w:type="dxa"/>
-            </w:tcMar>
-          </w:tcPr>
-          <w:p>
-            <w:pPr>
-              <w:spacing w:after="0"/>
-            </w:pPr>
-            <w:r>
-              <w:rPr>
-                <w:rFonts w:ascii="Arial" w:hAnsi="Arial"/>
-                <w:b w:val="0"/>
-                <w:color w:val="172033"/>
-                <w:sz w:val="18"/>
-              </w:rPr>
-              <w:t>A2</w:t>
-            </w:r>
-          </w:p>
-        </w:tc>
-        <w:tc>
-          <w:tcPr>
-            <w:tcW w:type="dxa" w:w="2091"/>
-            <w:shd w:fill="FFFFFF"/>
-            <w:tcMar>
-              <w:top w:w="85" w:type="dxa"/>
-              <w:left w:w="85" w:type="dxa"/>
-              <w:bottom w:w="85" w:type="dxa"/>
-              <w:right w:w="85" w:type="dxa"/>
-            </w:tcMar>
-          </w:tcPr>
-          <w:p>
-            <w:pPr>
-              <w:spacing w:after="0"/>
-            </w:pPr>
-            <w:r>
-              <w:rPr>
-                <w:rFonts w:ascii="Arial" w:hAnsi="Arial"/>
-                <w:b w:val="0"/>
-                <w:color w:val="172033"/>
-                <w:sz w:val="18"/>
-              </w:rPr>
-              <w:t>4</w:t>
-            </w:r>
-          </w:p>
-        </w:tc>
-        <w:tc>
-          <w:tcPr>
-            <w:tcW w:type="dxa" w:w="2091"/>
-            <w:shd w:fill="FFFFFF"/>
-            <w:tcMar>
-              <w:top w:w="85" w:type="dxa"/>
-              <w:left w:w="85" w:type="dxa"/>
-              <w:bottom w:w="85" w:type="dxa"/>
-              <w:right w:w="85" w:type="dxa"/>
-            </w:tcMar>
-          </w:tcPr>
-          <w:p>
-            <w:pPr>
-              <w:spacing w:after="0"/>
-            </w:pPr>
-            <w:r>
-              <w:rPr>
-                <w:rFonts w:ascii="Arial" w:hAnsi="Arial"/>
-                <w:b w:val="0"/>
-                <w:color w:val="172033"/>
-                <w:sz w:val="18"/>
-              </w:rPr>
-              <w:t>2.1</w:t>
-            </w:r>
-          </w:p>
-        </w:tc>
-        <w:tc>
-          <w:tcPr>
-            <w:tcW w:type="dxa" w:w="2091"/>
-            <w:shd w:fill="FFFFFF"/>
-            <w:tcMar>
-              <w:top w:w="85" w:type="dxa"/>
-              <w:left w:w="85" w:type="dxa"/>
-              <w:bottom w:w="85" w:type="dxa"/>
-              <w:right w:w="85" w:type="dxa"/>
-            </w:tcMar>
-          </w:tcPr>
-          <w:p>
-            <w:pPr>
-              <w:spacing w:after="0"/>
-            </w:pPr>
-            <w:r>
-              <w:rPr>
-                <w:rFonts w:ascii="Arial" w:hAnsi="Arial"/>
-                <w:b w:val="0"/>
-                <w:color w:val="172033"/>
-                <w:sz w:val="18"/>
-              </w:rPr>
-              <w:t>4.4</w:t>
-            </w:r>
-          </w:p>
-        </w:tc>
-        <w:tc>
-          <w:tcPr>
-            <w:tcW w:type="dxa" w:w="2091"/>
-            <w:shd w:fill="FFFFFF"/>
-            <w:tcMar>
-              <w:top w:w="85" w:type="dxa"/>
-              <w:left w:w="85" w:type="dxa"/>
-              <w:bottom w:w="85" w:type="dxa"/>
-              <w:right w:w="85" w:type="dxa"/>
-            </w:tcMar>
-          </w:tcPr>
-          <w:p>
-            <w:pPr>
-              <w:spacing w:after="0"/>
-            </w:pPr>
-            <w:r>
-              <w:rPr>
-                <w:rFonts w:ascii="Arial" w:hAnsi="Arial"/>
-                <w:b w:val="0"/>
-                <w:color w:val="172033"/>
-                <w:sz w:val="18"/>
-              </w:rPr>
-              <w:t>7.2</w:t>
-            </w:r>
-          </w:p>
-        </w:tc>
-      </w:tr>
-      <w:tr>
-        <w:trPr>
-          <w:cantSplit/>
-        </w:trPr>
-        <w:tc>
-          <w:tcPr>
-            <w:tcW w:type="dxa" w:w="2091"/>
-            <w:shd w:fill="FFF6DA"/>
-            <w:tcMar>
-              <w:top w:w="85" w:type="dxa"/>
-              <w:left w:w="85" w:type="dxa"/>
-              <w:bottom w:w="85" w:type="dxa"/>
-              <w:right w:w="85" w:type="dxa"/>
-            </w:tcMar>
-          </w:tcPr>
-          <w:p>
-            <w:pPr>
-              <w:spacing w:after="0"/>
-            </w:pPr>
-            <w:r>
-              <w:rPr>
-                <w:rFonts w:ascii="Arial" w:hAnsi="Arial"/>
-                <w:b w:val="0"/>
-                <w:color w:val="172033"/>
-                <w:sz w:val="18"/>
-              </w:rPr>
-              <w:t>A3</w:t>
-            </w:r>
-          </w:p>
-        </w:tc>
-        <w:tc>
-          <w:tcPr>
-            <w:tcW w:type="dxa" w:w="2091"/>
-            <w:shd w:fill="FFF6DA"/>
-            <w:tcMar>
-              <w:top w:w="85" w:type="dxa"/>
-              <w:left w:w="85" w:type="dxa"/>
-              <w:bottom w:w="85" w:type="dxa"/>
-              <w:right w:w="85" w:type="dxa"/>
-            </w:tcMar>
-          </w:tcPr>
-          <w:p>
-            <w:pPr>
-              <w:spacing w:after="0"/>
-            </w:pPr>
-            <w:r>
-              <w:rPr>
-                <w:rFonts w:ascii="Arial" w:hAnsi="Arial"/>
-                <w:b w:val="0"/>
-                <w:color w:val="172033"/>
-                <w:sz w:val="18"/>
-              </w:rPr>
-              <w:t>4</w:t>
-            </w:r>
-          </w:p>
-        </w:tc>
-        <w:tc>
-          <w:tcPr>
-            <w:tcW w:type="dxa" w:w="2091"/>
-            <w:shd w:fill="FFF6DA"/>
-            <w:tcMar>
-              <w:top w:w="85" w:type="dxa"/>
-              <w:left w:w="85" w:type="dxa"/>
-              <w:bottom w:w="85" w:type="dxa"/>
-              <w:right w:w="85" w:type="dxa"/>
-            </w:tcMar>
-          </w:tcPr>
-          <w:p>
-            <w:pPr>
-              <w:spacing w:after="0"/>
-            </w:pPr>
-            <w:r>
-              <w:rPr>
-                <w:rFonts w:ascii="Arial" w:hAnsi="Arial"/>
-                <w:b w:val="0"/>
-                <w:color w:val="172033"/>
-                <w:sz w:val="18"/>
-              </w:rPr>
-              <w:t>2.2</w:t>
-            </w:r>
-          </w:p>
-        </w:tc>
-        <w:tc>
-          <w:tcPr>
-            <w:tcW w:type="dxa" w:w="2091"/>
-            <w:shd w:fill="FFF6DA"/>
-            <w:tcMar>
-              <w:top w:w="85" w:type="dxa"/>
-              <w:left w:w="85" w:type="dxa"/>
-              <w:bottom w:w="85" w:type="dxa"/>
-              <w:right w:w="85" w:type="dxa"/>
-            </w:tcMar>
-          </w:tcPr>
-          <w:p>
-            <w:pPr>
-              <w:spacing w:after="0"/>
-            </w:pPr>
-            <w:r>
-              <w:rPr>
-                <w:rFonts w:ascii="Arial" w:hAnsi="Arial"/>
-                <w:b w:val="0"/>
-                <w:color w:val="172033"/>
-                <w:sz w:val="18"/>
-              </w:rPr>
-              <w:t>4.5</w:t>
-            </w:r>
-          </w:p>
-        </w:tc>
-        <w:tc>
-          <w:tcPr>
-            <w:tcW w:type="dxa" w:w="2091"/>
-            <w:shd w:fill="FFF6DA"/>
-            <w:tcMar>
-              <w:top w:w="85" w:type="dxa"/>
-              <w:left w:w="85" w:type="dxa"/>
-              <w:bottom w:w="85" w:type="dxa"/>
-              <w:right w:w="85" w:type="dxa"/>
-            </w:tcMar>
-          </w:tcPr>
-          <w:p>
-            <w:pPr>
-              <w:spacing w:after="0"/>
-            </w:pPr>
-            <w:r>
-              <w:rPr>
-                <w:rFonts w:ascii="Arial" w:hAnsi="Arial"/>
-                <w:b w:val="0"/>
-                <w:color w:val="172033"/>
-                <w:sz w:val="18"/>
-              </w:rPr>
-              <w:t>7.3</w:t>
-            </w:r>
-          </w:p>
-        </w:tc>
-      </w:tr>
-      <w:tr>
-        <w:trPr>
-          <w:cantSplit/>
-        </w:trPr>
-        <w:tc>
-          <w:tcPr>
-            <w:tcW w:type="dxa" w:w="2091"/>
-            <w:shd w:fill="FFFFFF"/>
-            <w:tcMar>
-              <w:top w:w="85" w:type="dxa"/>
-              <w:left w:w="85" w:type="dxa"/>
-              <w:bottom w:w="85" w:type="dxa"/>
-              <w:right w:w="85" w:type="dxa"/>
-            </w:tcMar>
-          </w:tcPr>
-          <w:p>
-            <w:pPr>
-              <w:spacing w:after="0"/>
-            </w:pPr>
-            <w:r>
-              <w:rPr>
-                <w:rFonts w:ascii="Arial" w:hAnsi="Arial"/>
-                <w:b w:val="0"/>
-                <w:color w:val="172033"/>
-                <w:sz w:val="18"/>
-              </w:rPr>
-              <w:t>B1</w:t>
-            </w:r>
-          </w:p>
-        </w:tc>
-        <w:tc>
-          <w:tcPr>
-            <w:tcW w:type="dxa" w:w="2091"/>
-            <w:shd w:fill="FFFFFF"/>
-            <w:tcMar>
-              <w:top w:w="85" w:type="dxa"/>
-              <w:left w:w="85" w:type="dxa"/>
-              <w:bottom w:w="85" w:type="dxa"/>
-              <w:right w:w="85" w:type="dxa"/>
-            </w:tcMar>
-          </w:tcPr>
-          <w:p>
-            <w:pPr>
-              <w:spacing w:after="0"/>
-            </w:pPr>
-            <w:r>
-              <w:rPr>
-                <w:rFonts w:ascii="Arial" w:hAnsi="Arial"/>
-                <w:b w:val="0"/>
-                <w:color w:val="172033"/>
-                <w:sz w:val="18"/>
-              </w:rPr>
-              <w:t>8</w:t>
-            </w:r>
-          </w:p>
-        </w:tc>
-        <w:tc>
-          <w:tcPr>
-            <w:tcW w:type="dxa" w:w="2091"/>
-            <w:shd w:fill="FFFFFF"/>
-            <w:tcMar>
-              <w:top w:w="85" w:type="dxa"/>
-              <w:left w:w="85" w:type="dxa"/>
-              <w:bottom w:w="85" w:type="dxa"/>
-              <w:right w:w="85" w:type="dxa"/>
-            </w:tcMar>
-          </w:tcPr>
-          <w:p>
-            <w:pPr>
-              <w:spacing w:after="0"/>
-            </w:pPr>
-            <w:r>
-              <w:rPr>
-                <w:rFonts w:ascii="Arial" w:hAnsi="Arial"/>
-                <w:b w:val="0"/>
-                <w:color w:val="172033"/>
-                <w:sz w:val="18"/>
-              </w:rPr>
-              <w:t>2.0</w:t>
-            </w:r>
-          </w:p>
-        </w:tc>
-        <w:tc>
-          <w:tcPr>
-            <w:tcW w:type="dxa" w:w="2091"/>
-            <w:shd w:fill="FFFFFF"/>
-            <w:tcMar>
-              <w:top w:w="85" w:type="dxa"/>
-              <w:left w:w="85" w:type="dxa"/>
-              <w:bottom w:w="85" w:type="dxa"/>
-              <w:right w:w="85" w:type="dxa"/>
-            </w:tcMar>
-          </w:tcPr>
-          <w:p>
-            <w:pPr>
-              <w:spacing w:after="0"/>
-            </w:pPr>
-            <w:r>
-              <w:rPr>
-                <w:rFonts w:ascii="Arial" w:hAnsi="Arial"/>
-                <w:b w:val="0"/>
-                <w:color w:val="172033"/>
-                <w:sz w:val="18"/>
-              </w:rPr>
-              <w:t>4.9</w:t>
-            </w:r>
-          </w:p>
-        </w:tc>
-        <w:tc>
-          <w:tcPr>
-            <w:tcW w:type="dxa" w:w="2091"/>
-            <w:shd w:fill="FFFFFF"/>
-            <w:tcMar>
-              <w:top w:w="85" w:type="dxa"/>
-              <w:left w:w="85" w:type="dxa"/>
-              <w:bottom w:w="85" w:type="dxa"/>
-              <w:right w:w="85" w:type="dxa"/>
-            </w:tcMar>
-          </w:tcPr>
-          <w:p>
-            <w:pPr>
-              <w:spacing w:after="0"/>
-            </w:pPr>
-            <w:r>
-              <w:rPr>
-                <w:rFonts w:ascii="Arial" w:hAnsi="Arial"/>
-                <w:b w:val="0"/>
-                <w:color w:val="172033"/>
-                <w:sz w:val="18"/>
-              </w:rPr>
-              <w:t>8.1</w:t>
-            </w:r>
-          </w:p>
-        </w:tc>
-      </w:tr>
-      <w:tr>
-        <w:trPr>
-          <w:cantSplit/>
-        </w:trPr>
-        <w:tc>
-          <w:tcPr>
-            <w:tcW w:type="dxa" w:w="2091"/>
-            <w:shd w:fill="FFF6DA"/>
-            <w:tcMar>
-              <w:top w:w="85" w:type="dxa"/>
-              <w:left w:w="85" w:type="dxa"/>
-              <w:bottom w:w="85" w:type="dxa"/>
-              <w:right w:w="85" w:type="dxa"/>
-            </w:tcMar>
-          </w:tcPr>
-          <w:p>
-            <w:pPr>
-              <w:spacing w:after="0"/>
-            </w:pPr>
-            <w:r>
-              <w:rPr>
-                <w:rFonts w:ascii="Arial" w:hAnsi="Arial"/>
-                <w:b w:val="0"/>
-                <w:color w:val="172033"/>
-                <w:sz w:val="18"/>
-              </w:rPr>
-              <w:t>B2</w:t>
-            </w:r>
-          </w:p>
-        </w:tc>
-        <w:tc>
-          <w:tcPr>
-            <w:tcW w:type="dxa" w:w="2091"/>
-            <w:shd w:fill="FFF6DA"/>
-            <w:tcMar>
-              <w:top w:w="85" w:type="dxa"/>
-              <w:left w:w="85" w:type="dxa"/>
-              <w:bottom w:w="85" w:type="dxa"/>
-              <w:right w:w="85" w:type="dxa"/>
-            </w:tcMar>
-          </w:tcPr>
-          <w:p>
-            <w:pPr>
-              <w:spacing w:after="0"/>
-            </w:pPr>
-            <w:r>
-              <w:rPr>
-                <w:rFonts w:ascii="Arial" w:hAnsi="Arial"/>
-                <w:b w:val="0"/>
-                <w:color w:val="172033"/>
-                <w:sz w:val="18"/>
-              </w:rPr>
-              <w:t>8</w:t>
-            </w:r>
-          </w:p>
-        </w:tc>
-        <w:tc>
-          <w:tcPr>
-            <w:tcW w:type="dxa" w:w="2091"/>
-            <w:shd w:fill="FFF6DA"/>
-            <w:tcMar>
-              <w:top w:w="85" w:type="dxa"/>
-              <w:left w:w="85" w:type="dxa"/>
-              <w:bottom w:w="85" w:type="dxa"/>
-              <w:right w:w="85" w:type="dxa"/>
-            </w:tcMar>
-          </w:tcPr>
-          <w:p>
-            <w:pPr>
-              <w:spacing w:after="0"/>
-            </w:pPr>
-            <w:r>
-              <w:rPr>
-                <w:rFonts w:ascii="Arial" w:hAnsi="Arial"/>
-                <w:b w:val="0"/>
-                <w:color w:val="172033"/>
-                <w:sz w:val="18"/>
-              </w:rPr>
-              <w:t>2.1</w:t>
-            </w:r>
-          </w:p>
-        </w:tc>
-        <w:tc>
-          <w:tcPr>
-            <w:tcW w:type="dxa" w:w="2091"/>
-            <w:shd w:fill="FFF6DA"/>
-            <w:tcMar>
-              <w:top w:w="85" w:type="dxa"/>
-              <w:left w:w="85" w:type="dxa"/>
-              <w:bottom w:w="85" w:type="dxa"/>
-              <w:right w:w="85" w:type="dxa"/>
-            </w:tcMar>
-          </w:tcPr>
-          <w:p>
-            <w:pPr>
-              <w:spacing w:after="0"/>
-            </w:pPr>
-            <w:r>
-              <w:rPr>
-                <w:rFonts w:ascii="Arial" w:hAnsi="Arial"/>
-                <w:b w:val="0"/>
-                <w:color w:val="172033"/>
-                <w:sz w:val="18"/>
-              </w:rPr>
-              <w:t>5.0</w:t>
-            </w:r>
-          </w:p>
-        </w:tc>
-        <w:tc>
-          <w:tcPr>
-            <w:tcW w:type="dxa" w:w="2091"/>
-            <w:shd w:fill="FFF6DA"/>
-            <w:tcMar>
-              <w:top w:w="85" w:type="dxa"/>
-              <w:left w:w="85" w:type="dxa"/>
-              <w:bottom w:w="85" w:type="dxa"/>
-              <w:right w:w="85" w:type="dxa"/>
-            </w:tcMar>
-          </w:tcPr>
-          <w:p>
-            <w:pPr>
-              <w:spacing w:after="0"/>
-            </w:pPr>
-            <w:r>
-              <w:rPr>
-                <w:rFonts w:ascii="Arial" w:hAnsi="Arial"/>
-                <w:b w:val="0"/>
-                <w:color w:val="172033"/>
-                <w:sz w:val="18"/>
-              </w:rPr>
-              <w:t>8.2</w:t>
-            </w:r>
-          </w:p>
-        </w:tc>
-      </w:tr>
-      <w:tr>
-        <w:trPr>
-          <w:cantSplit/>
-        </w:trPr>
-        <w:tc>
-          <w:tcPr>
-            <w:tcW w:type="dxa" w:w="2091"/>
-            <w:shd w:fill="FFFFFF"/>
-            <w:tcMar>
-              <w:top w:w="85" w:type="dxa"/>
-              <w:left w:w="85" w:type="dxa"/>
-              <w:bottom w:w="85" w:type="dxa"/>
-              <w:right w:w="85" w:type="dxa"/>
-            </w:tcMar>
-          </w:tcPr>
-          <w:p>
-            <w:pPr>
-              <w:spacing w:after="0"/>
-            </w:pPr>
-            <w:r>
-              <w:rPr>
-                <w:rFonts w:ascii="Arial" w:hAnsi="Arial"/>
-                <w:b w:val="0"/>
-                <w:color w:val="172033"/>
-                <w:sz w:val="18"/>
-              </w:rPr>
-              <w:t>B3</w:t>
-            </w:r>
-          </w:p>
-        </w:tc>
-        <w:tc>
-          <w:tcPr>
-            <w:tcW w:type="dxa" w:w="2091"/>
-            <w:shd w:fill="FFFFFF"/>
-            <w:tcMar>
-              <w:top w:w="85" w:type="dxa"/>
-              <w:left w:w="85" w:type="dxa"/>
-              <w:bottom w:w="85" w:type="dxa"/>
-              <w:right w:w="85" w:type="dxa"/>
-            </w:tcMar>
-          </w:tcPr>
-          <w:p>
-            <w:pPr>
-              <w:spacing w:after="0"/>
-            </w:pPr>
-            <w:r>
-              <w:rPr>
-                <w:rFonts w:ascii="Arial" w:hAnsi="Arial"/>
-                <w:b w:val="0"/>
-                <w:color w:val="172033"/>
-                <w:sz w:val="18"/>
-              </w:rPr>
-              <w:t>8</w:t>
-            </w:r>
-          </w:p>
-        </w:tc>
-        <w:tc>
-          <w:tcPr>
-            <w:tcW w:type="dxa" w:w="2091"/>
-            <w:shd w:fill="FFFFFF"/>
-            <w:tcMar>
-              <w:top w:w="85" w:type="dxa"/>
-              <w:left w:w="85" w:type="dxa"/>
-              <w:bottom w:w="85" w:type="dxa"/>
-              <w:right w:w="85" w:type="dxa"/>
-            </w:tcMar>
-          </w:tcPr>
-          <w:p>
-            <w:pPr>
-              <w:spacing w:after="0"/>
-            </w:pPr>
-            <w:r>
-              <w:rPr>
-                <w:rFonts w:ascii="Arial" w:hAnsi="Arial"/>
-                <w:b w:val="0"/>
-                <w:color w:val="172033"/>
-                <w:sz w:val="18"/>
-              </w:rPr>
-              <w:t>2.2</w:t>
-            </w:r>
-          </w:p>
-        </w:tc>
-        <w:tc>
-          <w:tcPr>
-            <w:tcW w:type="dxa" w:w="2091"/>
-            <w:shd w:fill="FFFFFF"/>
-            <w:tcMar>
-              <w:top w:w="85" w:type="dxa"/>
-              <w:left w:w="85" w:type="dxa"/>
-              <w:bottom w:w="85" w:type="dxa"/>
-              <w:right w:w="85" w:type="dxa"/>
-            </w:tcMar>
-          </w:tcPr>
-          <w:p>
-            <w:pPr>
-              <w:spacing w:after="0"/>
-            </w:pPr>
-            <w:r>
-              <w:rPr>
-                <w:rFonts w:ascii="Arial" w:hAnsi="Arial"/>
-                <w:b w:val="0"/>
-                <w:color w:val="172033"/>
-                <w:sz w:val="18"/>
-              </w:rPr>
-              <w:t>5.1</w:t>
-            </w:r>
-          </w:p>
-        </w:tc>
-        <w:tc>
-          <w:tcPr>
-            <w:tcW w:type="dxa" w:w="2091"/>
-            <w:shd w:fill="FFFFFF"/>
-            <w:tcMar>
-              <w:top w:w="85" w:type="dxa"/>
-              <w:left w:w="85" w:type="dxa"/>
-              <w:bottom w:w="85" w:type="dxa"/>
-              <w:right w:w="85" w:type="dxa"/>
-            </w:tcMar>
-          </w:tcPr>
-          <w:p>
-            <w:pPr>
-              <w:spacing w:after="0"/>
-            </w:pPr>
-            <w:r>
-              <w:rPr>
-                <w:rFonts w:ascii="Arial" w:hAnsi="Arial"/>
-                <w:b w:val="0"/>
-                <w:color w:val="172033"/>
-                <w:sz w:val="18"/>
-              </w:rPr>
-              <w:t>8.3</w:t>
-            </w:r>
-          </w:p>
-        </w:tc>
-      </w:tr>
-    </w:tbl>
-    <w:p>
-      <w:pPr>
-        <w:spacing w:after="0" w:before="0" w:line="60" w:lineRule="exact"/>
+        <w:spacing w:after="80" w:line="269" w:lineRule="auto"/>
       </w:pPr>
       <w:r>
         <w:rPr>
-          <w:sz w:val="6"/>
-        </w:rPr>
-      </w:r>
-    </w:p>
-    <w:p>
-      <w:pPr>
-        <w:pStyle w:val="Heading1"/>
-      </w:pPr>
-      <w:r>
-        <w:rPr>
-          <w:b w:val="0"/>
-        </w:rPr>
-        <w:t>What the Example Suggests</w:t>
-      </w:r>
-    </w:p>
-    <w:p>
-      <w:pPr>
-        <w:ind w:right="4154"/>
-      </w:pPr>
-      <w:r>
-        <w:rPr>
-          <w:b w:val="0"/>
-        </w:rPr>
-        <w:t>Group A grew from 2.1 to 7.2 cm on average. Group B grew from 2.1 to 8.2 cm. The difference in growth is 1.0 cm. With only three plants per group, this does not establish a general rule.</w:t>
-      </w:r>
-    </w:p>
-    <w:p>
-      <w:pPr>
-        <w:shd w:fill="FFF6DA"/>
-        <w:spacing w:before="120" w:after="160"/>
-        <w:ind w:right="4154"/>
-      </w:pPr>
-      <w:r>
-        <w:rPr>
+          <w:rFonts w:ascii="Arial" w:hAnsi="Arial"/>
           <w:b/>
-          <w:color w:val="216348"/>
+          <w:i w:val="0"/>
+          <w:color w:val="28592E"/>
           <w:sz w:val="18"/>
         </w:rPr>
-        <w:t>BETTER EVIDENCE</w:t>
-        <w:br/>
-      </w:r>
-      <w:r>
-        <w:rPr>
-          <w:b w:val="0"/>
-        </w:rPr>
-        <w:t xml:space="preserve">Height can increase when a seedling stretches for light. Add </w:t>
-      </w:r>
-      <w:r>
-        <w:rPr>
-          <w:b/>
-          <w:color w:val="216348"/>
-        </w:rPr>
-        <w:t>leaf count</w:t>
-      </w:r>
-      <w:r>
-        <w:rPr>
-          <w:b w:val="0"/>
-        </w:rPr>
-        <w:t xml:space="preserve">, color observations and </w:t>
-      </w:r>
-      <w:r>
-        <w:rPr>
-          <w:b/>
-          <w:color w:val="216348"/>
-        </w:rPr>
-        <w:t>more plants</w:t>
-      </w:r>
-      <w:r>
-        <w:rPr>
-          <w:b w:val="0"/>
-        </w:rPr>
-        <w:t xml:space="preserve"> before interpreting health. These measurements are synthetic, not an experiment performed by a student.</w:t>
-      </w:r>
-    </w:p>
-    <w:p>
-      <w:pPr>
-        <w:spacing w:before="140"/>
-        <w:ind w:right="4154"/>
-      </w:pPr>
-      <w:r>
-        <w:rPr>
-          <w:i/>
-          <w:color w:val="505968"/>
-          <w:sz w:val="16"/>
-        </w:rPr>
-        <w:t>Design notes: Traceable synthetic observations, chart and uncertainty. Original Dazzler template, Apache-2.0. All sample facts are fictional.</w:t>
+        <w:t>Synthetic classroom observations · Follow your teacher's safety instructions.</w:t>
       </w:r>
     </w:p>
     <w:sectPr>
-      <w:footerReference w:type="default" r:id="rId9"/>
+      <w:headerReference w:type="default" r:id="rId9"/>
+      <w:footerReference w:type="default" r:id="rId10"/>
       <w:pgSz w:w="12240" w:h="15840"/>
-      <w:pgMar w:top="749" w:right="893" w:bottom="749" w:left="893" w:header="720" w:footer="720" w:gutter="0"/>
+      <w:pgMar w:top="792" w:right="936" w:bottom="792" w:left="936" w:header="720" w:footer="720" w:gutter="0"/>
       <w:cols w:space="720"/>
       <w:docGrid w:linePitch="360"/>
     </w:sectPr>
@@ -1567,14 +485,30 @@
     </w:pPr>
     <w:r>
       <w:rPr>
-        <w:b w:val="0"/>
+        <w:color w:val="28592E"/>
         <w:sz w:val="16"/>
       </w:rPr>
-      <w:t xml:space="preserve">FICTIONAL EXAMPLE  /  SCHOOL   •   Dazzler   /   </w:t>
+      <w:t>DAZZLER  /  FICTIONAL EXAMPLE  /  SCHOOL</w:t>
     </w:r>
-    <w:fldSimple w:instr="PAGE"/>
   </w:p>
 </w:ftr>
+</file>
+
+<file path=word/header1.xml><?xml version="1.0" encoding="utf-8"?>
+<w:hdr xmlns:m="http://schemas.openxmlformats.org/officeDocument/2006/math" xmlns:mc="http://schemas.openxmlformats.org/markup-compatibility/2006" xmlns:mo="http://schemas.microsoft.com/office/mac/office/2008/main" xmlns:mv="urn:schemas-microsoft-com:mac:vml" xmlns:o="urn:schemas-microsoft-com:office:office" xmlns:r="http://schemas.openxmlformats.org/officeDocument/2006/relationships" xmlns:v="urn:schemas-microsoft-com:vml" xmlns:w10="urn:schemas-microsoft-com:office:word" xmlns:w14="http://schemas.microsoft.com/office/word/2010/wordml" xmlns:w="http://schemas.openxmlformats.org/wordprocessingml/2006/main" xmlns:wne="http://schemas.microsoft.com/office/word/2006/wordml" xmlns:wp14="http://schemas.microsoft.com/office/word/2010/wordprocessingDrawing" xmlns:wp="http://schemas.openxmlformats.org/drawingml/2006/wordprocessingDrawing" xmlns:wpc="http://schemas.microsoft.com/office/word/2010/wordprocessingCanvas" xmlns:wpg="http://schemas.microsoft.com/office/word/2010/wordprocessingGroup" xmlns:wpi="http://schemas.microsoft.com/office/word/2010/wordprocessingInk" xmlns:wps="http://schemas.microsoft.com/office/word/2010/wordprocessingShape" mc:Ignorable="w14 wp14">
+  <w:p>
+    <w:pPr>
+      <w:pStyle w:val="Header"/>
+    </w:pPr>
+    <w:r>
+      <w:pict>
+        <v:rect id="DazzlerPageSurface" style="position:absolute;margin-left:0;margin-top:0;width:612pt;height:792pt;z-index:-251654144;mso-position-horizontal-relative:page;mso-position-vertical-relative:page" fillcolor="#F3F1D9" stroked="f">
+          <v:fill color="#F3F1D9"/>
+        </v:rect>
+      </w:pict>
+    </w:r>
+  </w:p>
+</w:hdr>
 </file>
 
 <file path=word/numbering.xml><?xml version="1.0" encoding="utf-8"?>
@@ -1941,11 +875,10 @@
     <w:qFormat/>
     <w:rsid w:val="00FC693F"/>
     <w:pPr>
-      <w:spacing w:after="140" w:line="264" w:lineRule="auto"/>
+      <w:spacing w:after="160"/>
     </w:pPr>
     <w:rPr>
       <w:rFonts w:ascii="Arial" w:hAnsi="Arial"/>
-      <w:color w:val="172033"/>
       <w:sz w:val="21"/>
     </w:rPr>
   </w:style>
@@ -2004,15 +937,15 @@
     <w:pPr>
       <w:keepNext/>
       <w:keepLines/>
-      <w:spacing w:before="180" w:after="140" w:line="264" w:lineRule="auto"/>
+      <w:spacing w:before="480" w:after="0"/>
       <w:outlineLvl w:val="0"/>
     </w:pPr>
     <w:rPr>
-      <w:rFonts w:cstheme="majorBidi" w:ascii="Georgia" w:hAnsi="Georgia"/>
-      <w:b w:val="0"/>
+      <w:rFonts w:asciiTheme="majorHAnsi" w:eastAsiaTheme="majorEastAsia" w:hAnsiTheme="majorHAnsi" w:cstheme="majorBidi"/>
+      <w:b/>
       <w:bCs/>
-      <w:color w:val="216348"/>
-      <w:sz w:val="30"/>
+      <w:color w:val="365F91" w:themeColor="accent1" w:themeShade="BF"/>
+      <w:sz w:val="28"/>
       <w:szCs w:val="28"/>
     </w:rPr>
   </w:style>
@@ -2028,15 +961,15 @@
     <w:pPr>
       <w:keepNext/>
       <w:keepLines/>
-      <w:spacing w:before="200" w:after="140" w:line="264" w:lineRule="auto"/>
+      <w:spacing w:before="200" w:after="0"/>
       <w:outlineLvl w:val="1"/>
     </w:pPr>
     <w:rPr>
-      <w:rFonts w:cstheme="majorBidi" w:ascii="Arial" w:hAnsi="Arial"/>
+      <w:rFonts w:asciiTheme="majorHAnsi" w:eastAsiaTheme="majorEastAsia" w:hAnsiTheme="majorHAnsi" w:cstheme="majorBidi"/>
       <w:b/>
       <w:bCs/>
-      <w:color w:val="172033"/>
-      <w:sz w:val="24"/>
+      <w:color w:val="4F81BD" w:themeColor="accent1"/>
+      <w:sz w:val="26"/>
       <w:szCs w:val="26"/>
     </w:rPr>
   </w:style>
@@ -2056,7 +989,7 @@
       <w:outlineLvl w:val="2"/>
     </w:pPr>
     <w:rPr>
-      <w:rFonts w:cstheme="majorBidi"/>
+      <w:rFonts w:asciiTheme="majorHAnsi" w:eastAsiaTheme="majorEastAsia" w:hAnsiTheme="majorHAnsi" w:cstheme="majorBidi"/>
       <w:b/>
       <w:bCs/>
       <w:color w:val="4F81BD" w:themeColor="accent1"/>
@@ -2079,7 +1012,7 @@
       <w:outlineLvl w:val="3"/>
     </w:pPr>
     <w:rPr>
-      <w:rFonts w:cstheme="majorBidi"/>
+      <w:rFonts w:asciiTheme="majorHAnsi" w:eastAsiaTheme="majorEastAsia" w:hAnsiTheme="majorHAnsi" w:cstheme="majorBidi"/>
       <w:b/>
       <w:bCs/>
       <w:i/>
@@ -2104,7 +1037,7 @@
       <w:outlineLvl w:val="4"/>
     </w:pPr>
     <w:rPr>
-      <w:rFonts w:cstheme="majorBidi"/>
+      <w:rFonts w:asciiTheme="majorHAnsi" w:eastAsiaTheme="majorEastAsia" w:hAnsiTheme="majorHAnsi" w:cstheme="majorBidi"/>
       <w:color w:val="243F60" w:themeColor="accent1" w:themeShade="7F"/>
     </w:rPr>
   </w:style>
@@ -2125,7 +1058,7 @@
       <w:outlineLvl w:val="5"/>
     </w:pPr>
     <w:rPr>
-      <w:rFonts w:cstheme="majorBidi"/>
+      <w:rFonts w:asciiTheme="majorHAnsi" w:eastAsiaTheme="majorEastAsia" w:hAnsiTheme="majorHAnsi" w:cstheme="majorBidi"/>
       <w:i/>
       <w:iCs/>
       <w:color w:val="243F60" w:themeColor="accent1" w:themeShade="7F"/>
@@ -2148,7 +1081,7 @@
       <w:outlineLvl w:val="6"/>
     </w:pPr>
     <w:rPr>
-      <w:rFonts w:cstheme="majorBidi"/>
+      <w:rFonts w:asciiTheme="majorHAnsi" w:eastAsiaTheme="majorEastAsia" w:hAnsiTheme="majorHAnsi" w:cstheme="majorBidi"/>
       <w:i/>
       <w:iCs/>
       <w:color w:val="404040" w:themeColor="text1" w:themeTint="BF"/>
@@ -2171,7 +1104,7 @@
       <w:outlineLvl w:val="7"/>
     </w:pPr>
     <w:rPr>
-      <w:rFonts w:cstheme="majorBidi"/>
+      <w:rFonts w:asciiTheme="majorHAnsi" w:eastAsiaTheme="majorEastAsia" w:hAnsiTheme="majorHAnsi" w:cstheme="majorBidi"/>
       <w:color w:val="4F81BD" w:themeColor="accent1"/>
       <w:sz w:val="20"/>
       <w:szCs w:val="20"/>
@@ -2194,7 +1127,7 @@
       <w:outlineLvl w:val="8"/>
     </w:pPr>
     <w:rPr>
-      <w:rFonts w:cstheme="majorBidi"/>
+      <w:rFonts w:asciiTheme="majorHAnsi" w:eastAsiaTheme="majorEastAsia" w:hAnsiTheme="majorHAnsi" w:cstheme="majorBidi"/>
       <w:i/>
       <w:iCs/>
       <w:color w:val="404040" w:themeColor="text1" w:themeTint="BF"/>
@@ -2245,7 +1178,7 @@
     <w:uiPriority w:val="9"/>
     <w:rsid w:val="00FC693F"/>
     <w:rPr>
-      <w:rFonts w:cstheme="majorBidi"/>
+      <w:rFonts w:asciiTheme="majorHAnsi" w:eastAsiaTheme="majorEastAsia" w:hAnsiTheme="majorHAnsi" w:cstheme="majorBidi"/>
       <w:b/>
       <w:bCs/>
       <w:color w:val="365F91" w:themeColor="accent1" w:themeShade="BF"/>
@@ -2260,7 +1193,7 @@
     <w:uiPriority w:val="9"/>
     <w:rsid w:val="00FC693F"/>
     <w:rPr>
-      <w:rFonts w:cstheme="majorBidi"/>
+      <w:rFonts w:asciiTheme="majorHAnsi" w:eastAsiaTheme="majorEastAsia" w:hAnsiTheme="majorHAnsi" w:cstheme="majorBidi"/>
       <w:b/>
       <w:bCs/>
       <w:color w:val="4F81BD" w:themeColor="accent1"/>
@@ -2275,7 +1208,7 @@
     <w:uiPriority w:val="9"/>
     <w:rsid w:val="00FC693F"/>
     <w:rPr>
-      <w:rFonts w:cstheme="majorBidi"/>
+      <w:rFonts w:asciiTheme="majorHAnsi" w:eastAsiaTheme="majorEastAsia" w:hAnsiTheme="majorHAnsi" w:cstheme="majorBidi"/>
       <w:b/>
       <w:bCs/>
       <w:color w:val="4F81BD" w:themeColor="accent1"/>
@@ -2290,17 +1223,15 @@
     <w:qFormat/>
     <w:rsid w:val="00FC693F"/>
     <w:pPr>
-      <w:keepNext/>
-      <w:spacing w:after="140" w:line="264" w:lineRule="auto"/>
+      <w:spacing w:after="300" w:line="240" w:lineRule="auto"/>
       <w:contextualSpacing/>
     </w:pPr>
     <w:rPr>
-      <w:rFonts w:cstheme="majorBidi" w:ascii="Georgia" w:hAnsi="Georgia"/>
-      <w:b w:val="0"/>
-      <w:color w:val="216348"/>
+      <w:rFonts w:asciiTheme="majorHAnsi" w:eastAsiaTheme="majorEastAsia" w:hAnsiTheme="majorHAnsi" w:cstheme="majorBidi"/>
+      <w:color w:val="17365D" w:themeColor="text2" w:themeShade="BF"/>
       <w:spacing w:val="5"/>
       <w:kern w:val="28"/>
-      <w:sz w:val="70"/>
+      <w:sz w:val="52"/>
       <w:szCs w:val="52"/>
     </w:rPr>
   </w:style>
@@ -2311,7 +1242,7 @@
     <w:uiPriority w:val="10"/>
     <w:rsid w:val="00FC693F"/>
     <w:rPr>
-      <w:rFonts w:cstheme="majorBidi"/>
+      <w:rFonts w:asciiTheme="majorHAnsi" w:eastAsiaTheme="majorEastAsia" w:hAnsiTheme="majorHAnsi" w:cstheme="majorBidi"/>
       <w:color w:val="17365D" w:themeColor="text2" w:themeShade="BF"/>
       <w:spacing w:val="5"/>
       <w:kern w:val="28"/>
@@ -2331,13 +1262,12 @@
       <w:numPr>
         <w:ilvl w:val="1"/>
       </w:numPr>
-      <w:spacing w:after="140" w:line="264" w:lineRule="auto"/>
     </w:pPr>
     <w:rPr>
-      <w:rFonts w:cstheme="majorBidi" w:ascii="Arial" w:hAnsi="Arial"/>
+      <w:rFonts w:asciiTheme="majorHAnsi" w:eastAsiaTheme="majorEastAsia" w:hAnsiTheme="majorHAnsi" w:cstheme="majorBidi"/>
       <w:i/>
       <w:iCs/>
-      <w:color w:val="172033"/>
+      <w:color w:val="4F81BD" w:themeColor="accent1"/>
       <w:spacing w:val="15"/>
       <w:sz w:val="24"/>
       <w:szCs w:val="24"/>
@@ -2350,7 +1280,7 @@
     <w:uiPriority w:val="11"/>
     <w:rsid w:val="00FC693F"/>
     <w:rPr>
-      <w:rFonts w:cstheme="majorBidi"/>
+      <w:rFonts w:asciiTheme="majorHAnsi" w:eastAsiaTheme="majorEastAsia" w:hAnsiTheme="majorHAnsi" w:cstheme="majorBidi"/>
       <w:i/>
       <w:iCs/>
       <w:color w:val="4F81BD" w:themeColor="accent1"/>
@@ -2475,14 +1405,8 @@
       <w:numPr>
         <w:numId w:val="1"/>
       </w:numPr>
-      <w:spacing w:after="140" w:line="264" w:lineRule="auto"/>
       <w:contextualSpacing/>
     </w:pPr>
-    <w:rPr>
-      <w:rFonts w:ascii="Arial" w:hAnsi="Arial"/>
-      <w:color w:val="172033"/>
-      <w:sz w:val="21"/>
-    </w:rPr>
   </w:style>
   <w:style w:type="paragraph" w:styleId="ListBullet2">
     <w:name w:val="List Bullet 2"/>
@@ -2654,7 +1578,7 @@
     <w:semiHidden/>
     <w:rsid w:val="00FC693F"/>
     <w:rPr>
-      <w:rFonts w:cstheme="majorBidi"/>
+      <w:rFonts w:asciiTheme="majorHAnsi" w:eastAsiaTheme="majorEastAsia" w:hAnsiTheme="majorHAnsi" w:cstheme="majorBidi"/>
       <w:b/>
       <w:bCs/>
       <w:i/>
@@ -2670,7 +1594,7 @@
     <w:semiHidden/>
     <w:rsid w:val="00FC693F"/>
     <w:rPr>
-      <w:rFonts w:cstheme="majorBidi"/>
+      <w:rFonts w:asciiTheme="majorHAnsi" w:eastAsiaTheme="majorEastAsia" w:hAnsiTheme="majorHAnsi" w:cstheme="majorBidi"/>
       <w:color w:val="243F60" w:themeColor="accent1" w:themeShade="7F"/>
     </w:rPr>
   </w:style>
@@ -2682,7 +1606,7 @@
     <w:semiHidden/>
     <w:rsid w:val="00FC693F"/>
     <w:rPr>
-      <w:rFonts w:cstheme="majorBidi"/>
+      <w:rFonts w:asciiTheme="majorHAnsi" w:eastAsiaTheme="majorEastAsia" w:hAnsiTheme="majorHAnsi" w:cstheme="majorBidi"/>
       <w:i/>
       <w:iCs/>
       <w:color w:val="243F60" w:themeColor="accent1" w:themeShade="7F"/>
@@ -2696,7 +1620,7 @@
     <w:semiHidden/>
     <w:rsid w:val="00FC693F"/>
     <w:rPr>
-      <w:rFonts w:cstheme="majorBidi"/>
+      <w:rFonts w:asciiTheme="majorHAnsi" w:eastAsiaTheme="majorEastAsia" w:hAnsiTheme="majorHAnsi" w:cstheme="majorBidi"/>
       <w:i/>
       <w:iCs/>
       <w:color w:val="404040" w:themeColor="text1" w:themeTint="BF"/>
@@ -2710,7 +1634,7 @@
     <w:semiHidden/>
     <w:rsid w:val="00FC693F"/>
     <w:rPr>
-      <w:rFonts w:cstheme="majorBidi"/>
+      <w:rFonts w:asciiTheme="majorHAnsi" w:eastAsiaTheme="majorEastAsia" w:hAnsiTheme="majorHAnsi" w:cstheme="majorBidi"/>
       <w:color w:val="4F81BD" w:themeColor="accent1"/>
       <w:sz w:val="20"/>
       <w:szCs w:val="20"/>
@@ -2724,7 +1648,7 @@
     <w:semiHidden/>
     <w:rsid w:val="00FC693F"/>
     <w:rPr>
-      <w:rFonts w:cstheme="majorBidi"/>
+      <w:rFonts w:asciiTheme="majorHAnsi" w:eastAsiaTheme="majorEastAsia" w:hAnsiTheme="majorHAnsi" w:cstheme="majorBidi"/>
       <w:i/>
       <w:iCs/>
       <w:color w:val="404040" w:themeColor="text1" w:themeTint="BF"/>
@@ -4310,7 +3234,7 @@
         <w:spacing w:before="0" w:after="0" w:line="240" w:lineRule="auto"/>
       </w:pPr>
       <w:rPr>
-        <w:rFonts w:cstheme="majorBidi"/>
+        <w:rFonts w:asciiTheme="majorHAnsi" w:eastAsiaTheme="majorEastAsia" w:hAnsiTheme="majorHAnsi" w:cstheme="majorBidi"/>
         <w:b/>
         <w:bCs/>
       </w:rPr>
@@ -4331,7 +3255,7 @@
         <w:spacing w:before="0" w:after="0" w:line="240" w:lineRule="auto"/>
       </w:pPr>
       <w:rPr>
-        <w:rFonts w:cstheme="majorBidi"/>
+        <w:rFonts w:asciiTheme="majorHAnsi" w:eastAsiaTheme="majorEastAsia" w:hAnsiTheme="majorHAnsi" w:cstheme="majorBidi"/>
         <w:b/>
         <w:bCs/>
       </w:rPr>
@@ -4349,14 +3273,14 @@
     </w:tblStylePr>
     <w:tblStylePr w:type="firstCol">
       <w:rPr>
-        <w:rFonts w:cstheme="majorBidi"/>
+        <w:rFonts w:asciiTheme="majorHAnsi" w:eastAsiaTheme="majorEastAsia" w:hAnsiTheme="majorHAnsi" w:cstheme="majorBidi"/>
         <w:b/>
         <w:bCs/>
       </w:rPr>
     </w:tblStylePr>
     <w:tblStylePr w:type="lastCol">
       <w:rPr>
-        <w:rFonts w:cstheme="majorBidi"/>
+        <w:rFonts w:asciiTheme="majorHAnsi" w:eastAsiaTheme="majorEastAsia" w:hAnsiTheme="majorHAnsi" w:cstheme="majorBidi"/>
         <w:b/>
         <w:bCs/>
       </w:rPr>
@@ -4440,7 +3364,7 @@
         <w:spacing w:before="0" w:after="0" w:line="240" w:lineRule="auto"/>
       </w:pPr>
       <w:rPr>
-        <w:rFonts w:cstheme="majorBidi"/>
+        <w:rFonts w:asciiTheme="majorHAnsi" w:eastAsiaTheme="majorEastAsia" w:hAnsiTheme="majorHAnsi" w:cstheme="majorBidi"/>
         <w:b/>
         <w:bCs/>
       </w:rPr>
@@ -4461,7 +3385,7 @@
         <w:spacing w:before="0" w:after="0" w:line="240" w:lineRule="auto"/>
       </w:pPr>
       <w:rPr>
-        <w:rFonts w:cstheme="majorBidi"/>
+        <w:rFonts w:asciiTheme="majorHAnsi" w:eastAsiaTheme="majorEastAsia" w:hAnsiTheme="majorHAnsi" w:cstheme="majorBidi"/>
         <w:b/>
         <w:bCs/>
       </w:rPr>
@@ -4479,14 +3403,14 @@
     </w:tblStylePr>
     <w:tblStylePr w:type="firstCol">
       <w:rPr>
-        <w:rFonts w:cstheme="majorBidi"/>
+        <w:rFonts w:asciiTheme="majorHAnsi" w:eastAsiaTheme="majorEastAsia" w:hAnsiTheme="majorHAnsi" w:cstheme="majorBidi"/>
         <w:b/>
         <w:bCs/>
       </w:rPr>
     </w:tblStylePr>
     <w:tblStylePr w:type="lastCol">
       <w:rPr>
-        <w:rFonts w:cstheme="majorBidi"/>
+        <w:rFonts w:asciiTheme="majorHAnsi" w:eastAsiaTheme="majorEastAsia" w:hAnsiTheme="majorHAnsi" w:cstheme="majorBidi"/>
         <w:b/>
         <w:bCs/>
       </w:rPr>
@@ -4570,7 +3494,7 @@
         <w:spacing w:before="0" w:after="0" w:line="240" w:lineRule="auto"/>
       </w:pPr>
       <w:rPr>
-        <w:rFonts w:cstheme="majorBidi"/>
+        <w:rFonts w:asciiTheme="majorHAnsi" w:eastAsiaTheme="majorEastAsia" w:hAnsiTheme="majorHAnsi" w:cstheme="majorBidi"/>
         <w:b/>
         <w:bCs/>
       </w:rPr>
@@ -4591,7 +3515,7 @@
         <w:spacing w:before="0" w:after="0" w:line="240" w:lineRule="auto"/>
       </w:pPr>
       <w:rPr>
-        <w:rFonts w:cstheme="majorBidi"/>
+        <w:rFonts w:asciiTheme="majorHAnsi" w:eastAsiaTheme="majorEastAsia" w:hAnsiTheme="majorHAnsi" w:cstheme="majorBidi"/>
         <w:b/>
         <w:bCs/>
       </w:rPr>
@@ -4609,14 +3533,14 @@
     </w:tblStylePr>
     <w:tblStylePr w:type="firstCol">
       <w:rPr>
-        <w:rFonts w:cstheme="majorBidi"/>
+        <w:rFonts w:asciiTheme="majorHAnsi" w:eastAsiaTheme="majorEastAsia" w:hAnsiTheme="majorHAnsi" w:cstheme="majorBidi"/>
         <w:b/>
         <w:bCs/>
       </w:rPr>
     </w:tblStylePr>
     <w:tblStylePr w:type="lastCol">
       <w:rPr>
-        <w:rFonts w:cstheme="majorBidi"/>
+        <w:rFonts w:asciiTheme="majorHAnsi" w:eastAsiaTheme="majorEastAsia" w:hAnsiTheme="majorHAnsi" w:cstheme="majorBidi"/>
         <w:b/>
         <w:bCs/>
       </w:rPr>
@@ -4700,7 +3624,7 @@
         <w:spacing w:before="0" w:after="0" w:line="240" w:lineRule="auto"/>
       </w:pPr>
       <w:rPr>
-        <w:rFonts w:cstheme="majorBidi"/>
+        <w:rFonts w:asciiTheme="majorHAnsi" w:eastAsiaTheme="majorEastAsia" w:hAnsiTheme="majorHAnsi" w:cstheme="majorBidi"/>
         <w:b/>
         <w:bCs/>
       </w:rPr>
@@ -4721,7 +3645,7 @@
         <w:spacing w:before="0" w:after="0" w:line="240" w:lineRule="auto"/>
       </w:pPr>
       <w:rPr>
-        <w:rFonts w:cstheme="majorBidi"/>
+        <w:rFonts w:asciiTheme="majorHAnsi" w:eastAsiaTheme="majorEastAsia" w:hAnsiTheme="majorHAnsi" w:cstheme="majorBidi"/>
         <w:b/>
         <w:bCs/>
       </w:rPr>
@@ -4739,14 +3663,14 @@
     </w:tblStylePr>
     <w:tblStylePr w:type="firstCol">
       <w:rPr>
-        <w:rFonts w:cstheme="majorBidi"/>
+        <w:rFonts w:asciiTheme="majorHAnsi" w:eastAsiaTheme="majorEastAsia" w:hAnsiTheme="majorHAnsi" w:cstheme="majorBidi"/>
         <w:b/>
         <w:bCs/>
       </w:rPr>
     </w:tblStylePr>
     <w:tblStylePr w:type="lastCol">
       <w:rPr>
-        <w:rFonts w:cstheme="majorBidi"/>
+        <w:rFonts w:asciiTheme="majorHAnsi" w:eastAsiaTheme="majorEastAsia" w:hAnsiTheme="majorHAnsi" w:cstheme="majorBidi"/>
         <w:b/>
         <w:bCs/>
       </w:rPr>
@@ -4830,7 +3754,7 @@
         <w:spacing w:before="0" w:after="0" w:line="240" w:lineRule="auto"/>
       </w:pPr>
       <w:rPr>
-        <w:rFonts w:cstheme="majorBidi"/>
+        <w:rFonts w:asciiTheme="majorHAnsi" w:eastAsiaTheme="majorEastAsia" w:hAnsiTheme="majorHAnsi" w:cstheme="majorBidi"/>
         <w:b/>
         <w:bCs/>
       </w:rPr>
@@ -4851,7 +3775,7 @@
         <w:spacing w:before="0" w:after="0" w:line="240" w:lineRule="auto"/>
       </w:pPr>
       <w:rPr>
-        <w:rFonts w:cstheme="majorBidi"/>
+        <w:rFonts w:asciiTheme="majorHAnsi" w:eastAsiaTheme="majorEastAsia" w:hAnsiTheme="majorHAnsi" w:cstheme="majorBidi"/>
         <w:b/>
         <w:bCs/>
       </w:rPr>
@@ -4869,14 +3793,14 @@
     </w:tblStylePr>
     <w:tblStylePr w:type="firstCol">
       <w:rPr>
-        <w:rFonts w:cstheme="majorBidi"/>
+        <w:rFonts w:asciiTheme="majorHAnsi" w:eastAsiaTheme="majorEastAsia" w:hAnsiTheme="majorHAnsi" w:cstheme="majorBidi"/>
         <w:b/>
         <w:bCs/>
       </w:rPr>
     </w:tblStylePr>
     <w:tblStylePr w:type="lastCol">
       <w:rPr>
-        <w:rFonts w:cstheme="majorBidi"/>
+        <w:rFonts w:asciiTheme="majorHAnsi" w:eastAsiaTheme="majorEastAsia" w:hAnsiTheme="majorHAnsi" w:cstheme="majorBidi"/>
         <w:b/>
         <w:bCs/>
       </w:rPr>
@@ -4960,7 +3884,7 @@
         <w:spacing w:before="0" w:after="0" w:line="240" w:lineRule="auto"/>
       </w:pPr>
       <w:rPr>
-        <w:rFonts w:cstheme="majorBidi"/>
+        <w:rFonts w:asciiTheme="majorHAnsi" w:eastAsiaTheme="majorEastAsia" w:hAnsiTheme="majorHAnsi" w:cstheme="majorBidi"/>
         <w:b/>
         <w:bCs/>
       </w:rPr>
@@ -4981,7 +3905,7 @@
         <w:spacing w:before="0" w:after="0" w:line="240" w:lineRule="auto"/>
       </w:pPr>
       <w:rPr>
-        <w:rFonts w:cstheme="majorBidi"/>
+        <w:rFonts w:asciiTheme="majorHAnsi" w:eastAsiaTheme="majorEastAsia" w:hAnsiTheme="majorHAnsi" w:cstheme="majorBidi"/>
         <w:b/>
         <w:bCs/>
       </w:rPr>
@@ -4999,14 +3923,14 @@
     </w:tblStylePr>
     <w:tblStylePr w:type="firstCol">
       <w:rPr>
-        <w:rFonts w:cstheme="majorBidi"/>
+        <w:rFonts w:asciiTheme="majorHAnsi" w:eastAsiaTheme="majorEastAsia" w:hAnsiTheme="majorHAnsi" w:cstheme="majorBidi"/>
         <w:b/>
         <w:bCs/>
       </w:rPr>
     </w:tblStylePr>
     <w:tblStylePr w:type="lastCol">
       <w:rPr>
-        <w:rFonts w:cstheme="majorBidi"/>
+        <w:rFonts w:asciiTheme="majorHAnsi" w:eastAsiaTheme="majorEastAsia" w:hAnsiTheme="majorHAnsi" w:cstheme="majorBidi"/>
         <w:b/>
         <w:bCs/>
       </w:rPr>
@@ -5090,7 +4014,7 @@
         <w:spacing w:before="0" w:after="0" w:line="240" w:lineRule="auto"/>
       </w:pPr>
       <w:rPr>
-        <w:rFonts w:cstheme="majorBidi"/>
+        <w:rFonts w:asciiTheme="majorHAnsi" w:eastAsiaTheme="majorEastAsia" w:hAnsiTheme="majorHAnsi" w:cstheme="majorBidi"/>
         <w:b/>
         <w:bCs/>
       </w:rPr>
@@ -5111,7 +4035,7 @@
         <w:spacing w:before="0" w:after="0" w:line="240" w:lineRule="auto"/>
       </w:pPr>
       <w:rPr>
-        <w:rFonts w:cstheme="majorBidi"/>
+        <w:rFonts w:asciiTheme="majorHAnsi" w:eastAsiaTheme="majorEastAsia" w:hAnsiTheme="majorHAnsi" w:cstheme="majorBidi"/>
         <w:b/>
         <w:bCs/>
       </w:rPr>
@@ -5129,14 +4053,14 @@
     </w:tblStylePr>
     <w:tblStylePr w:type="firstCol">
       <w:rPr>
-        <w:rFonts w:cstheme="majorBidi"/>
+        <w:rFonts w:asciiTheme="majorHAnsi" w:eastAsiaTheme="majorEastAsia" w:hAnsiTheme="majorHAnsi" w:cstheme="majorBidi"/>
         <w:b/>
         <w:bCs/>
       </w:rPr>
     </w:tblStylePr>
     <w:tblStylePr w:type="lastCol">
       <w:rPr>
-        <w:rFonts w:cstheme="majorBidi"/>
+        <w:rFonts w:asciiTheme="majorHAnsi" w:eastAsiaTheme="majorEastAsia" w:hAnsiTheme="majorHAnsi" w:cstheme="majorBidi"/>
         <w:b/>
         <w:bCs/>
       </w:rPr>
@@ -7001,7 +5925,7 @@
     </w:tblPr>
     <w:tblStylePr w:type="firstRow">
       <w:rPr>
-        <w:rFonts w:cstheme="majorBidi"/>
+        <w:rFonts w:asciiTheme="majorHAnsi" w:eastAsiaTheme="majorEastAsia" w:hAnsiTheme="majorHAnsi" w:cstheme="majorBidi"/>
       </w:rPr>
       <w:tblPr/>
       <w:tcPr>
@@ -7085,7 +6009,7 @@
     </w:tblPr>
     <w:tblStylePr w:type="firstRow">
       <w:rPr>
-        <w:rFonts w:cstheme="majorBidi"/>
+        <w:rFonts w:asciiTheme="majorHAnsi" w:eastAsiaTheme="majorEastAsia" w:hAnsiTheme="majorHAnsi" w:cstheme="majorBidi"/>
       </w:rPr>
       <w:tblPr/>
       <w:tcPr>
@@ -7169,7 +6093,7 @@
     </w:tblPr>
     <w:tblStylePr w:type="firstRow">
       <w:rPr>
-        <w:rFonts w:cstheme="majorBidi"/>
+        <w:rFonts w:asciiTheme="majorHAnsi" w:eastAsiaTheme="majorEastAsia" w:hAnsiTheme="majorHAnsi" w:cstheme="majorBidi"/>
       </w:rPr>
       <w:tblPr/>
       <w:tcPr>
@@ -7253,7 +6177,7 @@
     </w:tblPr>
     <w:tblStylePr w:type="firstRow">
       <w:rPr>
-        <w:rFonts w:cstheme="majorBidi"/>
+        <w:rFonts w:asciiTheme="majorHAnsi" w:eastAsiaTheme="majorEastAsia" w:hAnsiTheme="majorHAnsi" w:cstheme="majorBidi"/>
       </w:rPr>
       <w:tblPr/>
       <w:tcPr>
@@ -7337,7 +6261,7 @@
     </w:tblPr>
     <w:tblStylePr w:type="firstRow">
       <w:rPr>
-        <w:rFonts w:cstheme="majorBidi"/>
+        <w:rFonts w:asciiTheme="majorHAnsi" w:eastAsiaTheme="majorEastAsia" w:hAnsiTheme="majorHAnsi" w:cstheme="majorBidi"/>
       </w:rPr>
       <w:tblPr/>
       <w:tcPr>
@@ -7421,7 +6345,7 @@
     </w:tblPr>
     <w:tblStylePr w:type="firstRow">
       <w:rPr>
-        <w:rFonts w:cstheme="majorBidi"/>
+        <w:rFonts w:asciiTheme="majorHAnsi" w:eastAsiaTheme="majorEastAsia" w:hAnsiTheme="majorHAnsi" w:cstheme="majorBidi"/>
       </w:rPr>
       <w:tblPr/>
       <w:tcPr>
@@ -7505,7 +6429,7 @@
     </w:tblPr>
     <w:tblStylePr w:type="firstRow">
       <w:rPr>
-        <w:rFonts w:cstheme="majorBidi"/>
+        <w:rFonts w:asciiTheme="majorHAnsi" w:eastAsiaTheme="majorEastAsia" w:hAnsiTheme="majorHAnsi" w:cstheme="majorBidi"/>
       </w:rPr>
       <w:tblPr/>
       <w:tcPr>
@@ -7570,7 +6494,7 @@
       <w:spacing w:after="0" w:line="240" w:lineRule="auto"/>
     </w:pPr>
     <w:rPr>
-      <w:rFonts w:cstheme="majorBidi"/>
+      <w:rFonts w:asciiTheme="majorHAnsi" w:eastAsiaTheme="majorEastAsia" w:hAnsiTheme="majorHAnsi" w:cstheme="majorBidi"/>
       <w:color w:val="000000" w:themeColor="text1"/>
     </w:rPr>
     <w:tblPr>
@@ -7698,7 +6622,7 @@
       <w:spacing w:after="0" w:line="240" w:lineRule="auto"/>
     </w:pPr>
     <w:rPr>
-      <w:rFonts w:cstheme="majorBidi"/>
+      <w:rFonts w:asciiTheme="majorHAnsi" w:eastAsiaTheme="majorEastAsia" w:hAnsiTheme="majorHAnsi" w:cstheme="majorBidi"/>
       <w:color w:val="000000" w:themeColor="text1"/>
     </w:rPr>
     <w:tblPr>
@@ -7826,7 +6750,7 @@
       <w:spacing w:after="0" w:line="240" w:lineRule="auto"/>
     </w:pPr>
     <w:rPr>
-      <w:rFonts w:cstheme="majorBidi"/>
+      <w:rFonts w:asciiTheme="majorHAnsi" w:eastAsiaTheme="majorEastAsia" w:hAnsiTheme="majorHAnsi" w:cstheme="majorBidi"/>
       <w:color w:val="000000" w:themeColor="text1"/>
     </w:rPr>
     <w:tblPr>
@@ -7954,7 +6878,7 @@
       <w:spacing w:after="0" w:line="240" w:lineRule="auto"/>
     </w:pPr>
     <w:rPr>
-      <w:rFonts w:cstheme="majorBidi"/>
+      <w:rFonts w:asciiTheme="majorHAnsi" w:eastAsiaTheme="majorEastAsia" w:hAnsiTheme="majorHAnsi" w:cstheme="majorBidi"/>
       <w:color w:val="000000" w:themeColor="text1"/>
     </w:rPr>
     <w:tblPr>
@@ -8082,7 +7006,7 @@
       <w:spacing w:after="0" w:line="240" w:lineRule="auto"/>
     </w:pPr>
     <w:rPr>
-      <w:rFonts w:cstheme="majorBidi"/>
+      <w:rFonts w:asciiTheme="majorHAnsi" w:eastAsiaTheme="majorEastAsia" w:hAnsiTheme="majorHAnsi" w:cstheme="majorBidi"/>
       <w:color w:val="000000" w:themeColor="text1"/>
     </w:rPr>
     <w:tblPr>
@@ -8210,7 +7134,7 @@
       <w:spacing w:after="0" w:line="240" w:lineRule="auto"/>
     </w:pPr>
     <w:rPr>
-      <w:rFonts w:cstheme="majorBidi"/>
+      <w:rFonts w:asciiTheme="majorHAnsi" w:eastAsiaTheme="majorEastAsia" w:hAnsiTheme="majorHAnsi" w:cstheme="majorBidi"/>
       <w:color w:val="000000" w:themeColor="text1"/>
     </w:rPr>
     <w:tblPr>
@@ -8338,7 +7262,7 @@
       <w:spacing w:after="0" w:line="240" w:lineRule="auto"/>
     </w:pPr>
     <w:rPr>
-      <w:rFonts w:cstheme="majorBidi"/>
+      <w:rFonts w:asciiTheme="majorHAnsi" w:eastAsiaTheme="majorEastAsia" w:hAnsiTheme="majorHAnsi" w:cstheme="majorBidi"/>
       <w:color w:val="000000" w:themeColor="text1"/>
     </w:rPr>
     <w:tblPr>
@@ -8977,7 +7901,7 @@
       <w:spacing w:after="0" w:line="240" w:lineRule="auto"/>
     </w:pPr>
     <w:rPr>
-      <w:rFonts w:cstheme="majorBidi"/>
+      <w:rFonts w:asciiTheme="majorHAnsi" w:eastAsiaTheme="majorEastAsia" w:hAnsiTheme="majorHAnsi" w:cstheme="majorBidi"/>
       <w:color w:val="000000" w:themeColor="text1"/>
     </w:rPr>
     <w:tblPr>
@@ -9102,7 +8026,7 @@
       <w:spacing w:after="0" w:line="240" w:lineRule="auto"/>
     </w:pPr>
     <w:rPr>
-      <w:rFonts w:cstheme="majorBidi"/>
+      <w:rFonts w:asciiTheme="majorHAnsi" w:eastAsiaTheme="majorEastAsia" w:hAnsiTheme="majorHAnsi" w:cstheme="majorBidi"/>
       <w:color w:val="000000" w:themeColor="text1"/>
     </w:rPr>
     <w:tblPr>
@@ -9227,7 +8151,7 @@
       <w:spacing w:after="0" w:line="240" w:lineRule="auto"/>
     </w:pPr>
     <w:rPr>
-      <w:rFonts w:cstheme="majorBidi"/>
+      <w:rFonts w:asciiTheme="majorHAnsi" w:eastAsiaTheme="majorEastAsia" w:hAnsiTheme="majorHAnsi" w:cstheme="majorBidi"/>
       <w:color w:val="000000" w:themeColor="text1"/>
     </w:rPr>
     <w:tblPr>
@@ -9352,7 +8276,7 @@
       <w:spacing w:after="0" w:line="240" w:lineRule="auto"/>
     </w:pPr>
     <w:rPr>
-      <w:rFonts w:cstheme="majorBidi"/>
+      <w:rFonts w:asciiTheme="majorHAnsi" w:eastAsiaTheme="majorEastAsia" w:hAnsiTheme="majorHAnsi" w:cstheme="majorBidi"/>
       <w:color w:val="000000" w:themeColor="text1"/>
     </w:rPr>
     <w:tblPr>
@@ -9477,7 +8401,7 @@
       <w:spacing w:after="0" w:line="240" w:lineRule="auto"/>
     </w:pPr>
     <w:rPr>
-      <w:rFonts w:cstheme="majorBidi"/>
+      <w:rFonts w:asciiTheme="majorHAnsi" w:eastAsiaTheme="majorEastAsia" w:hAnsiTheme="majorHAnsi" w:cstheme="majorBidi"/>
       <w:color w:val="000000" w:themeColor="text1"/>
     </w:rPr>
     <w:tblPr>
@@ -9602,7 +8526,7 @@
       <w:spacing w:after="0" w:line="240" w:lineRule="auto"/>
     </w:pPr>
     <w:rPr>
-      <w:rFonts w:cstheme="majorBidi"/>
+      <w:rFonts w:asciiTheme="majorHAnsi" w:eastAsiaTheme="majorEastAsia" w:hAnsiTheme="majorHAnsi" w:cstheme="majorBidi"/>
       <w:color w:val="000000" w:themeColor="text1"/>
     </w:rPr>
     <w:tblPr>
@@ -9727,7 +8651,7 @@
       <w:spacing w:after="0" w:line="240" w:lineRule="auto"/>
     </w:pPr>
     <w:rPr>
-      <w:rFonts w:cstheme="majorBidi"/>
+      <w:rFonts w:asciiTheme="majorHAnsi" w:eastAsiaTheme="majorEastAsia" w:hAnsiTheme="majorHAnsi" w:cstheme="majorBidi"/>
       <w:color w:val="000000" w:themeColor="text1"/>
     </w:rPr>
     <w:tblPr>

--- a/skills/dazzler-frontend/assets/templates/docx/school.docx
+++ b/skills/dazzler-frontend/assets/templates/docx/school.docx
@@ -11,7 +11,7 @@
           <w:rFonts w:ascii="Arial" w:hAnsi="Arial"/>
           <w:b/>
           <w:i w:val="0"/>
-          <w:color w:val="28592E"/>
+          <w:color w:val="000000"/>
           <w:sz w:val="18"/>
         </w:rPr>
         <w:t>FIELD SCIENCE / YEAR 8</w:t>
@@ -27,7 +27,7 @@
           <w:rFonts w:ascii="Georgia" w:hAnsi="Georgia"/>
           <w:b/>
           <w:i w:val="0"/>
-          <w:color w:val="28592E"/>
+          <w:color w:val="000000"/>
           <w:sz w:val="64"/>
         </w:rPr>
         <w:t>Rain Garden Observation Notebook</w:t>
@@ -42,7 +42,7 @@
           <w:rFonts w:ascii="Georgia" w:hAnsi="Georgia"/>
           <w:b w:val="0"/>
           <w:i w:val="0"/>
-          <w:color w:val="17252B"/>
+          <w:color w:val="151A17"/>
           <w:sz w:val="26"/>
         </w:rPr>
         <w:t>Compare drainage time in three soil samples. Record what happened before deciding why.</w:t>
@@ -57,7 +57,7 @@
           <w:rFonts w:ascii="Georgia" w:hAnsi="Georgia"/>
           <w:b w:val="0"/>
           <w:i w:val="0"/>
-          <w:color w:val="17252B"/>
+          <w:color w:val="151A17"/>
           <w:sz w:val="22"/>
         </w:rPr>
         <w:t>In this fictional classroom investigation, three equal containers hold sand, garden soil and clay-rich soil. Each receives the same water volume; students time the first 100 mL collected.</w:t>
@@ -88,7 +88,7 @@
         <w:tc>
           <w:tcPr>
             <w:tcW w:type="dxa" w:w="3456"/>
-            <w:shd w:fill="28592E"/>
+            <w:shd w:fill="067433"/>
           </w:tcPr>
           <w:p>
             <w:pPr>
@@ -108,7 +108,7 @@
         <w:tc>
           <w:tcPr>
             <w:tcW w:type="dxa" w:w="3456"/>
-            <w:shd w:fill="28592E"/>
+            <w:shd w:fill="067433"/>
           </w:tcPr>
           <w:p>
             <w:pPr>
@@ -128,7 +128,7 @@
         <w:tc>
           <w:tcPr>
             <w:tcW w:type="dxa" w:w="3456"/>
-            <w:shd w:fill="28592E"/>
+            <w:shd w:fill="067433"/>
           </w:tcPr>
           <w:p>
             <w:pPr>
@@ -153,7 +153,7 @@
         <w:tc>
           <w:tcPr>
             <w:tcW w:type="dxa" w:w="2592"/>
-            <w:shd w:fill="F3F1D9"/>
+            <w:shd w:fill="FFDE26"/>
           </w:tcPr>
           <w:p>
             <w:pPr>
@@ -163,7 +163,7 @@
               <w:rPr>
                 <w:rFonts w:ascii="Arial" w:hAnsi="Arial"/>
                 <w:b/>
-                <w:color w:val="17252B"/>
+                <w:color w:val="151A17"/>
                 <w:sz w:val="20"/>
               </w:rPr>
               <w:t>Sand</w:t>
@@ -173,7 +173,7 @@
         <w:tc>
           <w:tcPr>
             <w:tcW w:type="dxa" w:w="4147"/>
-            <w:shd w:fill="F3F1D9"/>
+            <w:shd w:fill="FFDE26"/>
           </w:tcPr>
           <w:p>
             <w:pPr>
@@ -183,7 +183,7 @@
               <w:rPr>
                 <w:rFonts w:ascii="Arial" w:hAnsi="Arial"/>
                 <w:b w:val="0"/>
-                <w:color w:val="17252B"/>
+                <w:color w:val="151A17"/>
                 <w:sz w:val="20"/>
               </w:rPr>
               <w:t>38 / 41 / 40 sec</w:t>
@@ -193,7 +193,7 @@
         <w:tc>
           <w:tcPr>
             <w:tcW w:type="dxa" w:w="3629"/>
-            <w:shd w:fill="F3F1D9"/>
+            <w:shd w:fill="FFDE26"/>
           </w:tcPr>
           <w:p>
             <w:pPr>
@@ -203,7 +203,7 @@
               <w:rPr>
                 <w:rFonts w:ascii="Arial" w:hAnsi="Arial"/>
                 <w:b w:val="0"/>
-                <w:color w:val="17252B"/>
+                <w:color w:val="151A17"/>
                 <w:sz w:val="20"/>
               </w:rPr>
               <w:t>40 sec</w:t>
@@ -228,7 +228,7 @@
               <w:rPr>
                 <w:rFonts w:ascii="Arial" w:hAnsi="Arial"/>
                 <w:b/>
-                <w:color w:val="17252B"/>
+                <w:color w:val="151A17"/>
                 <w:sz w:val="20"/>
               </w:rPr>
               <w:t>Garden soil</w:t>
@@ -248,7 +248,7 @@
               <w:rPr>
                 <w:rFonts w:ascii="Arial" w:hAnsi="Arial"/>
                 <w:b w:val="0"/>
-                <w:color w:val="17252B"/>
+                <w:color w:val="151A17"/>
                 <w:sz w:val="20"/>
               </w:rPr>
               <w:t>84 / 90 / 87 sec</w:t>
@@ -268,7 +268,7 @@
               <w:rPr>
                 <w:rFonts w:ascii="Arial" w:hAnsi="Arial"/>
                 <w:b w:val="0"/>
-                <w:color w:val="17252B"/>
+                <w:color w:val="151A17"/>
                 <w:sz w:val="20"/>
               </w:rPr>
               <w:t>87 sec</w:t>
@@ -283,7 +283,7 @@
         <w:tc>
           <w:tcPr>
             <w:tcW w:type="dxa" w:w="2592"/>
-            <w:shd w:fill="F3F1D9"/>
+            <w:shd w:fill="FFDE26"/>
           </w:tcPr>
           <w:p>
             <w:pPr>
@@ -293,7 +293,7 @@
               <w:rPr>
                 <w:rFonts w:ascii="Arial" w:hAnsi="Arial"/>
                 <w:b/>
-                <w:color w:val="17252B"/>
+                <w:color w:val="151A17"/>
                 <w:sz w:val="20"/>
               </w:rPr>
               <w:t>Clay-rich soil</w:t>
@@ -303,7 +303,7 @@
         <w:tc>
           <w:tcPr>
             <w:tcW w:type="dxa" w:w="4147"/>
-            <w:shd w:fill="F3F1D9"/>
+            <w:shd w:fill="FFDE26"/>
           </w:tcPr>
           <w:p>
             <w:pPr>
@@ -313,7 +313,7 @@
               <w:rPr>
                 <w:rFonts w:ascii="Arial" w:hAnsi="Arial"/>
                 <w:b w:val="0"/>
-                <w:color w:val="17252B"/>
+                <w:color w:val="151A17"/>
                 <w:sz w:val="20"/>
               </w:rPr>
               <w:t>165 / 172 / 168 sec</w:t>
@@ -323,7 +323,7 @@
         <w:tc>
           <w:tcPr>
             <w:tcW w:type="dxa" w:w="3629"/>
-            <w:shd w:fill="F3F1D9"/>
+            <w:shd w:fill="FFDE26"/>
           </w:tcPr>
           <w:p>
             <w:pPr>
@@ -333,7 +333,7 @@
               <w:rPr>
                 <w:rFonts w:ascii="Arial" w:hAnsi="Arial"/>
                 <w:b w:val="0"/>
-                <w:color w:val="17252B"/>
+                <w:color w:val="151A17"/>
                 <w:sz w:val="20"/>
               </w:rPr>
               <w:t>168 sec</w:t>
@@ -352,7 +352,7 @@
           <w:rFonts w:ascii="Georgia" w:hAnsi="Georgia"/>
           <w:b w:val="0"/>
           <w:i w:val="0"/>
-          <w:color w:val="28592E"/>
+          <w:color w:val="000000"/>
           <w:sz w:val="30"/>
         </w:rPr>
         <w:t>Keep the Test Fair</w:t>
@@ -367,7 +367,7 @@
           <w:rFonts w:ascii="Georgia" w:hAnsi="Georgia"/>
           <w:b w:val="0"/>
           <w:i w:val="0"/>
-          <w:color w:val="17252B"/>
+          <w:color w:val="151A17"/>
           <w:sz w:val="22"/>
         </w:rPr>
         <w:t>Use the same container size, water volume and timing method. Repeat each sample three times. Describe any spills or delayed starts.</w:t>
@@ -383,7 +383,7 @@
           <w:rFonts w:ascii="Georgia" w:hAnsi="Georgia"/>
           <w:b w:val="0"/>
           <w:i w:val="0"/>
-          <w:color w:val="28592E"/>
+          <w:color w:val="000000"/>
           <w:sz w:val="30"/>
         </w:rPr>
         <w:t>Read the Pattern</w:t>
@@ -398,7 +398,7 @@
           <w:rFonts w:ascii="Georgia" w:hAnsi="Georgia"/>
           <w:b w:val="0"/>
           <w:i w:val="0"/>
-          <w:color w:val="17252B"/>
+          <w:color w:val="151A17"/>
           <w:sz w:val="22"/>
         </w:rPr>
         <w:t>Sand drained fastest in the sample results. The test measures this setup only; it does not establish how an entire garden will behave.</w:t>
@@ -414,7 +414,7 @@
           <w:rFonts w:ascii="Georgia" w:hAnsi="Georgia"/>
           <w:b w:val="0"/>
           <w:i w:val="0"/>
-          <w:color w:val="28592E"/>
+          <w:color w:val="000000"/>
           <w:sz w:val="30"/>
         </w:rPr>
         <w:t>Ask a Better Question</w:t>
@@ -429,7 +429,7 @@
           <w:rFonts w:ascii="Georgia" w:hAnsi="Georgia"/>
           <w:b w:val="0"/>
           <w:i w:val="0"/>
-          <w:color w:val="17252B"/>
+          <w:color w:val="151A17"/>
           <w:sz w:val="22"/>
         </w:rPr>
         <w:t>How would compaction change the result? Plan one change at a time and state which measurement would answer your question.</w:t>
@@ -444,7 +444,7 @@
           <w:rFonts w:ascii="Arial" w:hAnsi="Arial"/>
           <w:b w:val="0"/>
           <w:i w:val="0"/>
-          <w:color w:val="28592E"/>
+          <w:color w:val="000000"/>
           <w:sz w:val="22"/>
         </w:rPr>
         <w:t>Next Observation  ____________________________________</w:t>
@@ -459,7 +459,7 @@
           <w:rFonts w:ascii="Arial" w:hAnsi="Arial"/>
           <w:b/>
           <w:i w:val="0"/>
-          <w:color w:val="28592E"/>
+          <w:color w:val="000000"/>
           <w:sz w:val="18"/>
         </w:rPr>
         <w:t>Synthetic classroom observations · Follow your teacher's safety instructions.</w:t>
@@ -485,7 +485,7 @@
     </w:pPr>
     <w:r>
       <w:rPr>
-        <w:color w:val="28592E"/>
+        <w:color w:val="151A17"/>
         <w:sz w:val="16"/>
       </w:rPr>
       <w:t>DAZZLER  /  FICTIONAL EXAMPLE  /  SCHOOL</w:t>
@@ -500,10 +500,11 @@
     <w:pPr>
       <w:pStyle w:val="Header"/>
     </w:pPr>
+    <w:r/>
     <w:r>
       <w:pict>
-        <v:rect id="DazzlerPageSurface" style="position:absolute;margin-left:0;margin-top:0;width:612pt;height:792pt;z-index:-251654144;mso-position-horizontal-relative:page;mso-position-vertical-relative:page" fillcolor="#F3F1D9" stroked="f">
-          <v:fill color="#F3F1D9"/>
+        <v:rect id="DazzlerPageSurface" style="position:absolute;margin-left:0;margin-top:0;width:612.0pt;height:792.0pt;z-index:-251654144;mso-position-horizontal-relative:page;mso-position-vertical-relative:page" fillcolor="#FFDE26" stroked="f">
+          <v:fill color="#FFDE26"/>
         </v:rect>
       </w:pict>
     </w:r>

--- a/skills/dazzler-frontend/assets/templates/docx/school.docx
+++ b/skills/dazzler-frontend/assets/templates/docx/school.docx
@@ -4,29 +4,27 @@
   <w:body>
     <w:p>
       <w:pPr>
-        <w:spacing w:after="280" w:line="269" w:lineRule="auto"/>
+        <w:spacing w:after="140" w:line="269" w:lineRule="auto"/>
       </w:pPr>
       <w:r>
         <w:rPr>
-          <w:rFonts w:ascii="Arial" w:hAnsi="Arial"/>
+          <w:rFonts w:ascii="Consolas" w:hAnsi="Consolas"/>
           <w:b/>
-          <w:i w:val="0"/>
-          <w:color w:val="000000"/>
+          <w:color w:val="0B613D"/>
           <w:sz w:val="18"/>
         </w:rPr>
-        <w:t>FIELD SCIENCE / YEAR 8</w:t>
+        <w:t>FIELD SCIENCE / YEAR 8 / THE LAB BENCH</w:t>
       </w:r>
     </w:p>
     <w:p>
       <w:pPr>
         <w:pStyle w:val="Title"/>
-        <w:spacing w:after="160" w:line="269" w:lineRule="auto"/>
+        <w:spacing w:after="140" w:line="269" w:lineRule="auto"/>
       </w:pPr>
       <w:r>
         <w:rPr>
-          <w:rFonts w:ascii="Georgia" w:hAnsi="Georgia"/>
+          <w:rFonts w:ascii="Consolas" w:hAnsi="Consolas"/>
           <w:b/>
-          <w:i w:val="0"/>
           <w:color w:val="000000"/>
           <w:sz w:val="64"/>
         </w:rPr>
@@ -35,29 +33,41 @@
     </w:p>
     <w:p>
       <w:pPr>
-        <w:spacing w:after="280" w:line="269" w:lineRule="auto"/>
+        <w:spacing w:after="140" w:line="269" w:lineRule="auto"/>
       </w:pPr>
       <w:r>
         <w:rPr>
-          <w:rFonts w:ascii="Georgia" w:hAnsi="Georgia"/>
-          <w:b w:val="0"/>
-          <w:i w:val="0"/>
-          <w:color w:val="151A17"/>
-          <w:sz w:val="26"/>
+          <w:rFonts w:ascii="Consolas" w:hAnsi="Consolas"/>
+          <w:b/>
+          <w:color w:val="0B613D"/>
+          <w:sz w:val="24"/>
         </w:rPr>
         <w:t>Compare drainage time in three soil samples. Record what happened before deciding why.</w:t>
       </w:r>
     </w:p>
     <w:p>
       <w:pPr>
-        <w:spacing w:after="240" w:line="269" w:lineRule="auto"/>
+        <w:spacing w:after="140" w:line="269" w:lineRule="auto"/>
       </w:pPr>
       <w:r>
         <w:rPr>
-          <w:rFonts w:ascii="Georgia" w:hAnsi="Georgia"/>
+          <w:rFonts w:ascii="Consolas" w:hAnsi="Consolas"/>
+          <w:b/>
+          <w:color w:val="0B613D"/>
+          <w:sz w:val="38"/>
+        </w:rPr>
+        <w:t>240 mL / the same water volume for every sample</w:t>
+      </w:r>
+    </w:p>
+    <w:p>
+      <w:pPr>
+        <w:spacing w:after="140" w:line="269" w:lineRule="auto"/>
+      </w:pPr>
+      <w:r>
+        <w:rPr>
+          <w:rFonts w:ascii="Consolas" w:hAnsi="Consolas"/>
           <w:b w:val="0"/>
-          <w:i w:val="0"/>
-          <w:color w:val="151A17"/>
+          <w:color w:val="17212B"/>
           <w:sz w:val="22"/>
         </w:rPr>
         <w:t>In this fictional classroom investigation, three equal containers hold sand, garden soil and clay-rich soil. Each receives the same water volume; students time the first 100 mL collected.</w:t>
@@ -66,37 +76,29 @@
     <w:tbl>
       <w:tblPr>
         <w:tblW w:type="auto" w:w="0"/>
-        <w:tblLayout w:type="fixed"/>
         <w:tblLook w:firstColumn="1" w:firstRow="1" w:lastColumn="0" w:lastRow="0" w:noHBand="0" w:noVBand="1" w:val="04A0"/>
-        <w:tblCellMar>
-          <w:top w:w="90" w:type="dxa"/>
-          <w:left w:w="90" w:type="dxa"/>
-          <w:bottom w:w="90" w:type="dxa"/>
-          <w:right w:w="90" w:type="dxa"/>
-        </w:tblCellMar>
       </w:tblPr>
       <w:tblGrid>
-        <w:gridCol w:w="2592"/>
-        <w:gridCol w:w="4147"/>
-        <w:gridCol w:w="3629"/>
+        <w:gridCol w:w="5040"/>
+        <w:gridCol w:w="5040"/>
+        <w:gridCol w:w="5040"/>
       </w:tblGrid>
       <w:tr>
         <w:trPr>
-          <w:cantSplit/>
           <w:tblHeader/>
         </w:trPr>
         <w:tc>
           <w:tcPr>
-            <w:tcW w:type="dxa" w:w="3456"/>
-            <w:shd w:fill="067433"/>
+            <w:tcW w:type="dxa" w:w="5040"/>
+            <w:shd w:fill="0B613D"/>
           </w:tcPr>
           <w:p>
             <w:pPr>
-              <w:spacing w:after="160" w:line="269" w:lineRule="auto"/>
+              <w:spacing w:after="160" w:before="100"/>
             </w:pPr>
             <w:r>
               <w:rPr>
-                <w:rFonts w:ascii="Arial" w:hAnsi="Arial"/>
+                <w:rFonts w:ascii="Consolas" w:hAnsi="Consolas"/>
                 <w:b/>
                 <w:color w:val="FFFFFF"/>
                 <w:sz w:val="20"/>
@@ -107,16 +109,16 @@
         </w:tc>
         <w:tc>
           <w:tcPr>
-            <w:tcW w:type="dxa" w:w="3456"/>
-            <w:shd w:fill="067433"/>
+            <w:tcW w:type="dxa" w:w="5040"/>
+            <w:shd w:fill="0B613D"/>
           </w:tcPr>
           <w:p>
             <w:pPr>
-              <w:spacing w:after="160" w:line="269" w:lineRule="auto"/>
+              <w:spacing w:after="160" w:before="100"/>
             </w:pPr>
             <w:r>
               <w:rPr>
-                <w:rFonts w:ascii="Arial" w:hAnsi="Arial"/>
+                <w:rFonts w:ascii="Consolas" w:hAnsi="Consolas"/>
                 <w:b/>
                 <w:color w:val="FFFFFF"/>
                 <w:sz w:val="20"/>
@@ -127,16 +129,16 @@
         </w:tc>
         <w:tc>
           <w:tcPr>
-            <w:tcW w:type="dxa" w:w="3456"/>
-            <w:shd w:fill="067433"/>
+            <w:tcW w:type="dxa" w:w="5040"/>
+            <w:shd w:fill="0B613D"/>
           </w:tcPr>
           <w:p>
             <w:pPr>
-              <w:spacing w:after="160" w:line="269" w:lineRule="auto"/>
+              <w:spacing w:after="160" w:before="100"/>
             </w:pPr>
             <w:r>
               <w:rPr>
-                <w:rFonts w:ascii="Arial" w:hAnsi="Arial"/>
+                <w:rFonts w:ascii="Consolas" w:hAnsi="Consolas"/>
                 <w:b/>
                 <w:color w:val="FFFFFF"/>
                 <w:sz w:val="20"/>
@@ -147,23 +149,20 @@
         </w:tc>
       </w:tr>
       <w:tr>
-        <w:trPr>
-          <w:cantSplit/>
-        </w:trPr>
         <w:tc>
           <w:tcPr>
-            <w:tcW w:type="dxa" w:w="2592"/>
-            <w:shd w:fill="FFDE26"/>
+            <w:tcW w:type="dxa" w:w="5040"/>
+            <w:shd w:fill="D5FF8B"/>
           </w:tcPr>
           <w:p>
             <w:pPr>
-              <w:spacing w:after="160" w:line="269" w:lineRule="auto"/>
+              <w:spacing w:after="160" w:before="100"/>
             </w:pPr>
             <w:r>
               <w:rPr>
-                <w:rFonts w:ascii="Arial" w:hAnsi="Arial"/>
-                <w:b/>
-                <w:color w:val="151A17"/>
+                <w:rFonts w:ascii="Consolas" w:hAnsi="Consolas"/>
+                <w:b w:val="0"/>
+                <w:color w:val="17212B"/>
                 <w:sz w:val="20"/>
               </w:rPr>
               <w:t>Sand</w:t>
@@ -172,18 +171,18 @@
         </w:tc>
         <w:tc>
           <w:tcPr>
-            <w:tcW w:type="dxa" w:w="4147"/>
-            <w:shd w:fill="FFDE26"/>
+            <w:tcW w:type="dxa" w:w="5040"/>
+            <w:shd w:fill="D5FF8B"/>
           </w:tcPr>
           <w:p>
             <w:pPr>
-              <w:spacing w:after="160" w:line="269" w:lineRule="auto"/>
+              <w:spacing w:after="160" w:before="100"/>
             </w:pPr>
             <w:r>
               <w:rPr>
-                <w:rFonts w:ascii="Arial" w:hAnsi="Arial"/>
+                <w:rFonts w:ascii="Consolas" w:hAnsi="Consolas"/>
                 <w:b w:val="0"/>
-                <w:color w:val="151A17"/>
+                <w:color w:val="17212B"/>
                 <w:sz w:val="20"/>
               </w:rPr>
               <w:t>38 / 41 / 40 sec</w:t>
@@ -192,18 +191,18 @@
         </w:tc>
         <w:tc>
           <w:tcPr>
-            <w:tcW w:type="dxa" w:w="3629"/>
-            <w:shd w:fill="FFDE26"/>
+            <w:tcW w:type="dxa" w:w="5040"/>
+            <w:shd w:fill="D5FF8B"/>
           </w:tcPr>
           <w:p>
             <w:pPr>
-              <w:spacing w:after="160" w:line="269" w:lineRule="auto"/>
+              <w:spacing w:after="160" w:before="100"/>
             </w:pPr>
             <w:r>
               <w:rPr>
-                <w:rFonts w:ascii="Arial" w:hAnsi="Arial"/>
+                <w:rFonts w:ascii="Consolas" w:hAnsi="Consolas"/>
                 <w:b w:val="0"/>
-                <w:color w:val="151A17"/>
+                <w:color w:val="17212B"/>
                 <w:sz w:val="20"/>
               </w:rPr>
               <w:t>40 sec</w:t>
@@ -212,23 +211,20 @@
         </w:tc>
       </w:tr>
       <w:tr>
-        <w:trPr>
-          <w:cantSplit/>
-        </w:trPr>
         <w:tc>
           <w:tcPr>
-            <w:tcW w:type="dxa" w:w="2592"/>
+            <w:tcW w:type="dxa" w:w="5040"/>
             <w:shd w:fill="FFFFFF"/>
           </w:tcPr>
           <w:p>
             <w:pPr>
-              <w:spacing w:after="160" w:line="269" w:lineRule="auto"/>
+              <w:spacing w:after="160" w:before="100"/>
             </w:pPr>
             <w:r>
               <w:rPr>
-                <w:rFonts w:ascii="Arial" w:hAnsi="Arial"/>
-                <w:b/>
-                <w:color w:val="151A17"/>
+                <w:rFonts w:ascii="Consolas" w:hAnsi="Consolas"/>
+                <w:b w:val="0"/>
+                <w:color w:val="17212B"/>
                 <w:sz w:val="20"/>
               </w:rPr>
               <w:t>Garden soil</w:t>
@@ -237,18 +233,18 @@
         </w:tc>
         <w:tc>
           <w:tcPr>
-            <w:tcW w:type="dxa" w:w="4147"/>
+            <w:tcW w:type="dxa" w:w="5040"/>
             <w:shd w:fill="FFFFFF"/>
           </w:tcPr>
           <w:p>
             <w:pPr>
-              <w:spacing w:after="160" w:line="269" w:lineRule="auto"/>
+              <w:spacing w:after="160" w:before="100"/>
             </w:pPr>
             <w:r>
               <w:rPr>
-                <w:rFonts w:ascii="Arial" w:hAnsi="Arial"/>
+                <w:rFonts w:ascii="Consolas" w:hAnsi="Consolas"/>
                 <w:b w:val="0"/>
-                <w:color w:val="151A17"/>
+                <w:color w:val="17212B"/>
                 <w:sz w:val="20"/>
               </w:rPr>
               <w:t>84 / 90 / 87 sec</w:t>
@@ -257,18 +253,18 @@
         </w:tc>
         <w:tc>
           <w:tcPr>
-            <w:tcW w:type="dxa" w:w="3629"/>
+            <w:tcW w:type="dxa" w:w="5040"/>
             <w:shd w:fill="FFFFFF"/>
           </w:tcPr>
           <w:p>
             <w:pPr>
-              <w:spacing w:after="160" w:line="269" w:lineRule="auto"/>
+              <w:spacing w:after="160" w:before="100"/>
             </w:pPr>
             <w:r>
               <w:rPr>
-                <w:rFonts w:ascii="Arial" w:hAnsi="Arial"/>
+                <w:rFonts w:ascii="Consolas" w:hAnsi="Consolas"/>
                 <w:b w:val="0"/>
-                <w:color w:val="151A17"/>
+                <w:color w:val="17212B"/>
                 <w:sz w:val="20"/>
               </w:rPr>
               <w:t>87 sec</w:t>
@@ -277,23 +273,20 @@
         </w:tc>
       </w:tr>
       <w:tr>
-        <w:trPr>
-          <w:cantSplit/>
-        </w:trPr>
         <w:tc>
           <w:tcPr>
-            <w:tcW w:type="dxa" w:w="2592"/>
-            <w:shd w:fill="FFDE26"/>
+            <w:tcW w:type="dxa" w:w="5040"/>
+            <w:shd w:fill="D5FF8B"/>
           </w:tcPr>
           <w:p>
             <w:pPr>
-              <w:spacing w:after="160" w:line="269" w:lineRule="auto"/>
+              <w:spacing w:after="160" w:before="100"/>
             </w:pPr>
             <w:r>
               <w:rPr>
-                <w:rFonts w:ascii="Arial" w:hAnsi="Arial"/>
-                <w:b/>
-                <w:color w:val="151A17"/>
+                <w:rFonts w:ascii="Consolas" w:hAnsi="Consolas"/>
+                <w:b w:val="0"/>
+                <w:color w:val="17212B"/>
                 <w:sz w:val="20"/>
               </w:rPr>
               <w:t>Clay-rich soil</w:t>
@@ -302,18 +295,18 @@
         </w:tc>
         <w:tc>
           <w:tcPr>
-            <w:tcW w:type="dxa" w:w="4147"/>
-            <w:shd w:fill="FFDE26"/>
+            <w:tcW w:type="dxa" w:w="5040"/>
+            <w:shd w:fill="D5FF8B"/>
           </w:tcPr>
           <w:p>
             <w:pPr>
-              <w:spacing w:after="160" w:line="269" w:lineRule="auto"/>
+              <w:spacing w:after="160" w:before="100"/>
             </w:pPr>
             <w:r>
               <w:rPr>
-                <w:rFonts w:ascii="Arial" w:hAnsi="Arial"/>
+                <w:rFonts w:ascii="Consolas" w:hAnsi="Consolas"/>
                 <w:b w:val="0"/>
-                <w:color w:val="151A17"/>
+                <w:color w:val="17212B"/>
                 <w:sz w:val="20"/>
               </w:rPr>
               <w:t>165 / 172 / 168 sec</w:t>
@@ -322,18 +315,18 @@
         </w:tc>
         <w:tc>
           <w:tcPr>
-            <w:tcW w:type="dxa" w:w="3629"/>
-            <w:shd w:fill="FFDE26"/>
+            <w:tcW w:type="dxa" w:w="5040"/>
+            <w:shd w:fill="D5FF8B"/>
           </w:tcPr>
           <w:p>
             <w:pPr>
-              <w:spacing w:after="160" w:line="269" w:lineRule="auto"/>
+              <w:spacing w:after="160" w:before="100"/>
             </w:pPr>
             <w:r>
               <w:rPr>
-                <w:rFonts w:ascii="Arial" w:hAnsi="Arial"/>
+                <w:rFonts w:ascii="Consolas" w:hAnsi="Consolas"/>
                 <w:b w:val="0"/>
-                <w:color w:val="151A17"/>
+                <w:color w:val="17212B"/>
                 <w:sz w:val="20"/>
               </w:rPr>
               <w:t>168 sec</w:t>
@@ -342,134 +335,145 @@
         </w:tc>
       </w:tr>
     </w:tbl>
+    <w:tbl>
+      <w:tblPr>
+        <w:tblW w:type="auto" w:w="0"/>
+        <w:tblLook w:firstColumn="1" w:firstRow="1" w:lastColumn="0" w:lastRow="0" w:noHBand="0" w:noVBand="1" w:val="04A0"/>
+      </w:tblPr>
+      <w:tblGrid>
+        <w:gridCol w:w="5040"/>
+        <w:gridCol w:w="5040"/>
+        <w:gridCol w:w="5040"/>
+      </w:tblGrid>
+      <w:tr>
+        <w:tc>
+          <w:tcPr>
+            <w:tcW w:type="dxa" w:w="5040"/>
+            <w:shd w:fill="D5FF8B"/>
+          </w:tcPr>
+          <w:p/>
+          <w:p>
+            <w:pPr>
+              <w:pStyle w:val="Heading1"/>
+              <w:spacing w:after="140" w:line="269" w:lineRule="auto"/>
+            </w:pPr>
+            <w:r>
+              <w:rPr>
+                <w:rFonts w:ascii="Consolas" w:hAnsi="Consolas"/>
+                <w:b/>
+                <w:color w:val="0B613D"/>
+                <w:sz w:val="30"/>
+              </w:rPr>
+              <w:t>Keep the Test Fair</w:t>
+            </w:r>
+          </w:p>
+          <w:p>
+            <w:pPr>
+              <w:spacing w:after="140" w:line="269" w:lineRule="auto"/>
+            </w:pPr>
+            <w:r>
+              <w:rPr>
+                <w:rFonts w:ascii="Consolas" w:hAnsi="Consolas"/>
+                <w:b w:val="0"/>
+                <w:color w:val="17212B"/>
+                <w:sz w:val="22"/>
+              </w:rPr>
+              <w:t>Use the same container size, water volume and timing method. Repeat each sample three times. Describe any spills or delayed starts.</w:t>
+            </w:r>
+          </w:p>
+        </w:tc>
+        <w:tc>
+          <w:tcPr>
+            <w:tcW w:type="dxa" w:w="5040"/>
+            <w:shd w:fill="D5FF8B"/>
+          </w:tcPr>
+          <w:p/>
+          <w:p>
+            <w:pPr>
+              <w:pStyle w:val="Heading1"/>
+              <w:spacing w:after="140" w:line="269" w:lineRule="auto"/>
+            </w:pPr>
+            <w:r>
+              <w:rPr>
+                <w:rFonts w:ascii="Consolas" w:hAnsi="Consolas"/>
+                <w:b/>
+                <w:color w:val="0B613D"/>
+                <w:sz w:val="30"/>
+              </w:rPr>
+              <w:t>Read the Pattern</w:t>
+            </w:r>
+          </w:p>
+          <w:p>
+            <w:pPr>
+              <w:spacing w:after="140" w:line="269" w:lineRule="auto"/>
+            </w:pPr>
+            <w:r>
+              <w:rPr>
+                <w:rFonts w:ascii="Consolas" w:hAnsi="Consolas"/>
+                <w:b w:val="0"/>
+                <w:color w:val="17212B"/>
+                <w:sz w:val="22"/>
+              </w:rPr>
+              <w:t>Sand drained fastest in the sample results. The test measures this setup only; it does not establish how an entire garden will behave.</w:t>
+            </w:r>
+          </w:p>
+        </w:tc>
+        <w:tc>
+          <w:tcPr>
+            <w:tcW w:type="dxa" w:w="5040"/>
+            <w:shd w:fill="D5FF8B"/>
+          </w:tcPr>
+          <w:p/>
+          <w:p>
+            <w:pPr>
+              <w:pStyle w:val="Heading1"/>
+              <w:spacing w:after="140" w:line="269" w:lineRule="auto"/>
+            </w:pPr>
+            <w:r>
+              <w:rPr>
+                <w:rFonts w:ascii="Consolas" w:hAnsi="Consolas"/>
+                <w:b/>
+                <w:color w:val="0B613D"/>
+                <w:sz w:val="30"/>
+              </w:rPr>
+              <w:t>Ask a Better Question</w:t>
+            </w:r>
+          </w:p>
+          <w:p>
+            <w:pPr>
+              <w:spacing w:after="140" w:line="269" w:lineRule="auto"/>
+            </w:pPr>
+            <w:r>
+              <w:rPr>
+                <w:rFonts w:ascii="Consolas" w:hAnsi="Consolas"/>
+                <w:b w:val="0"/>
+                <w:color w:val="17212B"/>
+                <w:sz w:val="22"/>
+              </w:rPr>
+              <w:t>How would compaction change the result? Plan one change at a time and state which measurement would answer your question.</w:t>
+            </w:r>
+          </w:p>
+        </w:tc>
+      </w:tr>
+    </w:tbl>
     <w:p>
       <w:pPr>
-        <w:pStyle w:val="Heading1"/>
-        <w:spacing w:after="160" w:line="269" w:lineRule="auto"/>
+        <w:spacing w:after="140" w:line="269" w:lineRule="auto"/>
       </w:pPr>
       <w:r>
         <w:rPr>
-          <w:rFonts w:ascii="Georgia" w:hAnsi="Georgia"/>
-          <w:b w:val="0"/>
-          <w:i w:val="0"/>
-          <w:color w:val="000000"/>
-          <w:sz w:val="30"/>
-        </w:rPr>
-        <w:t>Keep the Test Fair</w:t>
-      </w:r>
-    </w:p>
-    <w:p>
-      <w:pPr>
-        <w:spacing w:after="160" w:line="269" w:lineRule="auto"/>
-      </w:pPr>
-      <w:r>
-        <w:rPr>
-          <w:rFonts w:ascii="Georgia" w:hAnsi="Georgia"/>
-          <w:b w:val="0"/>
-          <w:i w:val="0"/>
-          <w:color w:val="151A17"/>
-          <w:sz w:val="22"/>
-        </w:rPr>
-        <w:t>Use the same container size, water volume and timing method. Repeat each sample three times. Describe any spills or delayed starts.</w:t>
-      </w:r>
-    </w:p>
-    <w:p>
-      <w:pPr>
-        <w:pStyle w:val="Heading1"/>
-        <w:spacing w:after="160" w:line="269" w:lineRule="auto"/>
-      </w:pPr>
-      <w:r>
-        <w:rPr>
-          <w:rFonts w:ascii="Georgia" w:hAnsi="Georgia"/>
-          <w:b w:val="0"/>
-          <w:i w:val="0"/>
-          <w:color w:val="000000"/>
-          <w:sz w:val="30"/>
-        </w:rPr>
-        <w:t>Read the Pattern</w:t>
-      </w:r>
-    </w:p>
-    <w:p>
-      <w:pPr>
-        <w:spacing w:after="160" w:line="269" w:lineRule="auto"/>
-      </w:pPr>
-      <w:r>
-        <w:rPr>
-          <w:rFonts w:ascii="Georgia" w:hAnsi="Georgia"/>
-          <w:b w:val="0"/>
-          <w:i w:val="0"/>
-          <w:color w:val="151A17"/>
-          <w:sz w:val="22"/>
-        </w:rPr>
-        <w:t>Sand drained fastest in the sample results. The test measures this setup only; it does not establish how an entire garden will behave.</w:t>
-      </w:r>
-    </w:p>
-    <w:p>
-      <w:pPr>
-        <w:pStyle w:val="Heading1"/>
-        <w:spacing w:after="160" w:line="269" w:lineRule="auto"/>
-      </w:pPr>
-      <w:r>
-        <w:rPr>
-          <w:rFonts w:ascii="Georgia" w:hAnsi="Georgia"/>
-          <w:b w:val="0"/>
-          <w:i w:val="0"/>
-          <w:color w:val="000000"/>
-          <w:sz w:val="30"/>
-        </w:rPr>
-        <w:t>Ask a Better Question</w:t>
-      </w:r>
-    </w:p>
-    <w:p>
-      <w:pPr>
-        <w:spacing w:after="160" w:line="269" w:lineRule="auto"/>
-      </w:pPr>
-      <w:r>
-        <w:rPr>
-          <w:rFonts w:ascii="Georgia" w:hAnsi="Georgia"/>
-          <w:b w:val="0"/>
-          <w:i w:val="0"/>
-          <w:color w:val="151A17"/>
-          <w:sz w:val="22"/>
-        </w:rPr>
-        <w:t>How would compaction change the result? Plan one change at a time and state which measurement would answer your question.</w:t>
-      </w:r>
-    </w:p>
-    <w:p>
-      <w:pPr>
-        <w:spacing w:after="160" w:line="269" w:lineRule="auto"/>
-      </w:pPr>
-      <w:r>
-        <w:rPr>
-          <w:rFonts w:ascii="Arial" w:hAnsi="Arial"/>
-          <w:b w:val="0"/>
-          <w:i w:val="0"/>
-          <w:color w:val="000000"/>
-          <w:sz w:val="22"/>
-        </w:rPr>
-        <w:t>Next Observation  ____________________________________</w:t>
-      </w:r>
-    </w:p>
-    <w:p>
-      <w:pPr>
-        <w:spacing w:after="80" w:line="269" w:lineRule="auto"/>
-      </w:pPr>
-      <w:r>
-        <w:rPr>
-          <w:rFonts w:ascii="Arial" w:hAnsi="Arial"/>
+          <w:rFonts w:ascii="Consolas" w:hAnsi="Consolas"/>
           <w:b/>
-          <w:i w:val="0"/>
-          <w:color w:val="000000"/>
-          <w:sz w:val="18"/>
+          <w:color w:val="0B613D"/>
+          <w:sz w:val="20"/>
         </w:rPr>
         <w:t>Synthetic classroom observations · Follow your teacher's safety instructions.</w:t>
       </w:r>
     </w:p>
     <w:sectPr>
-      <w:headerReference w:type="default" r:id="rId9"/>
-      <w:footerReference w:type="default" r:id="rId10"/>
-      <w:pgSz w:w="12240" w:h="15840"/>
-      <w:pgMar w:top="792" w:right="936" w:bottom="792" w:left="936" w:header="720" w:footer="720" w:gutter="0"/>
+      <w:footerReference w:type="default" r:id="rId9"/>
+      <w:pgSz w:w="16848" w:h="11952"/>
+      <w:pgMar w:top="792" w:right="864" w:bottom="792" w:left="864" w:header="720" w:footer="720" w:gutter="0"/>
       <w:cols w:space="720"/>
       <w:docGrid w:linePitch="360"/>
     </w:sectPr>
@@ -483,33 +487,22 @@
     <w:pPr>
       <w:pStyle w:val="Footer"/>
     </w:pPr>
+  </w:p>
+  <w:p>
+    <w:pPr>
+      <w:spacing w:after="140" w:line="269" w:lineRule="auto"/>
+    </w:pPr>
     <w:r>
       <w:rPr>
-        <w:color w:val="151A17"/>
+        <w:rFonts w:ascii="Consolas" w:hAnsi="Consolas"/>
+        <w:b w:val="0"/>
+        <w:color w:val="17212B"/>
         <w:sz w:val="16"/>
       </w:rPr>
-      <w:t>DAZZLER  /  FICTIONAL EXAMPLE  /  SCHOOL</w:t>
+      <w:t>Fictional Worked Example / The Lab Bench / 01</w:t>
     </w:r>
   </w:p>
 </w:ftr>
-</file>
-
-<file path=word/header1.xml><?xml version="1.0" encoding="utf-8"?>
-<w:hdr xmlns:m="http://schemas.openxmlformats.org/officeDocument/2006/math" xmlns:mc="http://schemas.openxmlformats.org/markup-compatibility/2006" xmlns:mo="http://schemas.microsoft.com/office/mac/office/2008/main" xmlns:mv="urn:schemas-microsoft-com:mac:vml" xmlns:o="urn:schemas-microsoft-com:office:office" xmlns:r="http://schemas.openxmlformats.org/officeDocument/2006/relationships" xmlns:v="urn:schemas-microsoft-com:vml" xmlns:w10="urn:schemas-microsoft-com:office:word" xmlns:w14="http://schemas.microsoft.com/office/word/2010/wordml" xmlns:w="http://schemas.openxmlformats.org/wordprocessingml/2006/main" xmlns:wne="http://schemas.microsoft.com/office/word/2006/wordml" xmlns:wp14="http://schemas.microsoft.com/office/word/2010/wordprocessingDrawing" xmlns:wp="http://schemas.openxmlformats.org/drawingml/2006/wordprocessingDrawing" xmlns:wpc="http://schemas.microsoft.com/office/word/2010/wordprocessingCanvas" xmlns:wpg="http://schemas.microsoft.com/office/word/2010/wordprocessingGroup" xmlns:wpi="http://schemas.microsoft.com/office/word/2010/wordprocessingInk" xmlns:wps="http://schemas.microsoft.com/office/word/2010/wordprocessingShape" mc:Ignorable="w14 wp14">
-  <w:p>
-    <w:pPr>
-      <w:pStyle w:val="Header"/>
-    </w:pPr>
-    <w:r/>
-    <w:r>
-      <w:pict>
-        <v:rect id="DazzlerPageSurface" style="position:absolute;margin-left:0;margin-top:0;width:612.0pt;height:792.0pt;z-index:-251654144;mso-position-horizontal-relative:page;mso-position-vertical-relative:page" fillcolor="#FFDE26" stroked="f">
-          <v:fill color="#FFDE26"/>
-        </v:rect>
-      </w:pict>
-    </w:r>
-  </w:p>
-</w:hdr>
 </file>
 
 <file path=word/numbering.xml><?xml version="1.0" encoding="utf-8"?>
@@ -875,12 +868,9 @@
     <w:name w:val="Normal"/>
     <w:qFormat/>
     <w:rsid w:val="00FC693F"/>
-    <w:pPr>
-      <w:spacing w:after="160"/>
-    </w:pPr>
     <w:rPr>
-      <w:rFonts w:ascii="Arial" w:hAnsi="Arial"/>
-      <w:sz w:val="21"/>
+      <w:rFonts w:ascii="Consolas" w:hAnsi="Consolas"/>
+      <w:sz w:val="22"/>
     </w:rPr>
   </w:style>
   <w:style w:type="paragraph" w:styleId="Header">
@@ -897,6 +887,10 @@
       </w:tabs>
       <w:spacing w:after="0" w:line="240" w:lineRule="auto"/>
     </w:pPr>
+    <w:rPr>
+      <w:rFonts w:ascii="Consolas" w:hAnsi="Consolas"/>
+      <w:sz w:val="22"/>
+    </w:rPr>
   </w:style>
   <w:style w:type="character" w:customStyle="1" w:styleId="HeaderChar">
     <w:name w:val="Header Char"/>
@@ -919,6 +913,10 @@
       </w:tabs>
       <w:spacing w:after="0" w:line="240" w:lineRule="auto"/>
     </w:pPr>
+    <w:rPr>
+      <w:rFonts w:ascii="Consolas" w:hAnsi="Consolas"/>
+      <w:sz w:val="22"/>
+    </w:rPr>
   </w:style>
   <w:style w:type="character" w:customStyle="1" w:styleId="FooterChar">
     <w:name w:val="Footer Char"/>
@@ -942,11 +940,11 @@
       <w:outlineLvl w:val="0"/>
     </w:pPr>
     <w:rPr>
-      <w:rFonts w:asciiTheme="majorHAnsi" w:eastAsiaTheme="majorEastAsia" w:hAnsiTheme="majorHAnsi" w:cstheme="majorBidi"/>
+      <w:rFonts w:cstheme="majorBidi" w:ascii="Consolas" w:hAnsi="Consolas"/>
       <w:b/>
       <w:bCs/>
       <w:color w:val="365F91" w:themeColor="accent1" w:themeShade="BF"/>
-      <w:sz w:val="28"/>
+      <w:sz w:val="22"/>
       <w:szCs w:val="28"/>
     </w:rPr>
   </w:style>
@@ -966,11 +964,11 @@
       <w:outlineLvl w:val="1"/>
     </w:pPr>
     <w:rPr>
-      <w:rFonts w:asciiTheme="majorHAnsi" w:eastAsiaTheme="majorEastAsia" w:hAnsiTheme="majorHAnsi" w:cstheme="majorBidi"/>
+      <w:rFonts w:cstheme="majorBidi" w:ascii="Consolas" w:hAnsi="Consolas"/>
       <w:b/>
       <w:bCs/>
       <w:color w:val="4F81BD" w:themeColor="accent1"/>
-      <w:sz w:val="26"/>
+      <w:sz w:val="22"/>
       <w:szCs w:val="26"/>
     </w:rPr>
   </w:style>
@@ -990,10 +988,11 @@
       <w:outlineLvl w:val="2"/>
     </w:pPr>
     <w:rPr>
-      <w:rFonts w:asciiTheme="majorHAnsi" w:eastAsiaTheme="majorEastAsia" w:hAnsiTheme="majorHAnsi" w:cstheme="majorBidi"/>
+      <w:rFonts w:cstheme="majorBidi" w:ascii="Consolas" w:hAnsi="Consolas"/>
       <w:b/>
       <w:bCs/>
       <w:color w:val="4F81BD" w:themeColor="accent1"/>
+      <w:sz w:val="22"/>
     </w:rPr>
   </w:style>
   <w:style w:type="paragraph" w:styleId="Heading4">
@@ -1013,12 +1012,13 @@
       <w:outlineLvl w:val="3"/>
     </w:pPr>
     <w:rPr>
-      <w:rFonts w:asciiTheme="majorHAnsi" w:eastAsiaTheme="majorEastAsia" w:hAnsiTheme="majorHAnsi" w:cstheme="majorBidi"/>
+      <w:rFonts w:cstheme="majorBidi" w:ascii="Consolas" w:hAnsi="Consolas"/>
       <w:b/>
       <w:bCs/>
       <w:i/>
       <w:iCs/>
       <w:color w:val="4F81BD" w:themeColor="accent1"/>
+      <w:sz w:val="22"/>
     </w:rPr>
   </w:style>
   <w:style w:type="paragraph" w:styleId="Heading5">
@@ -1038,8 +1038,9 @@
       <w:outlineLvl w:val="4"/>
     </w:pPr>
     <w:rPr>
-      <w:rFonts w:asciiTheme="majorHAnsi" w:eastAsiaTheme="majorEastAsia" w:hAnsiTheme="majorHAnsi" w:cstheme="majorBidi"/>
+      <w:rFonts w:cstheme="majorBidi" w:ascii="Consolas" w:hAnsi="Consolas"/>
       <w:color w:val="243F60" w:themeColor="accent1" w:themeShade="7F"/>
+      <w:sz w:val="22"/>
     </w:rPr>
   </w:style>
   <w:style w:type="paragraph" w:styleId="Heading6">
@@ -1059,10 +1060,11 @@
       <w:outlineLvl w:val="5"/>
     </w:pPr>
     <w:rPr>
-      <w:rFonts w:asciiTheme="majorHAnsi" w:eastAsiaTheme="majorEastAsia" w:hAnsiTheme="majorHAnsi" w:cstheme="majorBidi"/>
+      <w:rFonts w:cstheme="majorBidi" w:ascii="Consolas" w:hAnsi="Consolas"/>
       <w:i/>
       <w:iCs/>
       <w:color w:val="243F60" w:themeColor="accent1" w:themeShade="7F"/>
+      <w:sz w:val="22"/>
     </w:rPr>
   </w:style>
   <w:style w:type="paragraph" w:styleId="Heading7">
@@ -1082,10 +1084,11 @@
       <w:outlineLvl w:val="6"/>
     </w:pPr>
     <w:rPr>
-      <w:rFonts w:asciiTheme="majorHAnsi" w:eastAsiaTheme="majorEastAsia" w:hAnsiTheme="majorHAnsi" w:cstheme="majorBidi"/>
+      <w:rFonts w:cstheme="majorBidi" w:ascii="Consolas" w:hAnsi="Consolas"/>
       <w:i/>
       <w:iCs/>
       <w:color w:val="404040" w:themeColor="text1" w:themeTint="BF"/>
+      <w:sz w:val="22"/>
     </w:rPr>
   </w:style>
   <w:style w:type="paragraph" w:styleId="Heading8">
@@ -1105,9 +1108,9 @@
       <w:outlineLvl w:val="7"/>
     </w:pPr>
     <w:rPr>
-      <w:rFonts w:asciiTheme="majorHAnsi" w:eastAsiaTheme="majorEastAsia" w:hAnsiTheme="majorHAnsi" w:cstheme="majorBidi"/>
+      <w:rFonts w:cstheme="majorBidi" w:ascii="Consolas" w:hAnsi="Consolas"/>
       <w:color w:val="4F81BD" w:themeColor="accent1"/>
-      <w:sz w:val="20"/>
+      <w:sz w:val="22"/>
       <w:szCs w:val="20"/>
     </w:rPr>
   </w:style>
@@ -1128,11 +1131,11 @@
       <w:outlineLvl w:val="8"/>
     </w:pPr>
     <w:rPr>
-      <w:rFonts w:asciiTheme="majorHAnsi" w:eastAsiaTheme="majorEastAsia" w:hAnsiTheme="majorHAnsi" w:cstheme="majorBidi"/>
+      <w:rFonts w:cstheme="majorBidi" w:ascii="Consolas" w:hAnsi="Consolas"/>
       <w:i/>
       <w:iCs/>
       <w:color w:val="404040" w:themeColor="text1" w:themeTint="BF"/>
-      <w:sz w:val="20"/>
+      <w:sz w:val="22"/>
       <w:szCs w:val="20"/>
     </w:rPr>
   </w:style>
@@ -1171,6 +1174,10 @@
     <w:pPr>
       <w:spacing w:after="0" w:line="240" w:lineRule="auto"/>
     </w:pPr>
+    <w:rPr>
+      <w:rFonts w:ascii="Consolas" w:hAnsi="Consolas"/>
+      <w:sz w:val="22"/>
+    </w:rPr>
   </w:style>
   <w:style w:type="character" w:customStyle="1" w:styleId="Heading1Char">
     <w:name w:val="Heading 1 Char"/>
@@ -1228,11 +1235,11 @@
       <w:contextualSpacing/>
     </w:pPr>
     <w:rPr>
-      <w:rFonts w:asciiTheme="majorHAnsi" w:eastAsiaTheme="majorEastAsia" w:hAnsiTheme="majorHAnsi" w:cstheme="majorBidi"/>
+      <w:rFonts w:cstheme="majorBidi" w:ascii="Consolas" w:hAnsi="Consolas"/>
       <w:color w:val="17365D" w:themeColor="text2" w:themeShade="BF"/>
       <w:spacing w:val="5"/>
       <w:kern w:val="28"/>
-      <w:sz w:val="52"/>
+      <w:sz w:val="22"/>
       <w:szCs w:val="52"/>
     </w:rPr>
   </w:style>
@@ -1265,12 +1272,12 @@
       </w:numPr>
     </w:pPr>
     <w:rPr>
-      <w:rFonts w:asciiTheme="majorHAnsi" w:eastAsiaTheme="majorEastAsia" w:hAnsiTheme="majorHAnsi" w:cstheme="majorBidi"/>
+      <w:rFonts w:cstheme="majorBidi" w:ascii="Consolas" w:hAnsi="Consolas"/>
       <w:i/>
       <w:iCs/>
       <w:color w:val="4F81BD" w:themeColor="accent1"/>
       <w:spacing w:val="15"/>
-      <w:sz w:val="24"/>
+      <w:sz w:val="22"/>
       <w:szCs w:val="24"/>
     </w:rPr>
   </w:style>
@@ -1300,6 +1307,10 @@
       <w:ind w:left="720"/>
       <w:contextualSpacing/>
     </w:pPr>
+    <w:rPr>
+      <w:rFonts w:ascii="Consolas" w:hAnsi="Consolas"/>
+      <w:sz w:val="22"/>
+    </w:rPr>
   </w:style>
   <w:style w:type="paragraph" w:styleId="BodyText">
     <w:name w:val="Body Text"/>
@@ -1311,6 +1322,10 @@
     <w:pPr>
       <w:spacing w:after="120"/>
     </w:pPr>
+    <w:rPr>
+      <w:rFonts w:ascii="Consolas" w:hAnsi="Consolas"/>
+      <w:sz w:val="22"/>
+    </w:rPr>
   </w:style>
   <w:style w:type="character" w:customStyle="1" w:styleId="BodyTextChar">
     <w:name w:val="Body Text Char"/>
@@ -1329,6 +1344,10 @@
     <w:pPr>
       <w:spacing w:after="120" w:line="480" w:lineRule="auto"/>
     </w:pPr>
+    <w:rPr>
+      <w:rFonts w:ascii="Consolas" w:hAnsi="Consolas"/>
+      <w:sz w:val="22"/>
+    </w:rPr>
   </w:style>
   <w:style w:type="character" w:customStyle="1" w:styleId="BodyText2Char">
     <w:name w:val="Body Text 2 Char"/>
@@ -1348,7 +1367,8 @@
       <w:spacing w:after="120"/>
     </w:pPr>
     <w:rPr>
-      <w:sz w:val="16"/>
+      <w:rFonts w:ascii="Consolas" w:hAnsi="Consolas"/>
+      <w:sz w:val="22"/>
       <w:szCs w:val="16"/>
     </w:rPr>
   </w:style>
@@ -1373,6 +1393,10 @@
       <w:ind w:left="360" w:hanging="360"/>
       <w:contextualSpacing/>
     </w:pPr>
+    <w:rPr>
+      <w:rFonts w:ascii="Consolas" w:hAnsi="Consolas"/>
+      <w:sz w:val="22"/>
+    </w:rPr>
   </w:style>
   <w:style w:type="paragraph" w:styleId="List2">
     <w:name w:val="List 2"/>
@@ -1384,6 +1408,10 @@
       <w:ind w:left="720" w:hanging="360"/>
       <w:contextualSpacing/>
     </w:pPr>
+    <w:rPr>
+      <w:rFonts w:ascii="Consolas" w:hAnsi="Consolas"/>
+      <w:sz w:val="22"/>
+    </w:rPr>
   </w:style>
   <w:style w:type="paragraph" w:styleId="List3">
     <w:name w:val="List 3"/>
@@ -1395,6 +1423,10 @@
       <w:ind w:left="1080" w:hanging="360"/>
       <w:contextualSpacing/>
     </w:pPr>
+    <w:rPr>
+      <w:rFonts w:ascii="Consolas" w:hAnsi="Consolas"/>
+      <w:sz w:val="22"/>
+    </w:rPr>
   </w:style>
   <w:style w:type="paragraph" w:styleId="ListBullet">
     <w:name w:val="List Bullet"/>
@@ -1408,6 +1440,10 @@
       </w:numPr>
       <w:contextualSpacing/>
     </w:pPr>
+    <w:rPr>
+      <w:rFonts w:ascii="Consolas" w:hAnsi="Consolas"/>
+      <w:sz w:val="22"/>
+    </w:rPr>
   </w:style>
   <w:style w:type="paragraph" w:styleId="ListBullet2">
     <w:name w:val="List Bullet 2"/>
@@ -1421,6 +1457,10 @@
       </w:numPr>
       <w:contextualSpacing/>
     </w:pPr>
+    <w:rPr>
+      <w:rFonts w:ascii="Consolas" w:hAnsi="Consolas"/>
+      <w:sz w:val="22"/>
+    </w:rPr>
   </w:style>
   <w:style w:type="paragraph" w:styleId="ListBullet3">
     <w:name w:val="List Bullet 3"/>
@@ -1434,6 +1474,10 @@
       </w:numPr>
       <w:contextualSpacing/>
     </w:pPr>
+    <w:rPr>
+      <w:rFonts w:ascii="Consolas" w:hAnsi="Consolas"/>
+      <w:sz w:val="22"/>
+    </w:rPr>
   </w:style>
   <w:style w:type="paragraph" w:styleId="ListNumber">
     <w:name w:val="List Number"/>
@@ -1447,6 +1491,10 @@
       </w:numPr>
       <w:contextualSpacing/>
     </w:pPr>
+    <w:rPr>
+      <w:rFonts w:ascii="Consolas" w:hAnsi="Consolas"/>
+      <w:sz w:val="22"/>
+    </w:rPr>
   </w:style>
   <w:style w:type="paragraph" w:styleId="ListNumber2">
     <w:name w:val="List Number 2"/>
@@ -1460,6 +1508,10 @@
       </w:numPr>
       <w:contextualSpacing/>
     </w:pPr>
+    <w:rPr>
+      <w:rFonts w:ascii="Consolas" w:hAnsi="Consolas"/>
+      <w:sz w:val="22"/>
+    </w:rPr>
   </w:style>
   <w:style w:type="paragraph" w:styleId="ListNumber3">
     <w:name w:val="List Number 3"/>
@@ -1473,6 +1525,10 @@
       </w:numPr>
       <w:contextualSpacing/>
     </w:pPr>
+    <w:rPr>
+      <w:rFonts w:ascii="Consolas" w:hAnsi="Consolas"/>
+      <w:sz w:val="22"/>
+    </w:rPr>
   </w:style>
   <w:style w:type="paragraph" w:styleId="ListContinue">
     <w:name w:val="List Continue"/>
@@ -1485,6 +1541,10 @@
       <w:ind w:left="360"/>
       <w:contextualSpacing/>
     </w:pPr>
+    <w:rPr>
+      <w:rFonts w:ascii="Consolas" w:hAnsi="Consolas"/>
+      <w:sz w:val="22"/>
+    </w:rPr>
   </w:style>
   <w:style w:type="paragraph" w:styleId="ListContinue2">
     <w:name w:val="List Continue 2"/>
@@ -1497,6 +1557,10 @@
       <w:ind w:left="720"/>
       <w:contextualSpacing/>
     </w:pPr>
+    <w:rPr>
+      <w:rFonts w:ascii="Consolas" w:hAnsi="Consolas"/>
+      <w:sz w:val="22"/>
+    </w:rPr>
   </w:style>
   <w:style w:type="paragraph" w:styleId="ListContinue3">
     <w:name w:val="List Continue 3"/>
@@ -1509,6 +1573,10 @@
       <w:ind w:left="1080"/>
       <w:contextualSpacing/>
     </w:pPr>
+    <w:rPr>
+      <w:rFonts w:ascii="Consolas" w:hAnsi="Consolas"/>
+      <w:sz w:val="22"/>
+    </w:rPr>
   </w:style>
   <w:style w:type="paragraph" w:styleId="MacroText">
     <w:name w:val="macro"/>
@@ -1528,8 +1596,8 @@
       </w:tabs>
     </w:pPr>
     <w:rPr>
-      <w:rFonts w:ascii="Courier" w:hAnsi="Courier"/>
-      <w:sz w:val="20"/>
+      <w:rFonts w:ascii="Consolas" w:hAnsi="Consolas"/>
+      <w:sz w:val="22"/>
       <w:szCs w:val="20"/>
     </w:rPr>
   </w:style>
@@ -1554,9 +1622,11 @@
     <w:qFormat/>
     <w:rsid w:val="00FC693F"/>
     <w:rPr>
+      <w:rFonts w:ascii="Consolas" w:hAnsi="Consolas"/>
       <w:i/>
       <w:iCs/>
       <w:color w:val="000000" w:themeColor="text1"/>
+      <w:sz w:val="22"/>
     </w:rPr>
   </w:style>
   <w:style w:type="character" w:customStyle="1" w:styleId="QuoteChar">
@@ -1670,10 +1740,11 @@
       <w:spacing w:line="240" w:lineRule="auto"/>
     </w:pPr>
     <w:rPr>
+      <w:rFonts w:ascii="Consolas" w:hAnsi="Consolas"/>
       <w:b/>
       <w:bCs/>
       <w:color w:val="4F81BD" w:themeColor="accent1"/>
-      <w:sz w:val="18"/>
+      <w:sz w:val="22"/>
       <w:szCs w:val="18"/>
     </w:rPr>
   </w:style>
@@ -1712,11 +1783,13 @@
       <w:ind w:left="936" w:right="936"/>
     </w:pPr>
     <w:rPr>
+      <w:rFonts w:ascii="Consolas" w:hAnsi="Consolas"/>
       <w:b/>
       <w:bCs/>
       <w:i/>
       <w:iCs/>
       <w:color w:val="4F81BD" w:themeColor="accent1"/>
+      <w:sz w:val="22"/>
     </w:rPr>
   </w:style>
   <w:style w:type="character" w:customStyle="1" w:styleId="IntenseQuoteChar">
@@ -1811,6 +1884,10 @@
     <w:pPr>
       <w:outlineLvl w:val="9"/>
     </w:pPr>
+    <w:rPr>
+      <w:rFonts w:ascii="Consolas" w:hAnsi="Consolas"/>
+      <w:sz w:val="22"/>
+    </w:rPr>
   </w:style>
   <w:style w:type="table" w:styleId="TableGrid">
     <w:name w:val="Table Grid"/>

--- a/skills/dazzler-frontend/assets/templates/docx/school.docx
+++ b/skills/dazzler-frontend/assets/templates/docx/school.docx
@@ -4,42 +4,42 @@
   <w:body>
     <w:p>
       <w:pPr>
-        <w:spacing w:after="140" w:line="269" w:lineRule="auto"/>
+        <w:spacing w:after="140" w:line="259" w:lineRule="auto"/>
       </w:pPr>
       <w:r>
         <w:rPr>
-          <w:rFonts w:ascii="Consolas" w:hAnsi="Consolas"/>
+          <w:rFonts w:ascii="Georgia" w:hAnsi="Georgia"/>
           <w:b/>
-          <w:color w:val="0B613D"/>
+          <w:color w:val="9A2D0B"/>
           <w:sz w:val="18"/>
         </w:rPr>
-        <w:t>FIELD SCIENCE / YEAR 8 / THE LAB BENCH</w:t>
+        <w:t>FIELD SCIENCE / YEAR 8</w:t>
       </w:r>
     </w:p>
     <w:p>
       <w:pPr>
         <w:pStyle w:val="Title"/>
-        <w:spacing w:after="140" w:line="269" w:lineRule="auto"/>
+        <w:spacing w:after="140" w:line="259" w:lineRule="auto"/>
       </w:pPr>
       <w:r>
         <w:rPr>
-          <w:rFonts w:ascii="Consolas" w:hAnsi="Consolas"/>
+          <w:rFonts w:ascii="Georgia" w:hAnsi="Georgia"/>
           <w:b/>
-          <w:color w:val="000000"/>
-          <w:sz w:val="64"/>
+          <w:color w:val="17212B"/>
+          <w:sz w:val="60"/>
         </w:rPr>
         <w:t>Rain Garden Observation Notebook</w:t>
       </w:r>
     </w:p>
     <w:p>
       <w:pPr>
-        <w:spacing w:after="140" w:line="269" w:lineRule="auto"/>
+        <w:spacing w:after="140" w:line="259" w:lineRule="auto"/>
       </w:pPr>
       <w:r>
         <w:rPr>
-          <w:rFonts w:ascii="Consolas" w:hAnsi="Consolas"/>
+          <w:rFonts w:ascii="Georgia" w:hAnsi="Georgia"/>
           <w:b/>
-          <w:color w:val="0B613D"/>
+          <w:color w:val="9A2D0B"/>
           <w:sz w:val="24"/>
         </w:rPr>
         <w:t>Compare drainage time in three soil samples. Record what happened before deciding why.</w:t>
@@ -47,30 +47,61 @@
     </w:p>
     <w:p>
       <w:pPr>
-        <w:spacing w:after="140" w:line="269" w:lineRule="auto"/>
+        <w:spacing w:after="140" w:line="259" w:lineRule="auto"/>
       </w:pPr>
       <w:r>
         <w:rPr>
-          <w:rFonts w:ascii="Consolas" w:hAnsi="Consolas"/>
+          <w:rFonts w:ascii="Georgia" w:hAnsi="Georgia"/>
           <w:b/>
-          <w:color w:val="0B613D"/>
-          <w:sz w:val="38"/>
+          <w:color w:val="9A2D0B"/>
+          <w:sz w:val="20"/>
         </w:rPr>
-        <w:t>240 mL / the same water volume for every sample</w:t>
+        <w:t>OBSERVATION 01</w:t>
       </w:r>
     </w:p>
     <w:p>
       <w:pPr>
-        <w:spacing w:after="140" w:line="269" w:lineRule="auto"/>
+        <w:spacing w:after="140" w:line="259" w:lineRule="auto"/>
+        <w:ind w:right="4278"/>
       </w:pPr>
       <w:r>
         <w:rPr>
-          <w:rFonts w:ascii="Consolas" w:hAnsi="Consolas"/>
+          <w:rFonts w:ascii="Georgia" w:hAnsi="Georgia"/>
           <w:b w:val="0"/>
           <w:color w:val="17212B"/>
-          <w:sz w:val="22"/>
+          <w:sz w:val="21"/>
         </w:rPr>
         <w:t>In this fictional classroom investigation, three equal containers hold sand, garden soil and clay-rich soil. Each receives the same water volume; students time the first 100 mL collected.</w:t>
+      </w:r>
+    </w:p>
+    <w:p>
+      <w:pPr>
+        <w:pStyle w:val="Heading1"/>
+        <w:spacing w:after="140" w:line="259" w:lineRule="auto"/>
+      </w:pPr>
+      <w:r>
+        <w:rPr>
+          <w:rFonts w:ascii="Georgia" w:hAnsi="Georgia"/>
+          <w:b/>
+          <w:color w:val="9A2D0B"/>
+          <w:sz w:val="28"/>
+        </w:rPr>
+        <w:t>Keep the Test Fair</w:t>
+      </w:r>
+    </w:p>
+    <w:p>
+      <w:pPr>
+        <w:spacing w:after="140" w:line="259" w:lineRule="auto"/>
+        <w:ind w:right="4278"/>
+      </w:pPr>
+      <w:r>
+        <w:rPr>
+          <w:rFonts w:ascii="Georgia" w:hAnsi="Georgia"/>
+          <w:b w:val="0"/>
+          <w:color w:val="17212B"/>
+          <w:sz w:val="21"/>
+        </w:rPr>
+        <w:t>Use the same container size, water volume and timing method. Repeat each sample three times. Describe any spills or delayed starts.</w:t>
       </w:r>
     </w:p>
     <w:tbl>
@@ -79,29 +110,31 @@
         <w:tblLook w:firstColumn="1" w:firstRow="1" w:lastColumn="0" w:lastRow="0" w:noHBand="0" w:noVBand="1" w:val="04A0"/>
       </w:tblPr>
       <w:tblGrid>
-        <w:gridCol w:w="5040"/>
-        <w:gridCol w:w="5040"/>
-        <w:gridCol w:w="5040"/>
+        <w:gridCol w:w="3456"/>
+        <w:gridCol w:w="3456"/>
+        <w:gridCol w:w="3456"/>
       </w:tblGrid>
       <w:tr>
         <w:trPr>
           <w:tblHeader/>
+          <w:cantSplit/>
         </w:trPr>
         <w:tc>
           <w:tcPr>
-            <w:tcW w:type="dxa" w:w="5040"/>
-            <w:shd w:fill="0B613D"/>
+            <w:tcW w:type="dxa" w:w="3456"/>
+            <w:shd w:fill="9A2D0B"/>
           </w:tcPr>
+          <w:p/>
           <w:p>
             <w:pPr>
-              <w:spacing w:after="160" w:before="100"/>
+              <w:spacing w:after="140" w:line="259" w:lineRule="auto"/>
             </w:pPr>
             <w:r>
               <w:rPr>
-                <w:rFonts w:ascii="Consolas" w:hAnsi="Consolas"/>
+                <w:rFonts w:ascii="Georgia" w:hAnsi="Georgia"/>
                 <w:b/>
                 <w:color w:val="FFFFFF"/>
-                <w:sz w:val="20"/>
+                <w:sz w:val="18"/>
               </w:rPr>
               <w:t>Sample</w:t>
             </w:r>
@@ -109,19 +142,20 @@
         </w:tc>
         <w:tc>
           <w:tcPr>
-            <w:tcW w:type="dxa" w:w="5040"/>
-            <w:shd w:fill="0B613D"/>
+            <w:tcW w:type="dxa" w:w="3456"/>
+            <w:shd w:fill="9A2D0B"/>
           </w:tcPr>
+          <w:p/>
           <w:p>
             <w:pPr>
-              <w:spacing w:after="160" w:before="100"/>
+              <w:spacing w:after="140" w:line="259" w:lineRule="auto"/>
             </w:pPr>
             <w:r>
               <w:rPr>
-                <w:rFonts w:ascii="Consolas" w:hAnsi="Consolas"/>
+                <w:rFonts w:ascii="Georgia" w:hAnsi="Georgia"/>
                 <w:b/>
                 <w:color w:val="FFFFFF"/>
-                <w:sz w:val="20"/>
+                <w:sz w:val="18"/>
               </w:rPr>
               <w:t>Trial Times</w:t>
             </w:r>
@@ -129,19 +163,20 @@
         </w:tc>
         <w:tc>
           <w:tcPr>
-            <w:tcW w:type="dxa" w:w="5040"/>
-            <w:shd w:fill="0B613D"/>
+            <w:tcW w:type="dxa" w:w="3456"/>
+            <w:shd w:fill="9A2D0B"/>
           </w:tcPr>
+          <w:p/>
           <w:p>
             <w:pPr>
-              <w:spacing w:after="160" w:before="100"/>
+              <w:spacing w:after="140" w:line="259" w:lineRule="auto"/>
             </w:pPr>
             <w:r>
               <w:rPr>
-                <w:rFonts w:ascii="Consolas" w:hAnsi="Consolas"/>
+                <w:rFonts w:ascii="Georgia" w:hAnsi="Georgia"/>
                 <w:b/>
                 <w:color w:val="FFFFFF"/>
-                <w:sz w:val="20"/>
+                <w:sz w:val="18"/>
               </w:rPr>
               <w:t>Median</w:t>
             </w:r>
@@ -149,21 +184,25 @@
         </w:tc>
       </w:tr>
       <w:tr>
+        <w:trPr>
+          <w:cantSplit/>
+        </w:trPr>
         <w:tc>
           <w:tcPr>
-            <w:tcW w:type="dxa" w:w="5040"/>
-            <w:shd w:fill="D5FF8B"/>
+            <w:tcW w:type="dxa" w:w="3456"/>
+            <w:shd w:fill="FFFFFF"/>
           </w:tcPr>
+          <w:p/>
           <w:p>
             <w:pPr>
-              <w:spacing w:after="160" w:before="100"/>
+              <w:spacing w:after="140" w:line="259" w:lineRule="auto"/>
             </w:pPr>
             <w:r>
               <w:rPr>
-                <w:rFonts w:ascii="Consolas" w:hAnsi="Consolas"/>
+                <w:rFonts w:ascii="Georgia" w:hAnsi="Georgia"/>
                 <w:b w:val="0"/>
                 <w:color w:val="17212B"/>
-                <w:sz w:val="20"/>
+                <w:sz w:val="18"/>
               </w:rPr>
               <w:t>Sand</w:t>
             </w:r>
@@ -171,19 +210,20 @@
         </w:tc>
         <w:tc>
           <w:tcPr>
-            <w:tcW w:type="dxa" w:w="5040"/>
-            <w:shd w:fill="D5FF8B"/>
+            <w:tcW w:type="dxa" w:w="3456"/>
+            <w:shd w:fill="FFFFFF"/>
           </w:tcPr>
+          <w:p/>
           <w:p>
             <w:pPr>
-              <w:spacing w:after="160" w:before="100"/>
+              <w:spacing w:after="140" w:line="259" w:lineRule="auto"/>
             </w:pPr>
             <w:r>
               <w:rPr>
-                <w:rFonts w:ascii="Consolas" w:hAnsi="Consolas"/>
+                <w:rFonts w:ascii="Georgia" w:hAnsi="Georgia"/>
                 <w:b w:val="0"/>
                 <w:color w:val="17212B"/>
-                <w:sz w:val="20"/>
+                <w:sz w:val="18"/>
               </w:rPr>
               <w:t>38 / 41 / 40 sec</w:t>
             </w:r>
@@ -191,19 +231,20 @@
         </w:tc>
         <w:tc>
           <w:tcPr>
-            <w:tcW w:type="dxa" w:w="5040"/>
-            <w:shd w:fill="D5FF8B"/>
+            <w:tcW w:type="dxa" w:w="3456"/>
+            <w:shd w:fill="FFFFFF"/>
           </w:tcPr>
+          <w:p/>
           <w:p>
             <w:pPr>
-              <w:spacing w:after="160" w:before="100"/>
+              <w:spacing w:after="140" w:line="259" w:lineRule="auto"/>
             </w:pPr>
             <w:r>
               <w:rPr>
-                <w:rFonts w:ascii="Consolas" w:hAnsi="Consolas"/>
+                <w:rFonts w:ascii="Georgia" w:hAnsi="Georgia"/>
                 <w:b w:val="0"/>
                 <w:color w:val="17212B"/>
-                <w:sz w:val="20"/>
+                <w:sz w:val="18"/>
               </w:rPr>
               <w:t>40 sec</w:t>
             </w:r>
@@ -211,21 +252,25 @@
         </w:tc>
       </w:tr>
       <w:tr>
+        <w:trPr>
+          <w:cantSplit/>
+        </w:trPr>
         <w:tc>
           <w:tcPr>
-            <w:tcW w:type="dxa" w:w="5040"/>
+            <w:tcW w:type="dxa" w:w="3456"/>
             <w:shd w:fill="FFFFFF"/>
           </w:tcPr>
+          <w:p/>
           <w:p>
             <w:pPr>
-              <w:spacing w:after="160" w:before="100"/>
+              <w:spacing w:after="140" w:line="259" w:lineRule="auto"/>
             </w:pPr>
             <w:r>
               <w:rPr>
-                <w:rFonts w:ascii="Consolas" w:hAnsi="Consolas"/>
+                <w:rFonts w:ascii="Georgia" w:hAnsi="Georgia"/>
                 <w:b w:val="0"/>
                 <w:color w:val="17212B"/>
-                <w:sz w:val="20"/>
+                <w:sz w:val="18"/>
               </w:rPr>
               <w:t>Garden soil</w:t>
             </w:r>
@@ -233,19 +278,20 @@
         </w:tc>
         <w:tc>
           <w:tcPr>
-            <w:tcW w:type="dxa" w:w="5040"/>
+            <w:tcW w:type="dxa" w:w="3456"/>
             <w:shd w:fill="FFFFFF"/>
           </w:tcPr>
+          <w:p/>
           <w:p>
             <w:pPr>
-              <w:spacing w:after="160" w:before="100"/>
+              <w:spacing w:after="140" w:line="259" w:lineRule="auto"/>
             </w:pPr>
             <w:r>
               <w:rPr>
-                <w:rFonts w:ascii="Consolas" w:hAnsi="Consolas"/>
+                <w:rFonts w:ascii="Georgia" w:hAnsi="Georgia"/>
                 <w:b w:val="0"/>
                 <w:color w:val="17212B"/>
-                <w:sz w:val="20"/>
+                <w:sz w:val="18"/>
               </w:rPr>
               <w:t>84 / 90 / 87 sec</w:t>
             </w:r>
@@ -253,19 +299,20 @@
         </w:tc>
         <w:tc>
           <w:tcPr>
-            <w:tcW w:type="dxa" w:w="5040"/>
+            <w:tcW w:type="dxa" w:w="3456"/>
             <w:shd w:fill="FFFFFF"/>
           </w:tcPr>
+          <w:p/>
           <w:p>
             <w:pPr>
-              <w:spacing w:after="160" w:before="100"/>
+              <w:spacing w:after="140" w:line="259" w:lineRule="auto"/>
             </w:pPr>
             <w:r>
               <w:rPr>
-                <w:rFonts w:ascii="Consolas" w:hAnsi="Consolas"/>
+                <w:rFonts w:ascii="Georgia" w:hAnsi="Georgia"/>
                 <w:b w:val="0"/>
                 <w:color w:val="17212B"/>
-                <w:sz w:val="20"/>
+                <w:sz w:val="18"/>
               </w:rPr>
               <w:t>87 sec</w:t>
             </w:r>
@@ -273,21 +320,25 @@
         </w:tc>
       </w:tr>
       <w:tr>
+        <w:trPr>
+          <w:cantSplit/>
+        </w:trPr>
         <w:tc>
           <w:tcPr>
-            <w:tcW w:type="dxa" w:w="5040"/>
-            <w:shd w:fill="D5FF8B"/>
+            <w:tcW w:type="dxa" w:w="3456"/>
+            <w:shd w:fill="FFFFFF"/>
           </w:tcPr>
+          <w:p/>
           <w:p>
             <w:pPr>
-              <w:spacing w:after="160" w:before="100"/>
+              <w:spacing w:after="140" w:line="259" w:lineRule="auto"/>
             </w:pPr>
             <w:r>
               <w:rPr>
-                <w:rFonts w:ascii="Consolas" w:hAnsi="Consolas"/>
+                <w:rFonts w:ascii="Georgia" w:hAnsi="Georgia"/>
                 <w:b w:val="0"/>
                 <w:color w:val="17212B"/>
-                <w:sz w:val="20"/>
+                <w:sz w:val="18"/>
               </w:rPr>
               <w:t>Clay-rich soil</w:t>
             </w:r>
@@ -295,19 +346,20 @@
         </w:tc>
         <w:tc>
           <w:tcPr>
-            <w:tcW w:type="dxa" w:w="5040"/>
-            <w:shd w:fill="D5FF8B"/>
+            <w:tcW w:type="dxa" w:w="3456"/>
+            <w:shd w:fill="FFFFFF"/>
           </w:tcPr>
+          <w:p/>
           <w:p>
             <w:pPr>
-              <w:spacing w:after="160" w:before="100"/>
+              <w:spacing w:after="140" w:line="259" w:lineRule="auto"/>
             </w:pPr>
             <w:r>
               <w:rPr>
-                <w:rFonts w:ascii="Consolas" w:hAnsi="Consolas"/>
+                <w:rFonts w:ascii="Georgia" w:hAnsi="Georgia"/>
                 <w:b w:val="0"/>
                 <w:color w:val="17212B"/>
-                <w:sz w:val="20"/>
+                <w:sz w:val="18"/>
               </w:rPr>
               <w:t>165 / 172 / 168 sec</w:t>
             </w:r>
@@ -315,19 +367,20 @@
         </w:tc>
         <w:tc>
           <w:tcPr>
-            <w:tcW w:type="dxa" w:w="5040"/>
-            <w:shd w:fill="D5FF8B"/>
+            <w:tcW w:type="dxa" w:w="3456"/>
+            <w:shd w:fill="FFFFFF"/>
           </w:tcPr>
+          <w:p/>
           <w:p>
             <w:pPr>
-              <w:spacing w:after="160" w:before="100"/>
+              <w:spacing w:after="140" w:line="259" w:lineRule="auto"/>
             </w:pPr>
             <w:r>
               <w:rPr>
-                <w:rFonts w:ascii="Consolas" w:hAnsi="Consolas"/>
+                <w:rFonts w:ascii="Georgia" w:hAnsi="Georgia"/>
                 <w:b w:val="0"/>
                 <w:color w:val="17212B"/>
-                <w:sz w:val="20"/>
+                <w:sz w:val="18"/>
               </w:rPr>
               <w:t>168 sec</w:t>
             </w:r>
@@ -338,10 +391,10 @@
     <w:tbl>
       <w:tblPr>
         <w:tblW w:type="auto" w:w="0"/>
+        <w:tblLayout w:type="fixed"/>
         <w:tblLook w:firstColumn="1" w:firstRow="1" w:lastColumn="0" w:lastRow="0" w:noHBand="0" w:noVBand="1" w:val="04A0"/>
       </w:tblPr>
       <w:tblGrid>
-        <w:gridCol w:w="5040"/>
         <w:gridCol w:w="5040"/>
         <w:gridCol w:w="5040"/>
       </w:tblGrid>
@@ -349,70 +402,34 @@
         <w:tc>
           <w:tcPr>
             <w:tcW w:type="dxa" w:w="5040"/>
-            <w:shd w:fill="D5FF8B"/>
           </w:tcPr>
           <w:p/>
           <w:p>
             <w:pPr>
               <w:pStyle w:val="Heading1"/>
-              <w:spacing w:after="140" w:line="269" w:lineRule="auto"/>
+              <w:spacing w:after="140" w:line="259" w:lineRule="auto"/>
             </w:pPr>
             <w:r>
               <w:rPr>
-                <w:rFonts w:ascii="Consolas" w:hAnsi="Consolas"/>
+                <w:rFonts w:ascii="Georgia" w:hAnsi="Georgia"/>
                 <w:b/>
-                <w:color w:val="0B613D"/>
-                <w:sz w:val="30"/>
-              </w:rPr>
-              <w:t>Keep the Test Fair</w:t>
-            </w:r>
-          </w:p>
-          <w:p>
-            <w:pPr>
-              <w:spacing w:after="140" w:line="269" w:lineRule="auto"/>
-            </w:pPr>
-            <w:r>
-              <w:rPr>
-                <w:rFonts w:ascii="Consolas" w:hAnsi="Consolas"/>
-                <w:b w:val="0"/>
-                <w:color w:val="17212B"/>
-                <w:sz w:val="22"/>
-              </w:rPr>
-              <w:t>Use the same container size, water volume and timing method. Repeat each sample three times. Describe any spills or delayed starts.</w:t>
-            </w:r>
-          </w:p>
-        </w:tc>
-        <w:tc>
-          <w:tcPr>
-            <w:tcW w:type="dxa" w:w="5040"/>
-            <w:shd w:fill="D5FF8B"/>
-          </w:tcPr>
-          <w:p/>
-          <w:p>
-            <w:pPr>
-              <w:pStyle w:val="Heading1"/>
-              <w:spacing w:after="140" w:line="269" w:lineRule="auto"/>
-            </w:pPr>
-            <w:r>
-              <w:rPr>
-                <w:rFonts w:ascii="Consolas" w:hAnsi="Consolas"/>
-                <w:b/>
-                <w:color w:val="0B613D"/>
-                <w:sz w:val="30"/>
+                <w:color w:val="9A2D0B"/>
+                <w:sz w:val="28"/>
               </w:rPr>
               <w:t>Read the Pattern</w:t>
             </w:r>
           </w:p>
           <w:p>
             <w:pPr>
-              <w:spacing w:after="140" w:line="269" w:lineRule="auto"/>
+              <w:spacing w:after="140" w:line="259" w:lineRule="auto"/>
+              <w:ind w:right="0"/>
             </w:pPr>
             <w:r>
               <w:rPr>
-                <w:rFonts w:ascii="Consolas" w:hAnsi="Consolas"/>
+                <w:rFonts w:ascii="Georgia" w:hAnsi="Georgia"/>
                 <w:b w:val="0"/>
                 <w:color w:val="17212B"/>
-                <w:sz w:val="22"/>
+                <w:sz w:val="21"/>
               </w:rPr>
               <w:t>Sand drained fastest in the sample results. The test measures this setup only; it does not establish how an entire garden will behave.</w:t>
             </w:r>
@@ -421,34 +438,34 @@
         <w:tc>
           <w:tcPr>
             <w:tcW w:type="dxa" w:w="5040"/>
-            <w:shd w:fill="D5FF8B"/>
           </w:tcPr>
           <w:p/>
           <w:p>
             <w:pPr>
               <w:pStyle w:val="Heading1"/>
-              <w:spacing w:after="140" w:line="269" w:lineRule="auto"/>
+              <w:spacing w:after="140" w:line="259" w:lineRule="auto"/>
             </w:pPr>
             <w:r>
               <w:rPr>
-                <w:rFonts w:ascii="Consolas" w:hAnsi="Consolas"/>
+                <w:rFonts w:ascii="Georgia" w:hAnsi="Georgia"/>
                 <w:b/>
-                <w:color w:val="0B613D"/>
-                <w:sz w:val="30"/>
+                <w:color w:val="9A2D0B"/>
+                <w:sz w:val="28"/>
               </w:rPr>
               <w:t>Ask a Better Question</w:t>
             </w:r>
           </w:p>
           <w:p>
             <w:pPr>
-              <w:spacing w:after="140" w:line="269" w:lineRule="auto"/>
+              <w:spacing w:after="140" w:line="259" w:lineRule="auto"/>
+              <w:ind w:right="0"/>
             </w:pPr>
             <w:r>
               <w:rPr>
-                <w:rFonts w:ascii="Consolas" w:hAnsi="Consolas"/>
+                <w:rFonts w:ascii="Georgia" w:hAnsi="Georgia"/>
                 <w:b w:val="0"/>
                 <w:color w:val="17212B"/>
-                <w:sz w:val="22"/>
+                <w:sz w:val="21"/>
               </w:rPr>
               <w:t>How would compaction change the result? Plan one change at a time and state which measurement would answer your question.</w:t>
             </w:r>
@@ -458,22 +475,37 @@
     </w:tbl>
     <w:p>
       <w:pPr>
-        <w:spacing w:after="140" w:line="269" w:lineRule="auto"/>
+        <w:spacing w:after="140" w:line="259" w:lineRule="auto"/>
       </w:pPr>
       <w:r>
         <w:rPr>
-          <w:rFonts w:ascii="Consolas" w:hAnsi="Consolas"/>
+          <w:rFonts w:ascii="Georgia" w:hAnsi="Georgia"/>
           <w:b/>
-          <w:color w:val="0B613D"/>
-          <w:sz w:val="20"/>
+          <w:color w:val="9A2D0B"/>
+          <w:sz w:val="28"/>
+        </w:rPr>
+        <w:t>240 mL / the same water volume for every sample</w:t>
+      </w:r>
+    </w:p>
+    <w:p>
+      <w:pPr>
+        <w:spacing w:after="140" w:line="259" w:lineRule="auto"/>
+      </w:pPr>
+      <w:r>
+        <w:rPr>
+          <w:rFonts w:ascii="Georgia" w:hAnsi="Georgia"/>
+          <w:b/>
+          <w:color w:val="9A2D0B"/>
+          <w:sz w:val="18"/>
         </w:rPr>
         <w:t>Synthetic classroom observations · Follow your teacher's safety instructions.</w:t>
       </w:r>
     </w:p>
     <w:sectPr>
       <w:footerReference w:type="default" r:id="rId9"/>
-      <w:pgSz w:w="16848" w:h="11952"/>
-      <w:pgMar w:top="792" w:right="864" w:bottom="792" w:left="864" w:header="720" w:footer="720" w:gutter="0"/>
+      <w:headerReference w:type="default" r:id="rId10"/>
+      <w:pgSz w:w="11952" w:h="16848"/>
+      <w:pgMar w:top="691" w:right="792" w:bottom="691" w:left="792" w:header="720" w:footer="720" w:gutter="0"/>
       <w:cols w:space="720"/>
       <w:docGrid w:linePitch="360"/>
     </w:sectPr>
@@ -490,19 +522,36 @@
   </w:p>
   <w:p>
     <w:pPr>
-      <w:spacing w:after="140" w:line="269" w:lineRule="auto"/>
+      <w:spacing w:after="140" w:line="259" w:lineRule="auto"/>
     </w:pPr>
     <w:r>
       <w:rPr>
-        <w:rFonts w:ascii="Consolas" w:hAnsi="Consolas"/>
+        <w:rFonts w:ascii="Georgia" w:hAnsi="Georgia"/>
         <w:b w:val="0"/>
         <w:color w:val="17212B"/>
         <w:sz w:val="16"/>
       </w:rPr>
-      <w:t>Fictional Worked Example / The Lab Bench / 01</w:t>
+      <w:t>Fictional Dazzler example / Apache-2.0 / Editable text and tables</w:t>
     </w:r>
   </w:p>
 </w:ftr>
+</file>
+
+<file path=word/header1.xml><?xml version="1.0" encoding="utf-8"?>
+<w:hdr xmlns:m="http://schemas.openxmlformats.org/officeDocument/2006/math" xmlns:mc="http://schemas.openxmlformats.org/markup-compatibility/2006" xmlns:mo="http://schemas.microsoft.com/office/mac/office/2008/main" xmlns:mv="urn:schemas-microsoft-com:mac:vml" xmlns:o="urn:schemas-microsoft-com:office:office" xmlns:r="http://schemas.openxmlformats.org/officeDocument/2006/relationships" xmlns:v="urn:schemas-microsoft-com:vml" xmlns:w10="urn:schemas-microsoft-com:office:word" xmlns:w14="http://schemas.microsoft.com/office/word/2010/wordml" xmlns:w="http://schemas.openxmlformats.org/wordprocessingml/2006/main" xmlns:wne="http://schemas.microsoft.com/office/word/2006/wordml" xmlns:wp14="http://schemas.microsoft.com/office/word/2010/wordprocessingDrawing" xmlns:wp="http://schemas.openxmlformats.org/drawingml/2006/wordprocessingDrawing" xmlns:wpc="http://schemas.microsoft.com/office/word/2010/wordprocessingCanvas" xmlns:wpg="http://schemas.microsoft.com/office/word/2010/wordprocessingGroup" xmlns:wpi="http://schemas.microsoft.com/office/word/2010/wordprocessingInk" xmlns:wps="http://schemas.microsoft.com/office/word/2010/wordprocessingShape" mc:Ignorable="w14 wp14">
+  <w:p>
+    <w:pPr>
+      <w:pStyle w:val="Header"/>
+    </w:pPr>
+    <w:r>
+      <w:pict>
+        <v:rect id="DazzlerPageSurface" style="position:absolute;margin-left:0;margin-top:0;width:597.6pt;height:842.4pt;z-index:-251654144;mso-position-horizontal-relative:page;mso-position-vertical-relative:page" fillcolor="#FFF5E4" stroked="f">
+          <v:fill color="#FFF5E4"/>
+        </v:rect>
+      </w:pict>
+    </w:r>
+  </w:p>
+</w:hdr>
 </file>
 
 <file path=word/numbering.xml><?xml version="1.0" encoding="utf-8"?>
@@ -868,9 +917,13 @@
     <w:name w:val="Normal"/>
     <w:qFormat/>
     <w:rsid w:val="00FC693F"/>
+    <w:pPr>
+      <w:spacing w:after="120"/>
+    </w:pPr>
     <w:rPr>
-      <w:rFonts w:ascii="Consolas" w:hAnsi="Consolas"/>
-      <w:sz w:val="22"/>
+      <w:rFonts w:ascii="Georgia" w:hAnsi="Georgia"/>
+      <w:color w:val="17212B"/>
+      <w:sz w:val="21"/>
     </w:rPr>
   </w:style>
   <w:style w:type="paragraph" w:styleId="Header">
@@ -887,10 +940,6 @@
       </w:tabs>
       <w:spacing w:after="0" w:line="240" w:lineRule="auto"/>
     </w:pPr>
-    <w:rPr>
-      <w:rFonts w:ascii="Consolas" w:hAnsi="Consolas"/>
-      <w:sz w:val="22"/>
-    </w:rPr>
   </w:style>
   <w:style w:type="character" w:customStyle="1" w:styleId="HeaderChar">
     <w:name w:val="Header Char"/>
@@ -913,10 +962,6 @@
       </w:tabs>
       <w:spacing w:after="0" w:line="240" w:lineRule="auto"/>
     </w:pPr>
-    <w:rPr>
-      <w:rFonts w:ascii="Consolas" w:hAnsi="Consolas"/>
-      <w:sz w:val="22"/>
-    </w:rPr>
   </w:style>
   <w:style w:type="character" w:customStyle="1" w:styleId="FooterChar">
     <w:name w:val="Footer Char"/>
@@ -936,15 +981,15 @@
     <w:pPr>
       <w:keepNext/>
       <w:keepLines/>
-      <w:spacing w:before="480" w:after="0"/>
+      <w:spacing w:before="480" w:after="120"/>
       <w:outlineLvl w:val="0"/>
     </w:pPr>
     <w:rPr>
-      <w:rFonts w:cstheme="majorBidi" w:ascii="Consolas" w:hAnsi="Consolas"/>
+      <w:rFonts w:asciiTheme="majorHAnsi" w:eastAsiaTheme="majorEastAsia" w:hAnsiTheme="majorHAnsi" w:cstheme="majorBidi" w:ascii="Georgia" w:hAnsi="Georgia"/>
       <w:b/>
       <w:bCs/>
-      <w:color w:val="365F91" w:themeColor="accent1" w:themeShade="BF"/>
-      <w:sz w:val="22"/>
+      <w:color w:val="17212B"/>
+      <w:sz w:val="21"/>
       <w:szCs w:val="28"/>
     </w:rPr>
   </w:style>
@@ -960,15 +1005,15 @@
     <w:pPr>
       <w:keepNext/>
       <w:keepLines/>
-      <w:spacing w:before="200" w:after="0"/>
+      <w:spacing w:before="200" w:after="120"/>
       <w:outlineLvl w:val="1"/>
     </w:pPr>
     <w:rPr>
-      <w:rFonts w:cstheme="majorBidi" w:ascii="Consolas" w:hAnsi="Consolas"/>
+      <w:rFonts w:asciiTheme="majorHAnsi" w:eastAsiaTheme="majorEastAsia" w:hAnsiTheme="majorHAnsi" w:cstheme="majorBidi" w:ascii="Georgia" w:hAnsi="Georgia"/>
       <w:b/>
       <w:bCs/>
-      <w:color w:val="4F81BD" w:themeColor="accent1"/>
-      <w:sz w:val="22"/>
+      <w:color w:val="17212B"/>
+      <w:sz w:val="21"/>
       <w:szCs w:val="26"/>
     </w:rPr>
   </w:style>
@@ -988,11 +1033,10 @@
       <w:outlineLvl w:val="2"/>
     </w:pPr>
     <w:rPr>
-      <w:rFonts w:cstheme="majorBidi" w:ascii="Consolas" w:hAnsi="Consolas"/>
+      <w:rFonts w:asciiTheme="majorHAnsi" w:eastAsiaTheme="majorEastAsia" w:hAnsiTheme="majorHAnsi" w:cstheme="majorBidi"/>
       <w:b/>
       <w:bCs/>
       <w:color w:val="4F81BD" w:themeColor="accent1"/>
-      <w:sz w:val="22"/>
     </w:rPr>
   </w:style>
   <w:style w:type="paragraph" w:styleId="Heading4">
@@ -1012,13 +1056,12 @@
       <w:outlineLvl w:val="3"/>
     </w:pPr>
     <w:rPr>
-      <w:rFonts w:cstheme="majorBidi" w:ascii="Consolas" w:hAnsi="Consolas"/>
+      <w:rFonts w:asciiTheme="majorHAnsi" w:eastAsiaTheme="majorEastAsia" w:hAnsiTheme="majorHAnsi" w:cstheme="majorBidi"/>
       <w:b/>
       <w:bCs/>
       <w:i/>
       <w:iCs/>
       <w:color w:val="4F81BD" w:themeColor="accent1"/>
-      <w:sz w:val="22"/>
     </w:rPr>
   </w:style>
   <w:style w:type="paragraph" w:styleId="Heading5">
@@ -1038,9 +1081,8 @@
       <w:outlineLvl w:val="4"/>
     </w:pPr>
     <w:rPr>
-      <w:rFonts w:cstheme="majorBidi" w:ascii="Consolas" w:hAnsi="Consolas"/>
+      <w:rFonts w:asciiTheme="majorHAnsi" w:eastAsiaTheme="majorEastAsia" w:hAnsiTheme="majorHAnsi" w:cstheme="majorBidi"/>
       <w:color w:val="243F60" w:themeColor="accent1" w:themeShade="7F"/>
-      <w:sz w:val="22"/>
     </w:rPr>
   </w:style>
   <w:style w:type="paragraph" w:styleId="Heading6">
@@ -1060,11 +1102,10 @@
       <w:outlineLvl w:val="5"/>
     </w:pPr>
     <w:rPr>
-      <w:rFonts w:cstheme="majorBidi" w:ascii="Consolas" w:hAnsi="Consolas"/>
+      <w:rFonts w:asciiTheme="majorHAnsi" w:eastAsiaTheme="majorEastAsia" w:hAnsiTheme="majorHAnsi" w:cstheme="majorBidi"/>
       <w:i/>
       <w:iCs/>
       <w:color w:val="243F60" w:themeColor="accent1" w:themeShade="7F"/>
-      <w:sz w:val="22"/>
     </w:rPr>
   </w:style>
   <w:style w:type="paragraph" w:styleId="Heading7">
@@ -1084,11 +1125,10 @@
       <w:outlineLvl w:val="6"/>
     </w:pPr>
     <w:rPr>
-      <w:rFonts w:cstheme="majorBidi" w:ascii="Consolas" w:hAnsi="Consolas"/>
+      <w:rFonts w:asciiTheme="majorHAnsi" w:eastAsiaTheme="majorEastAsia" w:hAnsiTheme="majorHAnsi" w:cstheme="majorBidi"/>
       <w:i/>
       <w:iCs/>
       <w:color w:val="404040" w:themeColor="text1" w:themeTint="BF"/>
-      <w:sz w:val="22"/>
     </w:rPr>
   </w:style>
   <w:style w:type="paragraph" w:styleId="Heading8">
@@ -1108,9 +1148,9 @@
       <w:outlineLvl w:val="7"/>
     </w:pPr>
     <w:rPr>
-      <w:rFonts w:cstheme="majorBidi" w:ascii="Consolas" w:hAnsi="Consolas"/>
+      <w:rFonts w:asciiTheme="majorHAnsi" w:eastAsiaTheme="majorEastAsia" w:hAnsiTheme="majorHAnsi" w:cstheme="majorBidi"/>
       <w:color w:val="4F81BD" w:themeColor="accent1"/>
-      <w:sz w:val="22"/>
+      <w:sz w:val="20"/>
       <w:szCs w:val="20"/>
     </w:rPr>
   </w:style>
@@ -1131,11 +1171,11 @@
       <w:outlineLvl w:val="8"/>
     </w:pPr>
     <w:rPr>
-      <w:rFonts w:cstheme="majorBidi" w:ascii="Consolas" w:hAnsi="Consolas"/>
+      <w:rFonts w:asciiTheme="majorHAnsi" w:eastAsiaTheme="majorEastAsia" w:hAnsiTheme="majorHAnsi" w:cstheme="majorBidi"/>
       <w:i/>
       <w:iCs/>
       <w:color w:val="404040" w:themeColor="text1" w:themeTint="BF"/>
-      <w:sz w:val="22"/>
+      <w:sz w:val="20"/>
       <w:szCs w:val="20"/>
     </w:rPr>
   </w:style>
@@ -1174,10 +1214,6 @@
     <w:pPr>
       <w:spacing w:after="0" w:line="240" w:lineRule="auto"/>
     </w:pPr>
-    <w:rPr>
-      <w:rFonts w:ascii="Consolas" w:hAnsi="Consolas"/>
-      <w:sz w:val="22"/>
-    </w:rPr>
   </w:style>
   <w:style w:type="character" w:customStyle="1" w:styleId="Heading1Char">
     <w:name w:val="Heading 1 Char"/>
@@ -1231,15 +1267,15 @@
     <w:qFormat/>
     <w:rsid w:val="00FC693F"/>
     <w:pPr>
-      <w:spacing w:after="300" w:line="240" w:lineRule="auto"/>
+      <w:spacing w:after="120" w:line="240" w:lineRule="auto"/>
       <w:contextualSpacing/>
     </w:pPr>
     <w:rPr>
-      <w:rFonts w:cstheme="majorBidi" w:ascii="Consolas" w:hAnsi="Consolas"/>
-      <w:color w:val="17365D" w:themeColor="text2" w:themeShade="BF"/>
+      <w:rFonts w:asciiTheme="majorHAnsi" w:eastAsiaTheme="majorEastAsia" w:hAnsiTheme="majorHAnsi" w:cstheme="majorBidi" w:ascii="Georgia" w:hAnsi="Georgia"/>
+      <w:color w:val="17212B"/>
       <w:spacing w:val="5"/>
       <w:kern w:val="28"/>
-      <w:sz w:val="22"/>
+      <w:sz w:val="21"/>
       <w:szCs w:val="52"/>
     </w:rPr>
   </w:style>
@@ -1272,12 +1308,12 @@
       </w:numPr>
     </w:pPr>
     <w:rPr>
-      <w:rFonts w:cstheme="majorBidi" w:ascii="Consolas" w:hAnsi="Consolas"/>
+      <w:rFonts w:asciiTheme="majorHAnsi" w:eastAsiaTheme="majorEastAsia" w:hAnsiTheme="majorHAnsi" w:cstheme="majorBidi"/>
       <w:i/>
       <w:iCs/>
       <w:color w:val="4F81BD" w:themeColor="accent1"/>
       <w:spacing w:val="15"/>
-      <w:sz w:val="22"/>
+      <w:sz w:val="24"/>
       <w:szCs w:val="24"/>
     </w:rPr>
   </w:style>
@@ -1307,10 +1343,6 @@
       <w:ind w:left="720"/>
       <w:contextualSpacing/>
     </w:pPr>
-    <w:rPr>
-      <w:rFonts w:ascii="Consolas" w:hAnsi="Consolas"/>
-      <w:sz w:val="22"/>
-    </w:rPr>
   </w:style>
   <w:style w:type="paragraph" w:styleId="BodyText">
     <w:name w:val="Body Text"/>
@@ -1322,10 +1354,6 @@
     <w:pPr>
       <w:spacing w:after="120"/>
     </w:pPr>
-    <w:rPr>
-      <w:rFonts w:ascii="Consolas" w:hAnsi="Consolas"/>
-      <w:sz w:val="22"/>
-    </w:rPr>
   </w:style>
   <w:style w:type="character" w:customStyle="1" w:styleId="BodyTextChar">
     <w:name w:val="Body Text Char"/>
@@ -1344,10 +1372,6 @@
     <w:pPr>
       <w:spacing w:after="120" w:line="480" w:lineRule="auto"/>
     </w:pPr>
-    <w:rPr>
-      <w:rFonts w:ascii="Consolas" w:hAnsi="Consolas"/>
-      <w:sz w:val="22"/>
-    </w:rPr>
   </w:style>
   <w:style w:type="character" w:customStyle="1" w:styleId="BodyText2Char">
     <w:name w:val="Body Text 2 Char"/>
@@ -1367,8 +1391,7 @@
       <w:spacing w:after="120"/>
     </w:pPr>
     <w:rPr>
-      <w:rFonts w:ascii="Consolas" w:hAnsi="Consolas"/>
-      <w:sz w:val="22"/>
+      <w:sz w:val="16"/>
       <w:szCs w:val="16"/>
     </w:rPr>
   </w:style>
@@ -1393,10 +1416,6 @@
       <w:ind w:left="360" w:hanging="360"/>
       <w:contextualSpacing/>
     </w:pPr>
-    <w:rPr>
-      <w:rFonts w:ascii="Consolas" w:hAnsi="Consolas"/>
-      <w:sz w:val="22"/>
-    </w:rPr>
   </w:style>
   <w:style w:type="paragraph" w:styleId="List2">
     <w:name w:val="List 2"/>
@@ -1408,10 +1427,6 @@
       <w:ind w:left="720" w:hanging="360"/>
       <w:contextualSpacing/>
     </w:pPr>
-    <w:rPr>
-      <w:rFonts w:ascii="Consolas" w:hAnsi="Consolas"/>
-      <w:sz w:val="22"/>
-    </w:rPr>
   </w:style>
   <w:style w:type="paragraph" w:styleId="List3">
     <w:name w:val="List 3"/>
@@ -1423,10 +1438,6 @@
       <w:ind w:left="1080" w:hanging="360"/>
       <w:contextualSpacing/>
     </w:pPr>
-    <w:rPr>
-      <w:rFonts w:ascii="Consolas" w:hAnsi="Consolas"/>
-      <w:sz w:val="22"/>
-    </w:rPr>
   </w:style>
   <w:style w:type="paragraph" w:styleId="ListBullet">
     <w:name w:val="List Bullet"/>
@@ -1440,10 +1451,6 @@
       </w:numPr>
       <w:contextualSpacing/>
     </w:pPr>
-    <w:rPr>
-      <w:rFonts w:ascii="Consolas" w:hAnsi="Consolas"/>
-      <w:sz w:val="22"/>
-    </w:rPr>
   </w:style>
   <w:style w:type="paragraph" w:styleId="ListBullet2">
     <w:name w:val="List Bullet 2"/>
@@ -1457,10 +1464,6 @@
       </w:numPr>
       <w:contextualSpacing/>
     </w:pPr>
-    <w:rPr>
-      <w:rFonts w:ascii="Consolas" w:hAnsi="Consolas"/>
-      <w:sz w:val="22"/>
-    </w:rPr>
   </w:style>
   <w:style w:type="paragraph" w:styleId="ListBullet3">
     <w:name w:val="List Bullet 3"/>
@@ -1474,10 +1477,6 @@
       </w:numPr>
       <w:contextualSpacing/>
     </w:pPr>
-    <w:rPr>
-      <w:rFonts w:ascii="Consolas" w:hAnsi="Consolas"/>
-      <w:sz w:val="22"/>
-    </w:rPr>
   </w:style>
   <w:style w:type="paragraph" w:styleId="ListNumber">
     <w:name w:val="List Number"/>
@@ -1491,10 +1490,6 @@
       </w:numPr>
       <w:contextualSpacing/>
     </w:pPr>
-    <w:rPr>
-      <w:rFonts w:ascii="Consolas" w:hAnsi="Consolas"/>
-      <w:sz w:val="22"/>
-    </w:rPr>
   </w:style>
   <w:style w:type="paragraph" w:styleId="ListNumber2">
     <w:name w:val="List Number 2"/>
@@ -1508,10 +1503,6 @@
       </w:numPr>
       <w:contextualSpacing/>
     </w:pPr>
-    <w:rPr>
-      <w:rFonts w:ascii="Consolas" w:hAnsi="Consolas"/>
-      <w:sz w:val="22"/>
-    </w:rPr>
   </w:style>
   <w:style w:type="paragraph" w:styleId="ListNumber3">
     <w:name w:val="List Number 3"/>
@@ -1525,10 +1516,6 @@
       </w:numPr>
       <w:contextualSpacing/>
     </w:pPr>
-    <w:rPr>
-      <w:rFonts w:ascii="Consolas" w:hAnsi="Consolas"/>
-      <w:sz w:val="22"/>
-    </w:rPr>
   </w:style>
   <w:style w:type="paragraph" w:styleId="ListContinue">
     <w:name w:val="List Continue"/>
@@ -1541,10 +1528,6 @@
       <w:ind w:left="360"/>
       <w:contextualSpacing/>
     </w:pPr>
-    <w:rPr>
-      <w:rFonts w:ascii="Consolas" w:hAnsi="Consolas"/>
-      <w:sz w:val="22"/>
-    </w:rPr>
   </w:style>
   <w:style w:type="paragraph" w:styleId="ListContinue2">
     <w:name w:val="List Continue 2"/>
@@ -1557,10 +1540,6 @@
       <w:ind w:left="720"/>
       <w:contextualSpacing/>
     </w:pPr>
-    <w:rPr>
-      <w:rFonts w:ascii="Consolas" w:hAnsi="Consolas"/>
-      <w:sz w:val="22"/>
-    </w:rPr>
   </w:style>
   <w:style w:type="paragraph" w:styleId="ListContinue3">
     <w:name w:val="List Continue 3"/>
@@ -1573,10 +1552,6 @@
       <w:ind w:left="1080"/>
       <w:contextualSpacing/>
     </w:pPr>
-    <w:rPr>
-      <w:rFonts w:ascii="Consolas" w:hAnsi="Consolas"/>
-      <w:sz w:val="22"/>
-    </w:rPr>
   </w:style>
   <w:style w:type="paragraph" w:styleId="MacroText">
     <w:name w:val="macro"/>
@@ -1596,8 +1571,8 @@
       </w:tabs>
     </w:pPr>
     <w:rPr>
-      <w:rFonts w:ascii="Consolas" w:hAnsi="Consolas"/>
-      <w:sz w:val="22"/>
+      <w:rFonts w:ascii="Courier" w:hAnsi="Courier"/>
+      <w:sz w:val="20"/>
       <w:szCs w:val="20"/>
     </w:rPr>
   </w:style>
@@ -1622,11 +1597,9 @@
     <w:qFormat/>
     <w:rsid w:val="00FC693F"/>
     <w:rPr>
-      <w:rFonts w:ascii="Consolas" w:hAnsi="Consolas"/>
       <w:i/>
       <w:iCs/>
       <w:color w:val="000000" w:themeColor="text1"/>
-      <w:sz w:val="22"/>
     </w:rPr>
   </w:style>
   <w:style w:type="character" w:customStyle="1" w:styleId="QuoteChar">
@@ -1740,11 +1713,10 @@
       <w:spacing w:line="240" w:lineRule="auto"/>
     </w:pPr>
     <w:rPr>
-      <w:rFonts w:ascii="Consolas" w:hAnsi="Consolas"/>
       <w:b/>
       <w:bCs/>
       <w:color w:val="4F81BD" w:themeColor="accent1"/>
-      <w:sz w:val="22"/>
+      <w:sz w:val="18"/>
       <w:szCs w:val="18"/>
     </w:rPr>
   </w:style>
@@ -1783,13 +1755,11 @@
       <w:ind w:left="936" w:right="936"/>
     </w:pPr>
     <w:rPr>
-      <w:rFonts w:ascii="Consolas" w:hAnsi="Consolas"/>
       <w:b/>
       <w:bCs/>
       <w:i/>
       <w:iCs/>
       <w:color w:val="4F81BD" w:themeColor="accent1"/>
-      <w:sz w:val="22"/>
     </w:rPr>
   </w:style>
   <w:style w:type="character" w:customStyle="1" w:styleId="IntenseQuoteChar">
@@ -1884,10 +1854,6 @@
     <w:pPr>
       <w:outlineLvl w:val="9"/>
     </w:pPr>
-    <w:rPr>
-      <w:rFonts w:ascii="Consolas" w:hAnsi="Consolas"/>
-      <w:sz w:val="22"/>
-    </w:rPr>
   </w:style>
   <w:style w:type="table" w:styleId="TableGrid">
     <w:name w:val="Table Grid"/>

--- a/skills/dazzler-frontend/assets/templates/docx/school.docx
+++ b/skills/dazzler-frontend/assets/templates/docx/school.docx
@@ -8,122 +8,306 @@
       </w:pPr>
       <w:r>
         <w:rPr>
-          <w:rFonts w:ascii="Georgia" w:hAnsi="Georgia"/>
+          <w:rFonts w:ascii="Consolas" w:hAnsi="Consolas"/>
           <w:b/>
-          <w:color w:val="9A2D0B"/>
+          <w:color w:val="713124"/>
           <w:sz w:val="18"/>
         </w:rPr>
         <w:t>FIELD SCIENCE / YEAR 8</w:t>
       </w:r>
     </w:p>
-    <w:p>
-      <w:pPr>
-        <w:pStyle w:val="Title"/>
-        <w:spacing w:after="140" w:line="259" w:lineRule="auto"/>
-      </w:pPr>
-      <w:r>
-        <w:rPr>
-          <w:rFonts w:ascii="Georgia" w:hAnsi="Georgia"/>
-          <w:b/>
-          <w:color w:val="17212B"/>
-          <w:sz w:val="60"/>
-        </w:rPr>
-        <w:t>Rain Garden Observation Notebook</w:t>
-      </w:r>
-    </w:p>
-    <w:p>
-      <w:pPr>
-        <w:spacing w:after="140" w:line="259" w:lineRule="auto"/>
-      </w:pPr>
-      <w:r>
-        <w:rPr>
-          <w:rFonts w:ascii="Georgia" w:hAnsi="Georgia"/>
-          <w:b/>
-          <w:color w:val="9A2D0B"/>
-          <w:sz w:val="24"/>
-        </w:rPr>
-        <w:t>Compare drainage time in three soil samples. Record what happened before deciding why.</w:t>
-      </w:r>
-    </w:p>
-    <w:p>
-      <w:pPr>
-        <w:spacing w:after="140" w:line="259" w:lineRule="auto"/>
-      </w:pPr>
-      <w:r>
-        <w:rPr>
-          <w:rFonts w:ascii="Georgia" w:hAnsi="Georgia"/>
-          <w:b/>
-          <w:color w:val="9A2D0B"/>
-          <w:sz w:val="20"/>
-        </w:rPr>
-        <w:t>OBSERVATION 01</w:t>
-      </w:r>
-    </w:p>
-    <w:p>
-      <w:pPr>
-        <w:spacing w:after="140" w:line="259" w:lineRule="auto"/>
-        <w:ind w:right="4278"/>
-      </w:pPr>
-      <w:r>
-        <w:rPr>
-          <w:rFonts w:ascii="Georgia" w:hAnsi="Georgia"/>
-          <w:b w:val="0"/>
-          <w:color w:val="17212B"/>
-          <w:sz w:val="21"/>
-        </w:rPr>
-        <w:t>In this fictional classroom investigation, three equal containers hold sand, garden soil and clay-rich soil. Each receives the same water volume; students time the first 100 mL collected.</w:t>
-      </w:r>
-    </w:p>
-    <w:p>
-      <w:pPr>
-        <w:pStyle w:val="Heading1"/>
-        <w:spacing w:after="140" w:line="259" w:lineRule="auto"/>
-      </w:pPr>
-      <w:r>
-        <w:rPr>
-          <w:rFonts w:ascii="Georgia" w:hAnsi="Georgia"/>
-          <w:b/>
-          <w:color w:val="9A2D0B"/>
-          <w:sz w:val="28"/>
-        </w:rPr>
-        <w:t>Keep the Test Fair</w:t>
-      </w:r>
-    </w:p>
-    <w:p>
-      <w:pPr>
-        <w:spacing w:after="140" w:line="259" w:lineRule="auto"/>
-        <w:ind w:right="4278"/>
-      </w:pPr>
-      <w:r>
-        <w:rPr>
-          <w:rFonts w:ascii="Georgia" w:hAnsi="Georgia"/>
-          <w:b w:val="0"/>
-          <w:color w:val="17212B"/>
-          <w:sz w:val="21"/>
-        </w:rPr>
-        <w:t>Use the same container size, water volume and timing method. Repeat each sample three times. Describe any spills or delayed starts.</w:t>
-      </w:r>
-    </w:p>
     <w:tbl>
       <w:tblPr>
         <w:tblW w:type="auto" w:w="0"/>
+        <w:tblLayout w:type="fixed"/>
         <w:tblLook w:firstColumn="1" w:firstRow="1" w:lastColumn="0" w:lastRow="0" w:noHBand="0" w:noVBand="1" w:val="04A0"/>
       </w:tblPr>
       <w:tblGrid>
-        <w:gridCol w:w="3456"/>
-        <w:gridCol w:w="3456"/>
-        <w:gridCol w:w="3456"/>
+        <w:gridCol w:w="7488"/>
+        <w:gridCol w:w="7488"/>
       </w:tblGrid>
       <w:tr>
-        <w:trPr>
-          <w:tblHeader/>
-          <w:cantSplit/>
-        </w:trPr>
         <w:tc>
           <w:tcPr>
-            <w:tcW w:type="dxa" w:w="3456"/>
-            <w:shd w:fill="9A2D0B"/>
+            <w:tcW w:type="dxa" w:w="7488"/>
           </w:tcPr>
+          <w:p/>
+          <w:tbl>
+            <w:tblPr>
+              <w:tblW w:type="auto" w:w="0"/>
+              <w:tblLayout w:type="autofit"/>
+              <w:tblLook w:firstColumn="1" w:firstRow="1" w:lastColumn="0" w:lastRow="0" w:noHBand="0" w:noVBand="1" w:val="04A0"/>
+            </w:tblPr>
+            <w:tblGrid>
+              <w:gridCol w:w="2496"/>
+              <w:gridCol w:w="2496"/>
+              <w:gridCol w:w="2496"/>
+            </w:tblGrid>
+            <w:tr>
+              <w:trPr>
+                <w:tblHeader/>
+                <w:cantSplit/>
+              </w:trPr>
+              <w:tc>
+                <w:tcPr>
+                  <w:tcW w:type="dxa" w:w="2496"/>
+                  <w:shd w:fill="713124"/>
+                </w:tcPr>
+                <w:p/>
+                <w:p>
+                  <w:pPr>
+                    <w:spacing w:after="140" w:line="259" w:lineRule="auto"/>
+                  </w:pPr>
+                  <w:r>
+                    <w:rPr>
+                      <w:rFonts w:ascii="Consolas" w:hAnsi="Consolas"/>
+                      <w:b/>
+                      <w:color w:val="FFFFFF"/>
+                      <w:sz w:val="20"/>
+                    </w:rPr>
+                    <w:t>Sample</w:t>
+                  </w:r>
+                </w:p>
+              </w:tc>
+              <w:tc>
+                <w:tcPr>
+                  <w:tcW w:type="dxa" w:w="2496"/>
+                  <w:shd w:fill="713124"/>
+                </w:tcPr>
+                <w:p/>
+                <w:p>
+                  <w:pPr>
+                    <w:spacing w:after="140" w:line="259" w:lineRule="auto"/>
+                  </w:pPr>
+                  <w:r>
+                    <w:rPr>
+                      <w:rFonts w:ascii="Consolas" w:hAnsi="Consolas"/>
+                      <w:b/>
+                      <w:color w:val="FFFFFF"/>
+                      <w:sz w:val="20"/>
+                    </w:rPr>
+                    <w:t>Trial Times</w:t>
+                  </w:r>
+                </w:p>
+              </w:tc>
+              <w:tc>
+                <w:tcPr>
+                  <w:tcW w:type="dxa" w:w="2496"/>
+                  <w:shd w:fill="713124"/>
+                </w:tcPr>
+                <w:p/>
+                <w:p>
+                  <w:pPr>
+                    <w:spacing w:after="140" w:line="259" w:lineRule="auto"/>
+                  </w:pPr>
+                  <w:r>
+                    <w:rPr>
+                      <w:rFonts w:ascii="Consolas" w:hAnsi="Consolas"/>
+                      <w:b/>
+                      <w:color w:val="FFFFFF"/>
+                      <w:sz w:val="20"/>
+                    </w:rPr>
+                    <w:t>Median</w:t>
+                  </w:r>
+                </w:p>
+              </w:tc>
+            </w:tr>
+            <w:tr>
+              <w:trPr>
+                <w:cantSplit/>
+              </w:trPr>
+              <w:tc>
+                <w:tcPr>
+                  <w:tcW w:type="dxa" w:w="2496"/>
+                </w:tcPr>
+                <w:p/>
+                <w:p>
+                  <w:pPr>
+                    <w:spacing w:after="140" w:line="259" w:lineRule="auto"/>
+                  </w:pPr>
+                  <w:r>
+                    <w:rPr>
+                      <w:rFonts w:ascii="Consolas" w:hAnsi="Consolas"/>
+                      <w:b w:val="0"/>
+                      <w:color w:val="17212B"/>
+                      <w:sz w:val="20"/>
+                    </w:rPr>
+                    <w:t>Sand</w:t>
+                  </w:r>
+                </w:p>
+              </w:tc>
+              <w:tc>
+                <w:tcPr>
+                  <w:tcW w:type="dxa" w:w="2496"/>
+                </w:tcPr>
+                <w:p/>
+                <w:p>
+                  <w:pPr>
+                    <w:spacing w:after="140" w:line="259" w:lineRule="auto"/>
+                  </w:pPr>
+                  <w:r>
+                    <w:rPr>
+                      <w:rFonts w:ascii="Consolas" w:hAnsi="Consolas"/>
+                      <w:b w:val="0"/>
+                      <w:color w:val="17212B"/>
+                      <w:sz w:val="20"/>
+                    </w:rPr>
+                    <w:t>38 / 41 / 40 sec</w:t>
+                  </w:r>
+                </w:p>
+              </w:tc>
+              <w:tc>
+                <w:tcPr>
+                  <w:tcW w:type="dxa" w:w="2496"/>
+                </w:tcPr>
+                <w:p/>
+                <w:p>
+                  <w:pPr>
+                    <w:spacing w:after="140" w:line="259" w:lineRule="auto"/>
+                  </w:pPr>
+                  <w:r>
+                    <w:rPr>
+                      <w:rFonts w:ascii="Consolas" w:hAnsi="Consolas"/>
+                      <w:b w:val="0"/>
+                      <w:color w:val="17212B"/>
+                      <w:sz w:val="20"/>
+                    </w:rPr>
+                    <w:t>40 sec</w:t>
+                  </w:r>
+                </w:p>
+              </w:tc>
+            </w:tr>
+            <w:tr>
+              <w:trPr>
+                <w:cantSplit/>
+              </w:trPr>
+              <w:tc>
+                <w:tcPr>
+                  <w:tcW w:type="dxa" w:w="2496"/>
+                </w:tcPr>
+                <w:p/>
+                <w:p>
+                  <w:pPr>
+                    <w:spacing w:after="140" w:line="259" w:lineRule="auto"/>
+                  </w:pPr>
+                  <w:r>
+                    <w:rPr>
+                      <w:rFonts w:ascii="Consolas" w:hAnsi="Consolas"/>
+                      <w:b w:val="0"/>
+                      <w:color w:val="17212B"/>
+                      <w:sz w:val="20"/>
+                    </w:rPr>
+                    <w:t>Garden soil</w:t>
+                  </w:r>
+                </w:p>
+              </w:tc>
+              <w:tc>
+                <w:tcPr>
+                  <w:tcW w:type="dxa" w:w="2496"/>
+                </w:tcPr>
+                <w:p/>
+                <w:p>
+                  <w:pPr>
+                    <w:spacing w:after="140" w:line="259" w:lineRule="auto"/>
+                  </w:pPr>
+                  <w:r>
+                    <w:rPr>
+                      <w:rFonts w:ascii="Consolas" w:hAnsi="Consolas"/>
+                      <w:b w:val="0"/>
+                      <w:color w:val="17212B"/>
+                      <w:sz w:val="20"/>
+                    </w:rPr>
+                    <w:t>84 / 90 / 87 sec</w:t>
+                  </w:r>
+                </w:p>
+              </w:tc>
+              <w:tc>
+                <w:tcPr>
+                  <w:tcW w:type="dxa" w:w="2496"/>
+                </w:tcPr>
+                <w:p/>
+                <w:p>
+                  <w:pPr>
+                    <w:spacing w:after="140" w:line="259" w:lineRule="auto"/>
+                  </w:pPr>
+                  <w:r>
+                    <w:rPr>
+                      <w:rFonts w:ascii="Consolas" w:hAnsi="Consolas"/>
+                      <w:b w:val="0"/>
+                      <w:color w:val="17212B"/>
+                      <w:sz w:val="20"/>
+                    </w:rPr>
+                    <w:t>87 sec</w:t>
+                  </w:r>
+                </w:p>
+              </w:tc>
+            </w:tr>
+            <w:tr>
+              <w:trPr>
+                <w:cantSplit/>
+              </w:trPr>
+              <w:tc>
+                <w:tcPr>
+                  <w:tcW w:type="dxa" w:w="2496"/>
+                </w:tcPr>
+                <w:p/>
+                <w:p>
+                  <w:pPr>
+                    <w:spacing w:after="140" w:line="259" w:lineRule="auto"/>
+                  </w:pPr>
+                  <w:r>
+                    <w:rPr>
+                      <w:rFonts w:ascii="Consolas" w:hAnsi="Consolas"/>
+                      <w:b w:val="0"/>
+                      <w:color w:val="17212B"/>
+                      <w:sz w:val="20"/>
+                    </w:rPr>
+                    <w:t>Clay-rich soil</w:t>
+                  </w:r>
+                </w:p>
+              </w:tc>
+              <w:tc>
+                <w:tcPr>
+                  <w:tcW w:type="dxa" w:w="2496"/>
+                </w:tcPr>
+                <w:p/>
+                <w:p>
+                  <w:pPr>
+                    <w:spacing w:after="140" w:line="259" w:lineRule="auto"/>
+                  </w:pPr>
+                  <w:r>
+                    <w:rPr>
+                      <w:rFonts w:ascii="Consolas" w:hAnsi="Consolas"/>
+                      <w:b w:val="0"/>
+                      <w:color w:val="17212B"/>
+                      <w:sz w:val="20"/>
+                    </w:rPr>
+                    <w:t>165 / 172 / 168 sec</w:t>
+                  </w:r>
+                </w:p>
+              </w:tc>
+              <w:tc>
+                <w:tcPr>
+                  <w:tcW w:type="dxa" w:w="2496"/>
+                </w:tcPr>
+                <w:p/>
+                <w:p>
+                  <w:pPr>
+                    <w:spacing w:after="140" w:line="259" w:lineRule="auto"/>
+                  </w:pPr>
+                  <w:r>
+                    <w:rPr>
+                      <w:rFonts w:ascii="Consolas" w:hAnsi="Consolas"/>
+                      <w:b w:val="0"/>
+                      <w:color w:val="17212B"/>
+                      <w:sz w:val="20"/>
+                    </w:rPr>
+                    <w:t>168 sec</w:t>
+                  </w:r>
+                </w:p>
+              </w:tc>
+            </w:tr>
+          </w:tbl>
           <w:p/>
           <w:p>
             <w:pPr>
@@ -131,258 +315,76 @@
             </w:pPr>
             <w:r>
               <w:rPr>
-                <w:rFonts w:ascii="Georgia" w:hAnsi="Georgia"/>
+                <w:rFonts w:ascii="Consolas" w:hAnsi="Consolas"/>
                 <w:b/>
-                <w:color w:val="FFFFFF"/>
-                <w:sz w:val="18"/>
+                <w:color w:val="713124"/>
+                <w:sz w:val="50"/>
               </w:rPr>
-              <w:t>Sample</w:t>
+              <w:t>240 mL</w:t>
             </w:r>
           </w:p>
-        </w:tc>
-        <w:tc>
-          <w:tcPr>
-            <w:tcW w:type="dxa" w:w="3456"/>
-            <w:shd w:fill="9A2D0B"/>
-          </w:tcPr>
-          <w:p/>
           <w:p>
             <w:pPr>
               <w:spacing w:after="140" w:line="259" w:lineRule="auto"/>
             </w:pPr>
             <w:r>
               <w:rPr>
-                <w:rFonts w:ascii="Georgia" w:hAnsi="Georgia"/>
-                <w:b/>
-                <w:color w:val="FFFFFF"/>
-                <w:sz w:val="18"/>
+                <w:rFonts w:ascii="Consolas" w:hAnsi="Consolas"/>
+                <w:b w:val="0"/>
+                <w:color w:val="17212B"/>
+                <w:sz w:val="22"/>
               </w:rPr>
-              <w:t>Trial Times</w:t>
+              <w:t>the same water volume for every sample</w:t>
             </w:r>
           </w:p>
         </w:tc>
         <w:tc>
           <w:tcPr>
-            <w:tcW w:type="dxa" w:w="3456"/>
-            <w:shd w:fill="9A2D0B"/>
+            <w:tcW w:type="dxa" w:w="7488"/>
           </w:tcPr>
           <w:p/>
+          <w:p>
+            <w:pPr>
+              <w:pStyle w:val="Title"/>
+              <w:spacing w:after="140" w:line="259" w:lineRule="auto"/>
+            </w:pPr>
+            <w:r>
+              <w:rPr>
+                <w:rFonts w:ascii="Consolas" w:hAnsi="Consolas"/>
+                <w:b/>
+                <w:color w:val="17212B"/>
+                <w:sz w:val="54"/>
+              </w:rPr>
+              <w:t>Rain Garden Observation Notebook</w:t>
+            </w:r>
+          </w:p>
           <w:p>
             <w:pPr>
               <w:spacing w:after="140" w:line="259" w:lineRule="auto"/>
             </w:pPr>
             <w:r>
               <w:rPr>
-                <w:rFonts w:ascii="Georgia" w:hAnsi="Georgia"/>
+                <w:rFonts w:ascii="Consolas" w:hAnsi="Consolas"/>
                 <w:b/>
-                <w:color w:val="FFFFFF"/>
-                <w:sz w:val="18"/>
+                <w:color w:val="713124"/>
+                <w:sz w:val="22"/>
               </w:rPr>
-              <w:t>Median</w:t>
+              <w:t>Compare drainage time in three soil samples. Record what happened before deciding why.</w:t>
             </w:r>
           </w:p>
-        </w:tc>
-      </w:tr>
-      <w:tr>
-        <w:trPr>
-          <w:cantSplit/>
-        </w:trPr>
-        <w:tc>
-          <w:tcPr>
-            <w:tcW w:type="dxa" w:w="3456"/>
-            <w:shd w:fill="FFFFFF"/>
-          </w:tcPr>
-          <w:p/>
           <w:p>
             <w:pPr>
               <w:spacing w:after="140" w:line="259" w:lineRule="auto"/>
+              <w:ind w:right="668"/>
             </w:pPr>
             <w:r>
               <w:rPr>
-                <w:rFonts w:ascii="Georgia" w:hAnsi="Georgia"/>
+                <w:rFonts w:ascii="Consolas" w:hAnsi="Consolas"/>
                 <w:b w:val="0"/>
                 <w:color w:val="17212B"/>
-                <w:sz w:val="18"/>
+                <w:sz w:val="22"/>
               </w:rPr>
-              <w:t>Sand</w:t>
-            </w:r>
-          </w:p>
-        </w:tc>
-        <w:tc>
-          <w:tcPr>
-            <w:tcW w:type="dxa" w:w="3456"/>
-            <w:shd w:fill="FFFFFF"/>
-          </w:tcPr>
-          <w:p/>
-          <w:p>
-            <w:pPr>
-              <w:spacing w:after="140" w:line="259" w:lineRule="auto"/>
-            </w:pPr>
-            <w:r>
-              <w:rPr>
-                <w:rFonts w:ascii="Georgia" w:hAnsi="Georgia"/>
-                <w:b w:val="0"/>
-                <w:color w:val="17212B"/>
-                <w:sz w:val="18"/>
-              </w:rPr>
-              <w:t>38 / 41 / 40 sec</w:t>
-            </w:r>
-          </w:p>
-        </w:tc>
-        <w:tc>
-          <w:tcPr>
-            <w:tcW w:type="dxa" w:w="3456"/>
-            <w:shd w:fill="FFFFFF"/>
-          </w:tcPr>
-          <w:p/>
-          <w:p>
-            <w:pPr>
-              <w:spacing w:after="140" w:line="259" w:lineRule="auto"/>
-            </w:pPr>
-            <w:r>
-              <w:rPr>
-                <w:rFonts w:ascii="Georgia" w:hAnsi="Georgia"/>
-                <w:b w:val="0"/>
-                <w:color w:val="17212B"/>
-                <w:sz w:val="18"/>
-              </w:rPr>
-              <w:t>40 sec</w:t>
-            </w:r>
-          </w:p>
-        </w:tc>
-      </w:tr>
-      <w:tr>
-        <w:trPr>
-          <w:cantSplit/>
-        </w:trPr>
-        <w:tc>
-          <w:tcPr>
-            <w:tcW w:type="dxa" w:w="3456"/>
-            <w:shd w:fill="FFFFFF"/>
-          </w:tcPr>
-          <w:p/>
-          <w:p>
-            <w:pPr>
-              <w:spacing w:after="140" w:line="259" w:lineRule="auto"/>
-            </w:pPr>
-            <w:r>
-              <w:rPr>
-                <w:rFonts w:ascii="Georgia" w:hAnsi="Georgia"/>
-                <w:b w:val="0"/>
-                <w:color w:val="17212B"/>
-                <w:sz w:val="18"/>
-              </w:rPr>
-              <w:t>Garden soil</w:t>
-            </w:r>
-          </w:p>
-        </w:tc>
-        <w:tc>
-          <w:tcPr>
-            <w:tcW w:type="dxa" w:w="3456"/>
-            <w:shd w:fill="FFFFFF"/>
-          </w:tcPr>
-          <w:p/>
-          <w:p>
-            <w:pPr>
-              <w:spacing w:after="140" w:line="259" w:lineRule="auto"/>
-            </w:pPr>
-            <w:r>
-              <w:rPr>
-                <w:rFonts w:ascii="Georgia" w:hAnsi="Georgia"/>
-                <w:b w:val="0"/>
-                <w:color w:val="17212B"/>
-                <w:sz w:val="18"/>
-              </w:rPr>
-              <w:t>84 / 90 / 87 sec</w:t>
-            </w:r>
-          </w:p>
-        </w:tc>
-        <w:tc>
-          <w:tcPr>
-            <w:tcW w:type="dxa" w:w="3456"/>
-            <w:shd w:fill="FFFFFF"/>
-          </w:tcPr>
-          <w:p/>
-          <w:p>
-            <w:pPr>
-              <w:spacing w:after="140" w:line="259" w:lineRule="auto"/>
-            </w:pPr>
-            <w:r>
-              <w:rPr>
-                <w:rFonts w:ascii="Georgia" w:hAnsi="Georgia"/>
-                <w:b w:val="0"/>
-                <w:color w:val="17212B"/>
-                <w:sz w:val="18"/>
-              </w:rPr>
-              <w:t>87 sec</w:t>
-            </w:r>
-          </w:p>
-        </w:tc>
-      </w:tr>
-      <w:tr>
-        <w:trPr>
-          <w:cantSplit/>
-        </w:trPr>
-        <w:tc>
-          <w:tcPr>
-            <w:tcW w:type="dxa" w:w="3456"/>
-            <w:shd w:fill="FFFFFF"/>
-          </w:tcPr>
-          <w:p/>
-          <w:p>
-            <w:pPr>
-              <w:spacing w:after="140" w:line="259" w:lineRule="auto"/>
-            </w:pPr>
-            <w:r>
-              <w:rPr>
-                <w:rFonts w:ascii="Georgia" w:hAnsi="Georgia"/>
-                <w:b w:val="0"/>
-                <w:color w:val="17212B"/>
-                <w:sz w:val="18"/>
-              </w:rPr>
-              <w:t>Clay-rich soil</w:t>
-            </w:r>
-          </w:p>
-        </w:tc>
-        <w:tc>
-          <w:tcPr>
-            <w:tcW w:type="dxa" w:w="3456"/>
-            <w:shd w:fill="FFFFFF"/>
-          </w:tcPr>
-          <w:p/>
-          <w:p>
-            <w:pPr>
-              <w:spacing w:after="140" w:line="259" w:lineRule="auto"/>
-            </w:pPr>
-            <w:r>
-              <w:rPr>
-                <w:rFonts w:ascii="Georgia" w:hAnsi="Georgia"/>
-                <w:b w:val="0"/>
-                <w:color w:val="17212B"/>
-                <w:sz w:val="18"/>
-              </w:rPr>
-              <w:t>165 / 172 / 168 sec</w:t>
-            </w:r>
-          </w:p>
-        </w:tc>
-        <w:tc>
-          <w:tcPr>
-            <w:tcW w:type="dxa" w:w="3456"/>
-            <w:shd w:fill="FFFFFF"/>
-          </w:tcPr>
-          <w:p/>
-          <w:p>
-            <w:pPr>
-              <w:spacing w:after="140" w:line="259" w:lineRule="auto"/>
-            </w:pPr>
-            <w:r>
-              <w:rPr>
-                <w:rFonts w:ascii="Georgia" w:hAnsi="Georgia"/>
-                <w:b w:val="0"/>
-                <w:color w:val="17212B"/>
-                <w:sz w:val="18"/>
-              </w:rPr>
-              <w:t>168 sec</w:t>
+              <w:t>In this fictional classroom investigation, three equal containers hold sand, garden soil and clay-rich soil. Each receives the same water volume; students time the first 100 mL collected.</w:t>
             </w:r>
           </w:p>
         </w:tc>
@@ -395,13 +397,14 @@
         <w:tblLook w:firstColumn="1" w:firstRow="1" w:lastColumn="0" w:lastRow="0" w:noHBand="0" w:noVBand="1" w:val="04A0"/>
       </w:tblPr>
       <w:tblGrid>
-        <w:gridCol w:w="5040"/>
-        <w:gridCol w:w="5040"/>
+        <w:gridCol w:w="4968"/>
+        <w:gridCol w:w="4968"/>
+        <w:gridCol w:w="4968"/>
       </w:tblGrid>
       <w:tr>
         <w:tc>
           <w:tcPr>
-            <w:tcW w:type="dxa" w:w="5040"/>
+            <w:tcW w:type="dxa" w:w="4968"/>
           </w:tcPr>
           <w:p/>
           <w:p>
@@ -411,10 +414,46 @@
             </w:pPr>
             <w:r>
               <w:rPr>
-                <w:rFonts w:ascii="Georgia" w:hAnsi="Georgia"/>
+                <w:rFonts w:ascii="Consolas" w:hAnsi="Consolas"/>
                 <w:b/>
-                <w:color w:val="9A2D0B"/>
-                <w:sz w:val="28"/>
+                <w:color w:val="713124"/>
+                <w:sz w:val="26"/>
+              </w:rPr>
+              <w:t>Keep the Test Fair</w:t>
+            </w:r>
+          </w:p>
+          <w:p>
+            <w:pPr>
+              <w:spacing w:after="140" w:line="259" w:lineRule="auto"/>
+              <w:ind w:right="0"/>
+            </w:pPr>
+            <w:r>
+              <w:rPr>
+                <w:rFonts w:ascii="Consolas" w:hAnsi="Consolas"/>
+                <w:b w:val="0"/>
+                <w:color w:val="17212B"/>
+                <w:sz w:val="22"/>
+              </w:rPr>
+              <w:t>Use the same container size, water volume and timing method. Repeat each sample three times. Describe any spills or delayed starts.</w:t>
+            </w:r>
+          </w:p>
+        </w:tc>
+        <w:tc>
+          <w:tcPr>
+            <w:tcW w:type="dxa" w:w="4968"/>
+          </w:tcPr>
+          <w:p/>
+          <w:p>
+            <w:pPr>
+              <w:pStyle w:val="Heading1"/>
+              <w:spacing w:after="140" w:line="259" w:lineRule="auto"/>
+            </w:pPr>
+            <w:r>
+              <w:rPr>
+                <w:rFonts w:ascii="Consolas" w:hAnsi="Consolas"/>
+                <w:b/>
+                <w:color w:val="713124"/>
+                <w:sz w:val="26"/>
               </w:rPr>
               <w:t>Read the Pattern</w:t>
             </w:r>
@@ -426,10 +465,10 @@
             </w:pPr>
             <w:r>
               <w:rPr>
-                <w:rFonts w:ascii="Georgia" w:hAnsi="Georgia"/>
+                <w:rFonts w:ascii="Consolas" w:hAnsi="Consolas"/>
                 <w:b w:val="0"/>
                 <w:color w:val="17212B"/>
-                <w:sz w:val="21"/>
+                <w:sz w:val="22"/>
               </w:rPr>
               <w:t>Sand drained fastest in the sample results. The test measures this setup only; it does not establish how an entire garden will behave.</w:t>
             </w:r>
@@ -437,7 +476,7 @@
         </w:tc>
         <w:tc>
           <w:tcPr>
-            <w:tcW w:type="dxa" w:w="5040"/>
+            <w:tcW w:type="dxa" w:w="4968"/>
           </w:tcPr>
           <w:p/>
           <w:p>
@@ -447,10 +486,10 @@
             </w:pPr>
             <w:r>
               <w:rPr>
-                <w:rFonts w:ascii="Georgia" w:hAnsi="Georgia"/>
+                <w:rFonts w:ascii="Consolas" w:hAnsi="Consolas"/>
                 <w:b/>
-                <w:color w:val="9A2D0B"/>
-                <w:sz w:val="28"/>
+                <w:color w:val="713124"/>
+                <w:sz w:val="26"/>
               </w:rPr>
               <w:t>Ask a Better Question</w:t>
             </w:r>
@@ -462,10 +501,10 @@
             </w:pPr>
             <w:r>
               <w:rPr>
-                <w:rFonts w:ascii="Georgia" w:hAnsi="Georgia"/>
+                <w:rFonts w:ascii="Consolas" w:hAnsi="Consolas"/>
                 <w:b w:val="0"/>
                 <w:color w:val="17212B"/>
-                <w:sz w:val="21"/>
+                <w:sz w:val="22"/>
               </w:rPr>
               <w:t>How would compaction change the result? Plan one change at a time and state which measurement would answer your question.</w:t>
             </w:r>
@@ -479,23 +518,9 @@
       </w:pPr>
       <w:r>
         <w:rPr>
-          <w:rFonts w:ascii="Georgia" w:hAnsi="Georgia"/>
+          <w:rFonts w:ascii="Consolas" w:hAnsi="Consolas"/>
           <w:b/>
-          <w:color w:val="9A2D0B"/>
-          <w:sz w:val="28"/>
-        </w:rPr>
-        <w:t>240 mL / the same water volume for every sample</w:t>
-      </w:r>
-    </w:p>
-    <w:p>
-      <w:pPr>
-        <w:spacing w:after="140" w:line="259" w:lineRule="auto"/>
-      </w:pPr>
-      <w:r>
-        <w:rPr>
-          <w:rFonts w:ascii="Georgia" w:hAnsi="Georgia"/>
-          <w:b/>
-          <w:color w:val="9A2D0B"/>
+          <w:color w:val="713124"/>
           <w:sz w:val="18"/>
         </w:rPr>
         <w:t>Synthetic classroom observations · Follow your teacher's safety instructions.</w:t>
@@ -504,7 +529,7 @@
     <w:sectPr>
       <w:footerReference w:type="default" r:id="rId9"/>
       <w:headerReference w:type="default" r:id="rId10"/>
-      <w:pgSz w:w="11952" w:h="16848"/>
+      <w:pgSz w:w="16848" w:h="11952"/>
       <w:pgMar w:top="691" w:right="792" w:bottom="691" w:left="792" w:header="720" w:footer="720" w:gutter="0"/>
       <w:cols w:space="720"/>
       <w:docGrid w:linePitch="360"/>
@@ -526,7 +551,7 @@
     </w:pPr>
     <w:r>
       <w:rPr>
-        <w:rFonts w:ascii="Georgia" w:hAnsi="Georgia"/>
+        <w:rFonts w:ascii="Consolas" w:hAnsi="Consolas"/>
         <w:b w:val="0"/>
         <w:color w:val="17212B"/>
         <w:sz w:val="16"/>
@@ -545,8 +570,8 @@
     </w:pPr>
     <w:r>
       <w:pict>
-        <v:rect id="DazzlerPageSurface" style="position:absolute;margin-left:0;margin-top:0;width:597.6pt;height:842.4pt;z-index:-251654144;mso-position-horizontal-relative:page;mso-position-vertical-relative:page" fillcolor="#FFF5E4" stroked="f">
-          <v:fill color="#FFF5E4"/>
+        <v:rect id="DazzlerPageSurface" style="position:absolute;margin-left:0;margin-top:0;width:842.4pt;height:597.6pt;z-index:-251654144;mso-position-horizontal-relative:page;mso-position-vertical-relative:page" fillcolor="#FFFFFF" stroked="f">
+          <v:fill color="#FFFFFF"/>
         </v:rect>
       </w:pict>
     </w:r>
@@ -917,13 +942,10 @@
     <w:name w:val="Normal"/>
     <w:qFormat/>
     <w:rsid w:val="00FC693F"/>
-    <w:pPr>
-      <w:spacing w:after="120"/>
-    </w:pPr>
     <w:rPr>
-      <w:rFonts w:ascii="Georgia" w:hAnsi="Georgia"/>
+      <w:rFonts w:ascii="Consolas" w:hAnsi="Consolas"/>
       <w:color w:val="17212B"/>
-      <w:sz w:val="21"/>
+      <w:sz w:val="20"/>
     </w:rPr>
   </w:style>
   <w:style w:type="paragraph" w:styleId="Header">
@@ -981,15 +1003,15 @@
     <w:pPr>
       <w:keepNext/>
       <w:keepLines/>
-      <w:spacing w:before="480" w:after="120"/>
+      <w:spacing w:before="480" w:after="0"/>
       <w:outlineLvl w:val="0"/>
     </w:pPr>
     <w:rPr>
-      <w:rFonts w:asciiTheme="majorHAnsi" w:eastAsiaTheme="majorEastAsia" w:hAnsiTheme="majorHAnsi" w:cstheme="majorBidi" w:ascii="Georgia" w:hAnsi="Georgia"/>
+      <w:rFonts w:asciiTheme="majorHAnsi" w:eastAsiaTheme="majorEastAsia" w:hAnsiTheme="majorHAnsi" w:cstheme="majorBidi" w:ascii="Consolas" w:hAnsi="Consolas"/>
       <w:b/>
       <w:bCs/>
       <w:color w:val="17212B"/>
-      <w:sz w:val="21"/>
+      <w:sz w:val="20"/>
       <w:szCs w:val="28"/>
     </w:rPr>
   </w:style>
@@ -1005,15 +1027,15 @@
     <w:pPr>
       <w:keepNext/>
       <w:keepLines/>
-      <w:spacing w:before="200" w:after="120"/>
+      <w:spacing w:before="200" w:after="0"/>
       <w:outlineLvl w:val="1"/>
     </w:pPr>
     <w:rPr>
-      <w:rFonts w:asciiTheme="majorHAnsi" w:eastAsiaTheme="majorEastAsia" w:hAnsiTheme="majorHAnsi" w:cstheme="majorBidi" w:ascii="Georgia" w:hAnsi="Georgia"/>
+      <w:rFonts w:asciiTheme="majorHAnsi" w:eastAsiaTheme="majorEastAsia" w:hAnsiTheme="majorHAnsi" w:cstheme="majorBidi"/>
       <w:b/>
       <w:bCs/>
-      <w:color w:val="17212B"/>
-      <w:sz w:val="21"/>
+      <w:color w:val="4F81BD" w:themeColor="accent1"/>
+      <w:sz w:val="26"/>
       <w:szCs w:val="26"/>
     </w:rPr>
   </w:style>
@@ -1267,15 +1289,15 @@
     <w:qFormat/>
     <w:rsid w:val="00FC693F"/>
     <w:pPr>
-      <w:spacing w:after="120" w:line="240" w:lineRule="auto"/>
+      <w:spacing w:after="300" w:line="240" w:lineRule="auto"/>
       <w:contextualSpacing/>
     </w:pPr>
     <w:rPr>
-      <w:rFonts w:asciiTheme="majorHAnsi" w:eastAsiaTheme="majorEastAsia" w:hAnsiTheme="majorHAnsi" w:cstheme="majorBidi" w:ascii="Georgia" w:hAnsi="Georgia"/>
+      <w:rFonts w:asciiTheme="majorHAnsi" w:eastAsiaTheme="majorEastAsia" w:hAnsiTheme="majorHAnsi" w:cstheme="majorBidi" w:ascii="Consolas" w:hAnsi="Consolas"/>
       <w:color w:val="17212B"/>
       <w:spacing w:val="5"/>
       <w:kern w:val="28"/>
-      <w:sz w:val="21"/>
+      <w:sz w:val="20"/>
       <w:szCs w:val="52"/>
     </w:rPr>
   </w:style>
